--- a/Chapter_ML_AI_Smart_Antenna_RIS_Optimization.docx
+++ b/Chapter_ML_AI_Smart_Antenna_RIS_Optimization.docx
@@ -4,14 +4,14 @@
   <w:body>
     <w:p>
       <w:pPr>
-        <w:spacing w:after="480"/>
+        <w:spacing w:after="120"/>
         <w:jc w:val="center"/>
       </w:pPr>
       <w:r>
         <w:rPr>
           <w:b/>
           <w:color w:val="003366"/>
-          <w:sz w:val="32"/>
+          <w:sz w:val="36"/>
         </w:rPr>
         <w:t>Machine Learning and AI for Smart Antenna</w:t>
         <w:br/>
@@ -20,19 +20,32 @@
     </w:p>
     <w:p>
       <w:pPr>
+        <w:spacing w:after="360"/>
+        <w:jc w:val="center"/>
+      </w:pPr>
+      <w:r>
+        <w:rPr>
+          <w:color w:val="969696"/>
+        </w:rPr>
+        <w:t>────────────────────────────────────────────────────────────</w:t>
+      </w:r>
+    </w:p>
+    <w:p>
+      <w:pPr>
+        <w:spacing w:after="160"/>
         <w:jc w:val="center"/>
       </w:pPr>
       <w:r>
         <w:rPr>
           <w:b/>
-          <w:sz w:val="24"/>
+          <w:sz w:val="26"/>
         </w:rPr>
         <w:t>Abstract</w:t>
       </w:r>
     </w:p>
     <w:p>
       <w:pPr>
-        <w:spacing w:after="120" w:line="276" w:lineRule="auto"/>
+        <w:spacing w:after="160" w:line="360" w:lineRule="auto"/>
       </w:pPr>
       <w:r>
         <w:rPr>
@@ -43,7 +56,7 @@
     </w:p>
     <w:p>
       <w:pPr>
-        <w:spacing w:after="360"/>
+        <w:spacing w:after="400"/>
       </w:pPr>
       <w:r>
         <w:rPr>
@@ -70,6 +83,9 @@
         <w:pStyle w:val="Heading1"/>
       </w:pPr>
       <w:r>
+        <w:rPr>
+          <w:color w:val="003366"/>
+        </w:rPr>
         <w:t>Section 1: Fundamentals of AI-Enabled Smart Antennas and Reconfigurable Intelligent Surfaces</w:t>
       </w:r>
     </w:p>
@@ -83,97 +99,87 @@
     </w:p>
     <w:p>
       <w:pPr>
-        <w:spacing w:after="120" w:line="276" w:lineRule="auto"/>
+        <w:spacing w:after="160" w:line="360" w:lineRule="auto"/>
         <w:ind w:firstLine="720"/>
       </w:pPr>
       <w:r>
         <w:rPr>
           <w:sz w:val="22"/>
         </w:rPr>
-        <w:t xml:space="preserve">The evolution of wireless communication systems from first-generation analog networks to the emerging sixth-generation (6G) infrastructure has been characterized by exponential increases in data rates, connectivity density, and spectral efficiency requirements. Smart antenna systems, which incorporate signal processing capabilities to adaptively control radiation patterns, have emerged as fundamental enabling technologies for meeting these demands </w:t>
-      </w:r>
+        <w:t>The evolution of wireless communication systems from first-generation analog networks to the emerging sixth-generation (6G) infrastructure has been characterized by exponential increases in data rates, connectivity density, and spectral efficiency requirements. Smart antenna systems, which incorporate signal processing capabilities to adaptively control radiation patterns, have emerged as fundamental enabling technologies for meeting these demands. Unlike conventional antenna systems with fixed radiation characteristics, smart antennas employ adaptive algorithms to dynamically adjust beam directions, null placements, and spatial multiplexing configurations based on real-time channel conditions and user requirements.</w:t>
+      </w:r>
+    </w:p>
+    <w:p>
+      <w:pPr>
+        <w:spacing w:after="160" w:line="360" w:lineRule="auto"/>
+        <w:ind w:firstLine="720"/>
+      </w:pPr>
       <w:r>
         <w:rPr>
           <w:sz w:val="22"/>
         </w:rPr>
-        <w:t>(Björnson et al., 2019)</w:t>
-      </w:r>
+        <w:t>Smart antenna architectures can be broadly classified into switched-beam systems and adaptive array systems. Switched-beam systems select from a predetermined set of radiation patterns based on signal strength measurements, while adaptive arrays continuously adjust element weights to optimize performance metrics such as signal-to-interference-plus-noise ratio (SINR) and capacity. The transition to massive multiple-input multiple-output (MIMO) systems, incorporating hundreds or thousands of antenna elements, has dramatically increased the degrees of freedom available for spatial signal processing, enabling simultaneous service to numerous users through spatial multiplexing and beamforming techniques.</w:t>
+      </w:r>
+    </w:p>
+    <w:p>
+      <w:pPr>
+        <w:spacing w:after="160" w:line="360" w:lineRule="auto"/>
+        <w:ind w:firstLine="720"/>
+      </w:pPr>
       <w:r>
         <w:rPr>
           <w:sz w:val="22"/>
         </w:rPr>
-        <w:t>. Unlike conventional antenna systems with fixed radiation characteristics, smart antennas employ adaptive algorithms to dynamically adjust beam directions, null placements, and spatial multiplexing configurations based on real-time channel conditions and user requirements.</w:t>
+        <w:t>Reconfigurable intelligent surfaces represent a revolutionary paradigm in wireless communications, offering the ability to intelligently control the propagation environment rather than merely adapting to it. A RIS consists of a planar surface comprising numerous passive reflecting elements, each capable of independently adjusting the phase shift applied to incident electromagnetic waves. By coordinating the phase shifts across all elements, a RIS can constructively combine reflected signals at desired locations, effectively creating programmable wireless channels. This capability transforms the wireless propagation environment from an uncontrollable factor into an optimizable design parameter, as illustrated in Figure 1.</w:t>
       </w:r>
     </w:p>
     <w:p>
       <w:pPr>
-        <w:spacing w:after="120" w:line="276" w:lineRule="auto"/>
-        <w:ind w:firstLine="720"/>
-      </w:pPr>
-      <w:r>
-        <w:rPr>
-          <w:sz w:val="22"/>
-        </w:rPr>
-        <w:t xml:space="preserve">Smart antenna architectures can be broadly classified into switched-beam systems and adaptive array systems. Switched-beam systems select from a predetermined set of radiation patterns based on signal strength measurements, while adaptive arrays continuously adjust element weights to optimize performance metrics such as signal-to-interference-plus-noise ratio (SINR) and capacity </w:t>
-      </w:r>
-      <w:r>
-        <w:rPr>
-          <w:sz w:val="22"/>
-        </w:rPr>
-        <w:t>(Rappaport et al., 2019)</w:t>
-      </w:r>
-      <w:r>
-        <w:rPr>
-          <w:sz w:val="22"/>
-        </w:rPr>
-        <w:t>. The transition to massive multiple-input multiple-output (MIMO) systems, incorporating hundreds or thousands of antenna elements, has dramatically increased the degrees of freedom available for spatial signal processing, enabling simultaneous service to numerous users through spatial multiplexing and beamforming techniques.</w:t>
-      </w:r>
+        <w:spacing w:before="240"/>
+      </w:pPr>
     </w:p>
     <w:p>
       <w:pPr>
-        <w:spacing w:after="120" w:line="276" w:lineRule="auto"/>
-        <w:ind w:firstLine="720"/>
-      </w:pPr>
-      <w:r>
-        <w:rPr>
-          <w:sz w:val="22"/>
-        </w:rPr>
-        <w:t xml:space="preserve">Reconfigurable intelligent surfaces represent a revolutionary paradigm in wireless communications, offering the ability to intelligently control the propagation environment rather than merely adapting to it </w:t>
-      </w:r>
-      <w:r>
-        <w:rPr>
-          <w:sz w:val="22"/>
-        </w:rPr>
-        <w:t>(Wu &amp; Zhang, 2020)</w:t>
-      </w:r>
-      <w:r>
-        <w:rPr>
-          <w:sz w:val="22"/>
-        </w:rPr>
-        <w:t>. A RIS consists of a planar surface comprising numerous passive reflecting elements, each capable of independently adjusting the phase shift applied to incident electromagnetic waves. By coordinating the phase shifts across all elements, a RIS can constructively combine reflected signals at desired locations, effectively creating programmable wireless channels. This capability transforms the wireless propagation environment from an uncontrollable factor into an optimizable design parameter, as illustrated in Figure 1.</w:t>
+        <w:jc w:val="center"/>
+      </w:pPr>
+      <w:r>
+        <w:drawing>
+          <wp:inline xmlns:a="http://schemas.openxmlformats.org/drawingml/2006/main" xmlns:pic="http://schemas.openxmlformats.org/drawingml/2006/picture">
+            <wp:extent cx="5029200" cy="2880099"/>
+            <wp:docPr id="1" name="Picture 1"/>
+            <wp:cNvGraphicFramePr>
+              <a:graphicFrameLocks noChangeAspect="1"/>
+            </wp:cNvGraphicFramePr>
+            <a:graphic>
+              <a:graphicData uri="http://schemas.openxmlformats.org/drawingml/2006/picture">
+                <pic:pic>
+                  <pic:nvPicPr>
+                    <pic:cNvPr id="0" name="Figure_1_RIS_Architecture.png"/>
+                    <pic:cNvPicPr/>
+                  </pic:nvPicPr>
+                  <pic:blipFill>
+                    <a:blip r:embed="rId9"/>
+                    <a:stretch>
+                      <a:fillRect/>
+                    </a:stretch>
+                  </pic:blipFill>
+                  <pic:spPr>
+                    <a:xfrm>
+                      <a:off x="0" y="0"/>
+                      <a:ext cx="5029200" cy="2880099"/>
+                    </a:xfrm>
+                    <a:prstGeom prst="rect"/>
+                  </pic:spPr>
+                </pic:pic>
+              </a:graphicData>
+            </a:graphic>
+          </wp:inline>
+        </w:drawing>
       </w:r>
     </w:p>
     <w:p>
       <w:pPr>
-        <w:spacing w:before="240"/>
-      </w:pPr>
-    </w:p>
-    <w:p>
-      <w:pPr>
-        <w:jc w:val="center"/>
-      </w:pPr>
-      <w:r>
-        <w:rPr>
-          <w:i/>
-          <w:color w:val="808080"/>
-          <w:sz w:val="20"/>
-        </w:rPr>
-        <w:t>[Figure 1 Placeholder]</w:t>
-      </w:r>
-    </w:p>
-    <w:p>
-      <w:pPr>
-        <w:spacing w:after="240"/>
+        <w:spacing w:after="240" w:before="120"/>
         <w:jc w:val="center"/>
       </w:pPr>
       <w:r>
@@ -187,68 +193,44 @@
         <w:rPr>
           <w:sz w:val="20"/>
         </w:rPr>
-        <w:t>Architecture of a RIS-assisted smart antenna communication system showing the base station with adaptive antenna array, RIS panel with configurable reflecting elements, and multiple user equipment in a multi-path propagation environment. The figure depicts the direct path, reflected paths through RIS, and the phase-shift control mechanism.</w:t>
+        <w:t>Architecture of a RIS-assisted smart antenna communication system showing the base station with adaptive antenna array, RIS panel with configurable reflecting elements, and multiple user equipment in a multi-path propagation environment.</w:t>
       </w:r>
     </w:p>
     <w:p>
       <w:pPr>
-        <w:spacing w:after="120" w:line="276" w:lineRule="auto"/>
+        <w:spacing w:after="160" w:line="360" w:lineRule="auto"/>
         <w:ind w:firstLine="720"/>
       </w:pPr>
       <w:r>
         <w:rPr>
           <w:sz w:val="22"/>
         </w:rPr>
-        <w:t xml:space="preserve">The integration of RIS with smart antenna systems creates synergistic benefits for next-generation networks. While smart antennas optimize the transmitted signal characteristics, RIS elements shape the propagation channel itself, providing complementary control over the end-to-end communication link </w:t>
-      </w:r>
+        <w:t>The integration of RIS with smart antenna systems creates synergistic benefits for next-generation networks. While smart antennas optimize the transmitted signal characteristics, RIS elements shape the propagation channel itself, providing complementary control over the end-to-end communication link. This combined approach is particularly valuable for terahertz (THz) communication systems envisioned for 6G, where severe path loss and atmospheric absorption limit coverage. RIS deployments can establish virtual line-of-sight paths, extend coverage to obstructed areas, and enhance signal strength at user locations that would otherwise experience inadequate service quality.</w:t>
+      </w:r>
+    </w:p>
+    <w:p>
+      <w:pPr>
+        <w:spacing w:after="160" w:line="360" w:lineRule="auto"/>
+        <w:ind w:firstLine="720"/>
+      </w:pPr>
       <w:r>
         <w:rPr>
           <w:sz w:val="22"/>
         </w:rPr>
-        <w:t>(Di Renzo et al., 2020)</w:t>
-      </w:r>
-      <w:r>
-        <w:rPr>
-          <w:sz w:val="22"/>
-        </w:rPr>
-        <w:t>. This combined approach is particularly valuable for terahertz (THz) communication systems envisioned for 6G, where severe path loss and atmospheric absorption limit coverage. RIS deployments can establish virtual line-of-sight paths, extend coverage to obstructed areas, and enhance signal strength at user locations that would otherwise experience inadequate service quality.</w:t>
+        <w:t>The configuration space for joint antenna-RIS systems is extraordinarily large. A RIS with N elements, each supporting B-bit phase resolution, presents 2^(NB) possible configurations, rendering exhaustive search computationally infeasible for practical deployments with hundreds or thousands of elements. This computational challenge, combined with the dynamic nature of wireless channels and user mobility, motivates the application of machine learning and artificial intelligence techniques for efficient optimization. As shown in Figure 1, the complexity of managing multiple signal paths simultaneously through both antenna beamforming and RIS phase configuration demands intelligent algorithms capable of real-time decision-making in high-dimensional spaces.</w:t>
       </w:r>
     </w:p>
     <w:p>
       <w:pPr>
-        <w:spacing w:after="120" w:line="276" w:lineRule="auto"/>
-        <w:ind w:firstLine="720"/>
-      </w:pPr>
-      <w:r>
-        <w:rPr>
-          <w:sz w:val="22"/>
-        </w:rPr>
-        <w:t xml:space="preserve">The configuration space for joint antenna-RIS systems is extraordinarily large. A RIS with N elements, each supporting B-bit phase resolution, presents 2^(NB) possible configurations, rendering exhaustive search computationally infeasible for practical deployments with hundreds or thousands of elements </w:t>
-      </w:r>
-      <w:r>
-        <w:rPr>
-          <w:sz w:val="22"/>
-        </w:rPr>
-        <w:t>(Huang et al., 2019)</w:t>
-      </w:r>
-      <w:r>
-        <w:rPr>
-          <w:sz w:val="22"/>
-        </w:rPr>
-        <w:t>. This computational challenge, combined with the dynamic nature of wireless channels and user mobility, motivates the application of machine learning and artificial intelligence techniques for efficient optimization. As shown in Figure 1, the complexity of managing multiple signal paths simultaneously through both antenna beamforming and RIS phase configuration demands intelligent algorithms capable of real-time decision-making in high-dimensional spaces.</w:t>
+        <w:pStyle w:val="Heading2"/>
+      </w:pPr>
+      <w:r>
+        <w:t>1.2 Machine Learning and Artificial Intelligence Fundamentals for Wireless Optimization</w:t>
       </w:r>
     </w:p>
     <w:p>
       <w:pPr>
-        <w:pStyle w:val="Heading2"/>
-      </w:pPr>
-      <w:r>
-        <w:t>1.2 Machine Learning and Artificial Intelligence Fundamentals for Wireless Optimization</w:t>
-      </w:r>
-    </w:p>
-    <w:p>
-      <w:pPr>
-        <w:spacing w:after="120" w:line="276" w:lineRule="auto"/>
+        <w:spacing w:after="160" w:line="360" w:lineRule="auto"/>
         <w:ind w:firstLine="720"/>
       </w:pPr>
       <w:r>
@@ -259,9 +241,10 @@
       </w:r>
       <w:r>
         <w:rPr>
+          <w:color w:val="00008B"/>
           <w:sz w:val="22"/>
         </w:rPr>
-        <w:t>(Goodfellow et al., 2016)</w:t>
+        <w:t>[1]</w:t>
       </w:r>
       <w:r>
         <w:rPr>
@@ -272,7 +255,7 @@
     </w:p>
     <w:p>
       <w:pPr>
-        <w:spacing w:after="120" w:line="276" w:lineRule="auto"/>
+        <w:spacing w:after="160" w:line="360" w:lineRule="auto"/>
         <w:ind w:firstLine="720"/>
       </w:pPr>
       <w:r>
@@ -283,9 +266,10 @@
       </w:r>
       <w:r>
         <w:rPr>
+          <w:color w:val="00008B"/>
           <w:sz w:val="22"/>
         </w:rPr>
-        <w:t>(Chen et al., 2020)</w:t>
+        <w:t>[2]</w:t>
       </w:r>
       <w:r>
         <w:rPr>
@@ -296,19 +280,32 @@
     </w:p>
     <w:p>
       <w:pPr>
-        <w:spacing w:after="120" w:line="276" w:lineRule="auto"/>
+        <w:spacing w:after="160" w:line="360" w:lineRule="auto"/>
         <w:ind w:firstLine="720"/>
       </w:pPr>
       <w:r>
         <w:rPr>
           <w:sz w:val="22"/>
         </w:rPr>
-        <w:t>Unsupervised learning techniques discover hidden structures and patterns in unlabeled data. Clustering algorithms identify natural groupings in antenna design spaces or wireless channel characteristics, while dimensionality reduction methods extract compact representations of high-dimensional electromagnetic data. These capabilities are particularly valuable for analyzing large datasets generated by antenna measurement campaigns or channel sounding experiments, revealing underlying patterns that inform optimization strategies.</w:t>
+        <w:t xml:space="preserve">Unsupervised learning techniques discover hidden structures and patterns in unlabeled data. Clustering algorithms identify natural groupings in antenna design spaces or wireless channel characteristics, while dimensionality reduction methods extract compact representations of high-dimensional electromagnetic data </w:t>
+      </w:r>
+      <w:r>
+        <w:rPr>
+          <w:color w:val="00008B"/>
+          <w:sz w:val="22"/>
+        </w:rPr>
+        <w:t>[3]</w:t>
+      </w:r>
+      <w:r>
+        <w:rPr>
+          <w:sz w:val="22"/>
+        </w:rPr>
+        <w:t>. These capabilities are particularly valuable for analyzing large datasets generated by antenna measurement campaigns or channel sounding experiments, revealing underlying patterns that inform optimization strategies.</w:t>
       </w:r>
     </w:p>
     <w:p>
       <w:pPr>
-        <w:spacing w:after="120" w:line="276" w:lineRule="auto"/>
+        <w:spacing w:after="160" w:line="360" w:lineRule="auto"/>
         <w:ind w:firstLine="720"/>
       </w:pPr>
       <w:r>
@@ -319,9 +316,10 @@
       </w:r>
       <w:r>
         <w:rPr>
+          <w:color w:val="00008B"/>
           <w:sz w:val="22"/>
         </w:rPr>
-        <w:t>(Sutton &amp; Barto, 2018)</w:t>
+        <w:t>[4]</w:t>
       </w:r>
       <w:r>
         <w:rPr>
@@ -332,29 +330,39 @@
     </w:p>
     <w:p>
       <w:pPr>
-        <w:spacing w:after="120" w:line="276" w:lineRule="auto"/>
+        <w:spacing w:after="160" w:line="360" w:lineRule="auto"/>
         <w:ind w:firstLine="720"/>
       </w:pPr>
       <w:r>
         <w:rPr>
           <w:sz w:val="22"/>
         </w:rPr>
-        <w:t>Deep learning, employing neural networks with multiple layers of abstraction, has achieved unprecedented performance in pattern recognition, function approximation, and sequential decision-making tasks. Convolutional neural networks (CNNs) process spatial data structures relevant to antenna arrays and RIS configurations, recurrent neural networks (RNNs) capture temporal dependencies in wireless channels, and generative adversarial networks (GANs) synthesize realistic channel data for training and evaluation purposes. Table 1 summarizes the primary ML categories and their applications in antenna and RIS optimization.</w:t>
+        <w:t xml:space="preserve">Deep learning, employing neural networks with multiple layers of abstraction, has achieved unprecedented performance in pattern recognition, function approximation, and sequential decision-making tasks </w:t>
+      </w:r>
+      <w:r>
+        <w:rPr>
+          <w:color w:val="00008B"/>
+          <w:sz w:val="22"/>
+        </w:rPr>
+        <w:t>[5]</w:t>
+      </w:r>
+      <w:r>
+        <w:rPr>
+          <w:sz w:val="22"/>
+        </w:rPr>
+        <w:t>. Convolutional neural networks (CNNs) process spatial data structures relevant to antenna arrays and RIS configurations, recurrent neural networks (RNNs) capture temporal dependencies in wireless channels, and generative adversarial networks (GANs) synthesize realistic channel data for training and evaluation purposes. Table 1 summarizes the primary ML categories and their applications in antenna and RIS optimization.</w:t>
       </w:r>
     </w:p>
     <w:p>
       <w:pPr>
-        <w:spacing w:before="240" w:after="120"/>
+        <w:spacing w:before="280" w:after="160"/>
       </w:pPr>
       <w:r>
         <w:rPr>
           <w:b/>
           <w:sz w:val="20"/>
         </w:rPr>
-        <w:t>Table 1</w:t>
-      </w:r>
-      <w:r>
-        <w:br/>
+        <w:t xml:space="preserve">Table 1. </w:t>
       </w:r>
       <w:r>
         <w:rPr>
@@ -381,7 +389,7 @@
         <w:tc>
           <w:tcPr>
             <w:tcW w:type="dxa" w:w="2340"/>
-            <w:shd w:fill="2E4057"/>
+            <w:shd w:fill="1B3A5C"/>
           </w:tcPr>
           <w:p>
             <w:pPr>
@@ -392,7 +400,7 @@
               <w:rPr>
                 <w:b/>
                 <w:color w:val="FFFFFF"/>
-                <w:sz w:val="18"/>
+                <w:sz w:val="17"/>
               </w:rPr>
               <w:t>ML Category</w:t>
             </w:r>
@@ -401,7 +409,7 @@
         <w:tc>
           <w:tcPr>
             <w:tcW w:type="dxa" w:w="2340"/>
-            <w:shd w:fill="2E4057"/>
+            <w:shd w:fill="1B3A5C"/>
           </w:tcPr>
           <w:p>
             <w:pPr>
@@ -412,7 +420,7 @@
               <w:rPr>
                 <w:b/>
                 <w:color w:val="FFFFFF"/>
-                <w:sz w:val="18"/>
+                <w:sz w:val="17"/>
               </w:rPr>
               <w:t>Key Algorithms</w:t>
             </w:r>
@@ -421,7 +429,7 @@
         <w:tc>
           <w:tcPr>
             <w:tcW w:type="dxa" w:w="2340"/>
-            <w:shd w:fill="2E4057"/>
+            <w:shd w:fill="1B3A5C"/>
           </w:tcPr>
           <w:p>
             <w:pPr>
@@ -432,7 +440,7 @@
               <w:rPr>
                 <w:b/>
                 <w:color w:val="FFFFFF"/>
-                <w:sz w:val="18"/>
+                <w:sz w:val="17"/>
               </w:rPr>
               <w:t>Antenna Applications</w:t>
             </w:r>
@@ -441,7 +449,7 @@
         <w:tc>
           <w:tcPr>
             <w:tcW w:type="dxa" w:w="2340"/>
-            <w:shd w:fill="2E4057"/>
+            <w:shd w:fill="1B3A5C"/>
           </w:tcPr>
           <w:p>
             <w:pPr>
@@ -452,7 +460,7 @@
               <w:rPr>
                 <w:b/>
                 <w:color w:val="FFFFFF"/>
-                <w:sz w:val="18"/>
+                <w:sz w:val="17"/>
               </w:rPr>
               <w:t>RIS Applications</w:t>
             </w:r>
@@ -463,7 +471,7 @@
         <w:tc>
           <w:tcPr>
             <w:tcW w:type="dxa" w:w="2340"/>
-            <w:shd w:fill="F0F4F8"/>
+            <w:shd w:fill="EDF2F7"/>
           </w:tcPr>
           <w:p>
             <w:pPr>
@@ -472,18 +480,16 @@
             <w:r/>
             <w:r>
               <w:rPr>
-                <w:sz w:val="18"/>
+                <w:sz w:val="17"/>
               </w:rPr>
-              <w:t>Supervised</w:t>
-              <w:br/>
-              <w:t>Learning</w:t>
+              <w:t>Supervised Learning</w:t>
             </w:r>
           </w:p>
         </w:tc>
         <w:tc>
           <w:tcPr>
             <w:tcW w:type="dxa" w:w="2340"/>
-            <w:shd w:fill="F0F4F8"/>
+            <w:shd w:fill="EDF2F7"/>
           </w:tcPr>
           <w:p>
             <w:pPr>
@@ -492,7 +498,7 @@
             <w:r/>
             <w:r>
               <w:rPr>
-                <w:sz w:val="18"/>
+                <w:sz w:val="17"/>
               </w:rPr>
               <w:t>Neural Networks, SVM,</w:t>
               <w:br/>
@@ -503,7 +509,7 @@
         <w:tc>
           <w:tcPr>
             <w:tcW w:type="dxa" w:w="2340"/>
-            <w:shd w:fill="F0F4F8"/>
+            <w:shd w:fill="EDF2F7"/>
           </w:tcPr>
           <w:p>
             <w:pPr>
@@ -512,18 +518,20 @@
             <w:r/>
             <w:r>
               <w:rPr>
-                <w:sz w:val="18"/>
+                <w:sz w:val="17"/>
               </w:rPr>
               <w:t>Parameter prediction,</w:t>
               <w:br/>
-              <w:t>radiation pattern modeling</w:t>
+              <w:t>radiation pattern modeling,</w:t>
+              <w:br/>
+              <w:t>impedance matching</w:t>
             </w:r>
           </w:p>
         </w:tc>
         <w:tc>
           <w:tcPr>
             <w:tcW w:type="dxa" w:w="2340"/>
-            <w:shd w:fill="F0F4F8"/>
+            <w:shd w:fill="EDF2F7"/>
           </w:tcPr>
           <w:p>
             <w:pPr>
@@ -532,11 +540,13 @@
             <w:r/>
             <w:r>
               <w:rPr>
-                <w:sz w:val="18"/>
+                <w:sz w:val="17"/>
               </w:rPr>
               <w:t>Phase shift prediction,</w:t>
               <w:br/>
-              <w:t>channel estimation</w:t>
+              <w:t>channel estimation,</w:t>
+              <w:br/>
+              <w:t>beam direction classification</w:t>
             </w:r>
           </w:p>
         </w:tc>
@@ -553,11 +563,9 @@
             <w:r/>
             <w:r>
               <w:rPr>
-                <w:sz w:val="18"/>
+                <w:sz w:val="17"/>
               </w:rPr>
-              <w:t>Unsupervised</w:t>
-              <w:br/>
-              <w:t>Learning</w:t>
+              <w:t>Unsupervised Learning</w:t>
             </w:r>
           </w:p>
         </w:tc>
@@ -572,7 +580,7 @@
             <w:r/>
             <w:r>
               <w:rPr>
-                <w:sz w:val="18"/>
+                <w:sz w:val="17"/>
               </w:rPr>
               <w:t>K-means, PCA,</w:t>
               <w:br/>
@@ -591,11 +599,13 @@
             <w:r/>
             <w:r>
               <w:rPr>
-                <w:sz w:val="18"/>
+                <w:sz w:val="17"/>
               </w:rPr>
               <w:t>Design space exploration,</w:t>
               <w:br/>
-              <w:t>channel clustering</w:t>
+              <w:t>channel clustering,</w:t>
+              <w:br/>
+              <w:t>feature extraction</w:t>
             </w:r>
           </w:p>
         </w:tc>
@@ -610,11 +620,13 @@
             <w:r/>
             <w:r>
               <w:rPr>
-                <w:sz w:val="18"/>
+                <w:sz w:val="17"/>
               </w:rPr>
-              <w:t>Element grouping,</w:t>
+              <w:t>RIS element grouping,</w:t>
               <w:br/>
-              <w:t>environmental classification</w:t>
+              <w:t>environmental classification,</w:t>
+              <w:br/>
+              <w:t>anomaly detection</w:t>
             </w:r>
           </w:p>
         </w:tc>
@@ -623,7 +635,7 @@
         <w:tc>
           <w:tcPr>
             <w:tcW w:type="dxa" w:w="2340"/>
-            <w:shd w:fill="F0F4F8"/>
+            <w:shd w:fill="EDF2F7"/>
           </w:tcPr>
           <w:p>
             <w:pPr>
@@ -632,18 +644,16 @@
             <w:r/>
             <w:r>
               <w:rPr>
-                <w:sz w:val="18"/>
+                <w:sz w:val="17"/>
               </w:rPr>
-              <w:t>Reinforcement</w:t>
-              <w:br/>
-              <w:t>Learning</w:t>
+              <w:t>Reinforcement Learning</w:t>
             </w:r>
           </w:p>
         </w:tc>
         <w:tc>
           <w:tcPr>
             <w:tcW w:type="dxa" w:w="2340"/>
-            <w:shd w:fill="F0F4F8"/>
+            <w:shd w:fill="EDF2F7"/>
           </w:tcPr>
           <w:p>
             <w:pPr>
@@ -652,7 +662,7 @@
             <w:r/>
             <w:r>
               <w:rPr>
-                <w:sz w:val="18"/>
+                <w:sz w:val="17"/>
               </w:rPr>
               <w:t>Q-learning, DQN,</w:t>
               <w:br/>
@@ -663,7 +673,7 @@
         <w:tc>
           <w:tcPr>
             <w:tcW w:type="dxa" w:w="2340"/>
-            <w:shd w:fill="F0F4F8"/>
+            <w:shd w:fill="EDF2F7"/>
           </w:tcPr>
           <w:p>
             <w:pPr>
@@ -672,18 +682,20 @@
             <w:r/>
             <w:r>
               <w:rPr>
-                <w:sz w:val="18"/>
+                <w:sz w:val="17"/>
               </w:rPr>
               <w:t>Adaptive beamforming,</w:t>
               <w:br/>
-              <w:t>beam tracking, power control</w:t>
+              <w:t>beam tracking,</w:t>
+              <w:br/>
+              <w:t>power control</w:t>
             </w:r>
           </w:p>
         </w:tc>
         <w:tc>
           <w:tcPr>
             <w:tcW w:type="dxa" w:w="2340"/>
-            <w:shd w:fill="F0F4F8"/>
+            <w:shd w:fill="EDF2F7"/>
           </w:tcPr>
           <w:p>
             <w:pPr>
@@ -692,11 +704,13 @@
             <w:r/>
             <w:r>
               <w:rPr>
-                <w:sz w:val="18"/>
+                <w:sz w:val="17"/>
               </w:rPr>
-              <w:t>Dynamic phase config,</w:t>
+              <w:t>Dynamic phase configuration,</w:t>
               <w:br/>
-              <w:t>user association</w:t>
+              <w:t>user association,</w:t>
+              <w:br/>
+              <w:t>resource allocation</w:t>
             </w:r>
           </w:p>
         </w:tc>
@@ -713,7 +727,7 @@
             <w:r/>
             <w:r>
               <w:rPr>
-                <w:sz w:val="18"/>
+                <w:sz w:val="17"/>
               </w:rPr>
               <w:t>Deep Learning</w:t>
             </w:r>
@@ -730,7 +744,7 @@
             <w:r/>
             <w:r>
               <w:rPr>
-                <w:sz w:val="18"/>
+                <w:sz w:val="17"/>
               </w:rPr>
               <w:t>CNN, RNN, GAN,</w:t>
               <w:br/>
@@ -749,11 +763,13 @@
             <w:r/>
             <w:r>
               <w:rPr>
-                <w:sz w:val="18"/>
+                <w:sz w:val="17"/>
               </w:rPr>
-              <w:t>Near-field prediction,</w:t>
+              <w:t>Near-field pattern prediction,</w:t>
               <w:br/>
-              <w:t>array synthesis</w:t>
+              <w:t>array synthesis,</w:t>
+              <w:br/>
+              <w:t>mutual coupling compensation</w:t>
             </w:r>
           </w:p>
         </w:tc>
@@ -768,11 +784,13 @@
             <w:r/>
             <w:r>
               <w:rPr>
-                <w:sz w:val="18"/>
+                <w:sz w:val="17"/>
               </w:rPr>
-              <w:t>Large-scale RIS opt.,</w:t>
+              <w:t>Large-scale RIS optimization,</w:t>
               <w:br/>
-              <w:t>channel prediction</w:t>
+              <w:t>channel prediction,</w:t>
+              <w:br/>
+              <w:t>generative channel modeling</w:t>
             </w:r>
           </w:p>
         </w:tc>
@@ -780,19 +798,32 @@
     </w:tbl>
     <w:p>
       <w:pPr>
-        <w:spacing w:after="120"/>
+        <w:spacing w:after="160"/>
       </w:pPr>
     </w:p>
     <w:p>
       <w:pPr>
-        <w:spacing w:after="120" w:line="276" w:lineRule="auto"/>
+        <w:spacing w:after="160" w:line="360" w:lineRule="auto"/>
         <w:ind w:firstLine="720"/>
       </w:pPr>
       <w:r>
         <w:rPr>
           <w:sz w:val="22"/>
         </w:rPr>
-        <w:t>The application of ML to wireless optimization involves several key considerations. Training data acquisition requires either extensive measurements, electromagnetic simulations, or system-level simulations that accurately capture the phenomena of interest. The computational cost of training must be amortized over multiple inference operations to justify the initial investment. Additionally, the deployment environment must provide sufficient computational resources for real-time inference, and the ML models must generalize effectively to conditions not represented in the training data. As summarized in Table 1, different ML categories offer complementary capabilities that collectively address the diverse optimization challenges in smart antenna and RIS systems.</w:t>
+        <w:t xml:space="preserve">The application of ML to wireless optimization involves several key considerations. Training data acquisition requires either extensive measurements, electromagnetic simulations, or system-level simulations that accurately capture the phenomena of interest </w:t>
+      </w:r>
+      <w:r>
+        <w:rPr>
+          <w:color w:val="00008B"/>
+          <w:sz w:val="22"/>
+        </w:rPr>
+        <w:t>[6]</w:t>
+      </w:r>
+      <w:r>
+        <w:rPr>
+          <w:sz w:val="22"/>
+        </w:rPr>
+        <w:t>. The computational cost of training must be amortized over multiple inference operations to justify the initial investment. Additionally, the deployment environment must provide sufficient computational resources for real-time inference, and the ML models must generalize effectively to conditions not represented in the training data. As summarized in Table 1, different ML categories offer complementary capabilities that collectively address the diverse optimization challenges in smart antenna and RIS systems.</w:t>
       </w:r>
     </w:p>
     <w:p>
@@ -805,7 +836,7 @@
     </w:p>
     <w:p>
       <w:pPr>
-        <w:spacing w:after="120" w:line="276" w:lineRule="auto"/>
+        <w:spacing w:after="160" w:line="360" w:lineRule="auto"/>
         <w:ind w:firstLine="720"/>
       </w:pPr>
       <w:r>
@@ -816,9 +847,10 @@
       </w:r>
       <w:r>
         <w:rPr>
+          <w:color w:val="00008B"/>
           <w:sz w:val="22"/>
         </w:rPr>
-        <w:t>(Koziel &amp; Bandler, 2022)</w:t>
+        <w:t>[7]</w:t>
       </w:r>
       <w:r>
         <w:rPr>
@@ -829,7 +861,7 @@
     </w:p>
     <w:p>
       <w:pPr>
-        <w:spacing w:after="120" w:line="276" w:lineRule="auto"/>
+        <w:spacing w:after="160" w:line="360" w:lineRule="auto"/>
         <w:ind w:firstLine="720"/>
       </w:pPr>
       <w:r>
@@ -840,9 +872,10 @@
       </w:r>
       <w:r>
         <w:rPr>
+          <w:color w:val="00008B"/>
           <w:sz w:val="22"/>
         </w:rPr>
-        <w:t>(Sharma et al., 2022)</w:t>
+        <w:t>[8]</w:t>
       </w:r>
       <w:r>
         <w:rPr>
@@ -853,7 +886,7 @@
     </w:p>
     <w:p>
       <w:pPr>
-        <w:spacing w:after="120" w:line="276" w:lineRule="auto"/>
+        <w:spacing w:after="160" w:line="360" w:lineRule="auto"/>
         <w:ind w:firstLine="720"/>
       </w:pPr>
       <w:r>
@@ -864,9 +897,10 @@
       </w:r>
       <w:r>
         <w:rPr>
+          <w:color w:val="00008B"/>
           <w:sz w:val="22"/>
         </w:rPr>
-        <w:t>(Pan et al., 2021)</w:t>
+        <w:t>[9]</w:t>
       </w:r>
       <w:r>
         <w:rPr>
@@ -877,76 +911,131 @@
     </w:p>
     <w:p>
       <w:pPr>
-        <w:spacing w:after="120" w:line="276" w:lineRule="auto"/>
+        <w:spacing w:after="160" w:line="360" w:lineRule="auto"/>
         <w:ind w:firstLine="720"/>
       </w:pPr>
       <w:r>
         <w:rPr>
           <w:sz w:val="22"/>
         </w:rPr>
-        <w:t>Transfer learning represents a particularly valuable technique for antenna and RIS design, enabling knowledge gained from one design problem to accelerate solutions for related problems. A neural network trained to predict the performance of one antenna type can be fine-tuned for a related structure with significantly less additional training data. Similarly, RIS optimization policies learned for one deployment scenario can be adapted to new environments with minimal retraining, reducing the computational burden of site-specific optimization.</w:t>
-      </w:r>
-    </w:p>
-    <w:p>
-      <w:pPr>
-        <w:spacing w:after="120" w:line="276" w:lineRule="auto"/>
-        <w:ind w:firstLine="720"/>
-      </w:pPr>
+        <w:t xml:space="preserve">Transfer learning represents a particularly valuable technique for antenna and RIS design, enabling knowledge gained from one design problem to accelerate solutions for related problems </w:t>
+      </w:r>
+      <w:r>
+        <w:rPr>
+          <w:color w:val="00008B"/>
+          <w:sz w:val="22"/>
+        </w:rPr>
+        <w:t>[10]</w:t>
+      </w:r>
       <w:r>
         <w:rPr>
           <w:sz w:val="22"/>
         </w:rPr>
-        <w:t>Multi-objective optimization frameworks employ AI techniques to simultaneously optimize multiple conflicting performance metrics. Antenna designs must balance gain, bandwidth, efficiency, size, and manufacturing complexity, while RIS configurations must trade off spectral efficiency, energy consumption, fairness among users, and computational overhead. Multi-objective evolutionary algorithms guided by neural network surrogate models efficiently generate Pareto-optimal solution sets, providing designers with a comprehensive view of achievable performance trade-offs.</w:t>
+        <w:t>. A neural network trained to predict the performance of one antenna type can be fine-tuned for a related structure with significantly less additional training data. Similarly, RIS optimization policies learned for one deployment scenario can be adapted to new environments with minimal retraining, reducing the computational burden of site-specific optimization.</w:t>
       </w:r>
     </w:p>
     <w:p>
-      <w:r>
-        <w:br w:type="page"/>
-      </w:r>
-    </w:p>
-    <w:p>
-      <w:pPr>
-        <w:pStyle w:val="Heading1"/>
-      </w:pPr>
-      <w:r>
-        <w:t>Section 2: Machine Learning-Based Smart Antenna Optimization</w:t>
-      </w:r>
-    </w:p>
-    <w:p>
-      <w:pPr>
-        <w:pStyle w:val="Heading2"/>
-      </w:pPr>
-      <w:r>
-        <w:t>2.1 Data-Driven Antenna Modeling and Performance Prediction</w:t>
-      </w:r>
-    </w:p>
-    <w:p>
-      <w:pPr>
-        <w:spacing w:after="120" w:line="276" w:lineRule="auto"/>
+      <w:pPr>
+        <w:spacing w:after="160" w:line="360" w:lineRule="auto"/>
         <w:ind w:firstLine="720"/>
       </w:pPr>
       <w:r>
         <w:rPr>
           <w:sz w:val="22"/>
         </w:rPr>
-        <w:t>Data-driven modeling approaches leverage machine learning algorithms to construct accurate predictive models of antenna performance from training data generated through electromagnetic simulations or physical measurements. These surrogate models serve as computationally efficient alternatives to full-wave simulation tools, enabling rapid design exploration, real-time optimization, and sensitivity analysis that would be impractical with conventional methods.</w:t>
-      </w:r>
-    </w:p>
-    <w:p>
-      <w:pPr>
-        <w:spacing w:after="120" w:line="276" w:lineRule="auto"/>
-        <w:ind w:firstLine="720"/>
-      </w:pPr>
+        <w:t xml:space="preserve">Multi-objective optimization frameworks employ AI techniques to simultaneously optimize multiple conflicting performance metrics </w:t>
+      </w:r>
+      <w:r>
+        <w:rPr>
+          <w:color w:val="00008B"/>
+          <w:sz w:val="22"/>
+        </w:rPr>
+        <w:t>[11]</w:t>
+      </w:r>
       <w:r>
         <w:rPr>
           <w:sz w:val="22"/>
         </w:rPr>
-        <w:t>The development of ML-based antenna models follows a systematic workflow comprising data generation, feature engineering, model selection, training, validation, and deployment. Data generation involves executing electromagnetic simulations across a carefully designed set of input parameter combinations, capturing the relationship between design variables and performance metrics. Design of experiments techniques, including Latin hypercube sampling and orthogonal arrays, ensure efficient coverage of the design space while minimizing the required number of simulations.</w:t>
+        <w:t>. Antenna designs must balance gain, bandwidth, efficiency, size, and manufacturing complexity, while RIS configurations must trade off spectral efficiency, energy consumption, fairness among users, and computational overhead. Multi-objective evolutionary algorithms guided by neural network surrogate models efficiently generate Pareto-optimal solution sets, providing designers with a comprehensive view of achievable performance trade-offs.</w:t>
       </w:r>
     </w:p>
     <w:p>
-      <w:pPr>
-        <w:spacing w:after="120" w:line="276" w:lineRule="auto"/>
+      <w:r>
+        <w:br w:type="page"/>
+      </w:r>
+    </w:p>
+    <w:p>
+      <w:pPr>
+        <w:pStyle w:val="Heading1"/>
+      </w:pPr>
+      <w:r>
+        <w:rPr>
+          <w:color w:val="003366"/>
+        </w:rPr>
+        <w:t>Section 2: Machine Learning-Based Smart Antenna Optimization</w:t>
+      </w:r>
+    </w:p>
+    <w:p>
+      <w:pPr>
+        <w:pStyle w:val="Heading2"/>
+      </w:pPr>
+      <w:r>
+        <w:t>2.1 Data-Driven Antenna Modeling and Performance Prediction</w:t>
+      </w:r>
+    </w:p>
+    <w:p>
+      <w:pPr>
+        <w:spacing w:after="160" w:line="360" w:lineRule="auto"/>
+        <w:ind w:firstLine="720"/>
+      </w:pPr>
+      <w:r>
+        <w:rPr>
+          <w:sz w:val="22"/>
+        </w:rPr>
+        <w:t xml:space="preserve">Data-driven modeling approaches leverage machine learning algorithms to construct accurate predictive models of antenna performance from training data generated through electromagnetic simulations or physical measurements. These surrogate models serve as computationally efficient alternatives to full-wave simulation tools, enabling rapid design exploration, real-time optimization, and sensitivity analysis that would be impractical with conventional methods </w:t>
+      </w:r>
+      <w:r>
+        <w:rPr>
+          <w:color w:val="00008B"/>
+          <w:sz w:val="22"/>
+        </w:rPr>
+        <w:t>[12]</w:t>
+      </w:r>
+      <w:r>
+        <w:rPr>
+          <w:sz w:val="22"/>
+        </w:rPr>
+        <w:t>.</w:t>
+      </w:r>
+    </w:p>
+    <w:p>
+      <w:pPr>
+        <w:spacing w:after="160" w:line="360" w:lineRule="auto"/>
+        <w:ind w:firstLine="720"/>
+      </w:pPr>
+      <w:r>
+        <w:rPr>
+          <w:sz w:val="22"/>
+        </w:rPr>
+        <w:t xml:space="preserve">The development of ML-based antenna models follows a systematic workflow comprising data generation, feature engineering, model selection, training, validation, and deployment. Data generation involves executing electromagnetic simulations across a carefully designed set of input parameter combinations, capturing the relationship between design variables and performance metrics. Design of experiments techniques, including Latin hypercube sampling and orthogonal arrays, ensure efficient coverage of the design space while minimizing the required number of simulations </w:t>
+      </w:r>
+      <w:r>
+        <w:rPr>
+          <w:color w:val="00008B"/>
+          <w:sz w:val="22"/>
+        </w:rPr>
+        <w:t>[13]</w:t>
+      </w:r>
+      <w:r>
+        <w:rPr>
+          <w:sz w:val="22"/>
+        </w:rPr>
+        <w:t>.</w:t>
+      </w:r>
+    </w:p>
+    <w:p>
+      <w:pPr>
+        <w:spacing w:after="160" w:line="360" w:lineRule="auto"/>
         <w:ind w:firstLine="720"/>
       </w:pPr>
       <w:r>
@@ -957,9 +1046,10 @@
       </w:r>
       <w:r>
         <w:rPr>
+          <w:color w:val="00008B"/>
           <w:sz w:val="22"/>
         </w:rPr>
-        <w:t>(Wu et al., 2021)</w:t>
+        <w:t>[14]</w:t>
       </w:r>
       <w:r>
         <w:rPr>
@@ -970,7 +1060,7 @@
     </w:p>
     <w:p>
       <w:pPr>
-        <w:spacing w:after="120" w:line="276" w:lineRule="auto"/>
+        <w:spacing w:after="160" w:line="360" w:lineRule="auto"/>
         <w:ind w:firstLine="720"/>
       </w:pPr>
       <w:r>
@@ -981,9 +1071,10 @@
       </w:r>
       <w:r>
         <w:rPr>
+          <w:color w:val="00008B"/>
           <w:sz w:val="22"/>
         </w:rPr>
-        <w:t>(Yao et al., 2022)</w:t>
+        <w:t>[15]</w:t>
       </w:r>
       <w:r>
         <w:rPr>
@@ -994,7 +1085,7 @@
     </w:p>
     <w:p>
       <w:pPr>
-        <w:spacing w:after="120" w:line="276" w:lineRule="auto"/>
+        <w:spacing w:after="160" w:line="360" w:lineRule="auto"/>
         <w:ind w:firstLine="720"/>
       </w:pPr>
       <w:r>
@@ -1006,17 +1097,14 @@
     </w:p>
     <w:p>
       <w:pPr>
-        <w:spacing w:before="240" w:after="120"/>
+        <w:spacing w:before="280" w:after="160"/>
       </w:pPr>
       <w:r>
         <w:rPr>
           <w:b/>
           <w:sz w:val="20"/>
         </w:rPr>
-        <w:t>Table 2</w:t>
-      </w:r>
-      <w:r>
-        <w:br/>
+        <w:t xml:space="preserve">Table 2. </w:t>
       </w:r>
       <w:r>
         <w:rPr>
@@ -1045,7 +1133,7 @@
         <w:tc>
           <w:tcPr>
             <w:tcW w:type="dxa" w:w="1560"/>
-            <w:shd w:fill="2E4057"/>
+            <w:shd w:fill="1B3A5C"/>
           </w:tcPr>
           <w:p>
             <w:pPr>
@@ -1056,7 +1144,7 @@
               <w:rPr>
                 <w:b/>
                 <w:color w:val="FFFFFF"/>
-                <w:sz w:val="18"/>
+                <w:sz w:val="17"/>
               </w:rPr>
               <w:t>ML Technique</w:t>
             </w:r>
@@ -1065,7 +1153,7 @@
         <w:tc>
           <w:tcPr>
             <w:tcW w:type="dxa" w:w="1560"/>
-            <w:shd w:fill="2E4057"/>
+            <w:shd w:fill="1B3A5C"/>
           </w:tcPr>
           <w:p>
             <w:pPr>
@@ -1076,8 +1164,10 @@
               <w:rPr>
                 <w:b/>
                 <w:color w:val="FFFFFF"/>
-                <w:sz w:val="18"/>
+                <w:sz w:val="17"/>
               </w:rPr>
+              <w:t>Prediction</w:t>
+              <w:br/>
               <w:t>Accuracy</w:t>
             </w:r>
           </w:p>
@@ -1085,7 +1175,7 @@
         <w:tc>
           <w:tcPr>
             <w:tcW w:type="dxa" w:w="1560"/>
-            <w:shd w:fill="2E4057"/>
+            <w:shd w:fill="1B3A5C"/>
           </w:tcPr>
           <w:p>
             <w:pPr>
@@ -1096,16 +1186,18 @@
               <w:rPr>
                 <w:b/>
                 <w:color w:val="FFFFFF"/>
-                <w:sz w:val="18"/>
+                <w:sz w:val="17"/>
               </w:rPr>
               <w:t>Training Data</w:t>
+              <w:br/>
+              <w:t>Required</w:t>
             </w:r>
           </w:p>
         </w:tc>
         <w:tc>
           <w:tcPr>
             <w:tcW w:type="dxa" w:w="1560"/>
-            <w:shd w:fill="2E4057"/>
+            <w:shd w:fill="1B3A5C"/>
           </w:tcPr>
           <w:p>
             <w:pPr>
@@ -1116,16 +1208,18 @@
               <w:rPr>
                 <w:b/>
                 <w:color w:val="FFFFFF"/>
-                <w:sz w:val="18"/>
+                <w:sz w:val="17"/>
               </w:rPr>
               <w:t>Inference</w:t>
+              <w:br/>
+              <w:t>Cost</w:t>
             </w:r>
           </w:p>
         </w:tc>
         <w:tc>
           <w:tcPr>
             <w:tcW w:type="dxa" w:w="1560"/>
-            <w:shd w:fill="2E4057"/>
+            <w:shd w:fill="1B3A5C"/>
           </w:tcPr>
           <w:p>
             <w:pPr>
@@ -1136,16 +1230,18 @@
               <w:rPr>
                 <w:b/>
                 <w:color w:val="FFFFFF"/>
-                <w:sz w:val="18"/>
+                <w:sz w:val="17"/>
               </w:rPr>
               <w:t>High-Dim</w:t>
+              <w:br/>
+              <w:t>Handling</w:t>
             </w:r>
           </w:p>
         </w:tc>
         <w:tc>
           <w:tcPr>
             <w:tcW w:type="dxa" w:w="1560"/>
-            <w:shd w:fill="2E4057"/>
+            <w:shd w:fill="1B3A5C"/>
           </w:tcPr>
           <w:p>
             <w:pPr>
@@ -1156,9 +1252,11 @@
               <w:rPr>
                 <w:b/>
                 <w:color w:val="FFFFFF"/>
-                <w:sz w:val="18"/>
+                <w:sz w:val="17"/>
               </w:rPr>
               <w:t>Uncertainty</w:t>
+              <w:br/>
+              <w:t>Quantification</w:t>
             </w:r>
           </w:p>
         </w:tc>
@@ -1167,7 +1265,7 @@
         <w:tc>
           <w:tcPr>
             <w:tcW w:type="dxa" w:w="1560"/>
-            <w:shd w:fill="F0F4F8"/>
+            <w:shd w:fill="EDF2F7"/>
           </w:tcPr>
           <w:p>
             <w:pPr>
@@ -1176,18 +1274,16 @@
             <w:r/>
             <w:r>
               <w:rPr>
-                <w:sz w:val="18"/>
+                <w:sz w:val="17"/>
               </w:rPr>
-              <w:t>Artificial Neural</w:t>
-              <w:br/>
-              <w:t>Networks</w:t>
+              <w:t>Artificial Neural Networks</w:t>
             </w:r>
           </w:p>
         </w:tc>
         <w:tc>
           <w:tcPr>
             <w:tcW w:type="dxa" w:w="1560"/>
-            <w:shd w:fill="F0F4F8"/>
+            <w:shd w:fill="EDF2F7"/>
           </w:tcPr>
           <w:p>
             <w:pPr>
@@ -1196,18 +1292,16 @@
             <w:r/>
             <w:r>
               <w:rPr>
-                <w:sz w:val="18"/>
+                <w:sz w:val="17"/>
               </w:rPr>
-              <w:t>High</w:t>
-              <w:br/>
-              <w:t>(RMSE&lt;2%)</w:t>
+              <w:t>High (RMSE&lt;2%)</w:t>
             </w:r>
           </w:p>
         </w:tc>
         <w:tc>
           <w:tcPr>
             <w:tcW w:type="dxa" w:w="1560"/>
-            <w:shd w:fill="F0F4F8"/>
+            <w:shd w:fill="EDF2F7"/>
           </w:tcPr>
           <w:p>
             <w:pPr>
@@ -1216,18 +1310,18 @@
             <w:r/>
             <w:r>
               <w:rPr>
-                <w:sz w:val="18"/>
+                <w:sz w:val="17"/>
               </w:rPr>
               <w:t>Moderate</w:t>
               <w:br/>
-              <w:t>(500-5000)</w:t>
+              <w:t>(500–5000)</w:t>
             </w:r>
           </w:p>
         </w:tc>
         <w:tc>
           <w:tcPr>
             <w:tcW w:type="dxa" w:w="1560"/>
-            <w:shd w:fill="F0F4F8"/>
+            <w:shd w:fill="EDF2F7"/>
           </w:tcPr>
           <w:p>
             <w:pPr>
@@ -1236,16 +1330,16 @@
             <w:r/>
             <w:r>
               <w:rPr>
-                <w:sz w:val="18"/>
+                <w:sz w:val="17"/>
               </w:rPr>
-              <w:t>Very Low</w:t>
+              <w:t>Very Low (ms)</w:t>
             </w:r>
           </w:p>
         </w:tc>
         <w:tc>
           <w:tcPr>
             <w:tcW w:type="dxa" w:w="1560"/>
-            <w:shd w:fill="F0F4F8"/>
+            <w:shd w:fill="EDF2F7"/>
           </w:tcPr>
           <w:p>
             <w:pPr>
@@ -1254,7 +1348,7 @@
             <w:r/>
             <w:r>
               <w:rPr>
-                <w:sz w:val="18"/>
+                <w:sz w:val="17"/>
               </w:rPr>
               <w:t>Excellent</w:t>
             </w:r>
@@ -1263,7 +1357,7 @@
         <w:tc>
           <w:tcPr>
             <w:tcW w:type="dxa" w:w="1560"/>
-            <w:shd w:fill="F0F4F8"/>
+            <w:shd w:fill="EDF2F7"/>
           </w:tcPr>
           <w:p>
             <w:pPr>
@@ -1272,7 +1366,7 @@
             <w:r/>
             <w:r>
               <w:rPr>
-                <w:sz w:val="18"/>
+                <w:sz w:val="17"/>
               </w:rPr>
               <w:t>Limited</w:t>
             </w:r>
@@ -1291,11 +1385,9 @@
             <w:r/>
             <w:r>
               <w:rPr>
-                <w:sz w:val="18"/>
+                <w:sz w:val="17"/>
               </w:rPr>
-              <w:t>Gaussian Process</w:t>
-              <w:br/>
-              <w:t>Regression</w:t>
+              <w:t>Gaussian Process Regression</w:t>
             </w:r>
           </w:p>
         </w:tc>
@@ -1310,11 +1402,9 @@
             <w:r/>
             <w:r>
               <w:rPr>
-                <w:sz w:val="18"/>
+                <w:sz w:val="17"/>
               </w:rPr>
-              <w:t>Very High</w:t>
-              <w:br/>
-              <w:t>(RMSE&lt;1%)</w:t>
+              <w:t>Very High (RMSE&lt;1%)</w:t>
             </w:r>
           </w:p>
         </w:tc>
@@ -1329,11 +1419,11 @@
             <w:r/>
             <w:r>
               <w:rPr>
-                <w:sz w:val="18"/>
+                <w:sz w:val="17"/>
               </w:rPr>
               <w:t>Low</w:t>
               <w:br/>
-              <w:t>(100-500)</w:t>
+              <w:t>(100–500)</w:t>
             </w:r>
           </w:p>
         </w:tc>
@@ -1348,9 +1438,9 @@
             <w:r/>
             <w:r>
               <w:rPr>
-                <w:sz w:val="18"/>
+                <w:sz w:val="17"/>
               </w:rPr>
-              <w:t>Moderate</w:t>
+              <w:t>Moderate (N³)</w:t>
             </w:r>
           </w:p>
         </w:tc>
@@ -1365,7 +1455,7 @@
             <w:r/>
             <w:r>
               <w:rPr>
-                <w:sz w:val="18"/>
+                <w:sz w:val="17"/>
               </w:rPr>
               <w:t>Poor</w:t>
             </w:r>
@@ -1382,7 +1472,7 @@
             <w:r/>
             <w:r>
               <w:rPr>
-                <w:sz w:val="18"/>
+                <w:sz w:val="17"/>
               </w:rPr>
               <w:t>Excellent</w:t>
             </w:r>
@@ -1393,7 +1483,7 @@
         <w:tc>
           <w:tcPr>
             <w:tcW w:type="dxa" w:w="1560"/>
-            <w:shd w:fill="F0F4F8"/>
+            <w:shd w:fill="EDF2F7"/>
           </w:tcPr>
           <w:p>
             <w:pPr>
@@ -1402,18 +1492,16 @@
             <w:r/>
             <w:r>
               <w:rPr>
-                <w:sz w:val="18"/>
+                <w:sz w:val="17"/>
               </w:rPr>
-              <w:t>Support Vector</w:t>
-              <w:br/>
-              <w:t>Regression</w:t>
+              <w:t>Support Vector Regression</w:t>
             </w:r>
           </w:p>
         </w:tc>
         <w:tc>
           <w:tcPr>
             <w:tcW w:type="dxa" w:w="1560"/>
-            <w:shd w:fill="F0F4F8"/>
+            <w:shd w:fill="EDF2F7"/>
           </w:tcPr>
           <w:p>
             <w:pPr>
@@ -1422,18 +1510,16 @@
             <w:r/>
             <w:r>
               <w:rPr>
-                <w:sz w:val="18"/>
+                <w:sz w:val="17"/>
               </w:rPr>
-              <w:t>High</w:t>
-              <w:br/>
-              <w:t>(RMSE&lt;3%)</w:t>
+              <w:t>High (RMSE&lt;3%)</w:t>
             </w:r>
           </w:p>
         </w:tc>
         <w:tc>
           <w:tcPr>
             <w:tcW w:type="dxa" w:w="1560"/>
-            <w:shd w:fill="F0F4F8"/>
+            <w:shd w:fill="EDF2F7"/>
           </w:tcPr>
           <w:p>
             <w:pPr>
@@ -1442,18 +1528,18 @@
             <w:r/>
             <w:r>
               <w:rPr>
-                <w:sz w:val="18"/>
+                <w:sz w:val="17"/>
               </w:rPr>
               <w:t>Moderate</w:t>
               <w:br/>
-              <w:t>(200-2000)</w:t>
+              <w:t>(200–2000)</w:t>
             </w:r>
           </w:p>
         </w:tc>
         <w:tc>
           <w:tcPr>
             <w:tcW w:type="dxa" w:w="1560"/>
-            <w:shd w:fill="F0F4F8"/>
+            <w:shd w:fill="EDF2F7"/>
           </w:tcPr>
           <w:p>
             <w:pPr>
@@ -1462,16 +1548,16 @@
             <w:r/>
             <w:r>
               <w:rPr>
-                <w:sz w:val="18"/>
+                <w:sz w:val="17"/>
               </w:rPr>
-              <w:t>Low</w:t>
+              <w:t>Low (ms)</w:t>
             </w:r>
           </w:p>
         </w:tc>
         <w:tc>
           <w:tcPr>
             <w:tcW w:type="dxa" w:w="1560"/>
-            <w:shd w:fill="F0F4F8"/>
+            <w:shd w:fill="EDF2F7"/>
           </w:tcPr>
           <w:p>
             <w:pPr>
@@ -1480,7 +1566,7 @@
             <w:r/>
             <w:r>
               <w:rPr>
-                <w:sz w:val="18"/>
+                <w:sz w:val="17"/>
               </w:rPr>
               <w:t>Good</w:t>
             </w:r>
@@ -1489,7 +1575,7 @@
         <w:tc>
           <w:tcPr>
             <w:tcW w:type="dxa" w:w="1560"/>
-            <w:shd w:fill="F0F4F8"/>
+            <w:shd w:fill="EDF2F7"/>
           </w:tcPr>
           <w:p>
             <w:pPr>
@@ -1498,7 +1584,7 @@
             <w:r/>
             <w:r>
               <w:rPr>
-                <w:sz w:val="18"/>
+                <w:sz w:val="17"/>
               </w:rPr>
               <w:t>Limited</w:t>
             </w:r>
@@ -1517,7 +1603,7 @@
             <w:r/>
             <w:r>
               <w:rPr>
-                <w:sz w:val="18"/>
+                <w:sz w:val="17"/>
               </w:rPr>
               <w:t>Random Forest</w:t>
             </w:r>
@@ -1534,11 +1620,9 @@
             <w:r/>
             <w:r>
               <w:rPr>
-                <w:sz w:val="18"/>
+                <w:sz w:val="17"/>
               </w:rPr>
-              <w:t>Moderate</w:t>
-              <w:br/>
-              <w:t>(RMSE&lt;5%)</w:t>
+              <w:t>Moderate (RMSE&lt;5%)</w:t>
             </w:r>
           </w:p>
         </w:tc>
@@ -1553,11 +1637,11 @@
             <w:r/>
             <w:r>
               <w:rPr>
-                <w:sz w:val="18"/>
+                <w:sz w:val="17"/>
               </w:rPr>
               <w:t>Low</w:t>
               <w:br/>
-              <w:t>(100-1000)</w:t>
+              <w:t>(100–1000)</w:t>
             </w:r>
           </w:p>
         </w:tc>
@@ -1572,9 +1656,9 @@
             <w:r/>
             <w:r>
               <w:rPr>
-                <w:sz w:val="18"/>
+                <w:sz w:val="17"/>
               </w:rPr>
-              <w:t>Low</w:t>
+              <w:t>Low (ms)</w:t>
             </w:r>
           </w:p>
         </w:tc>
@@ -1589,7 +1673,7 @@
             <w:r/>
             <w:r>
               <w:rPr>
-                <w:sz w:val="18"/>
+                <w:sz w:val="17"/>
               </w:rPr>
               <w:t>Good</w:t>
             </w:r>
@@ -1606,7 +1690,7 @@
             <w:r/>
             <w:r>
               <w:rPr>
-                <w:sz w:val="18"/>
+                <w:sz w:val="17"/>
               </w:rPr>
               <w:t>Moderate</w:t>
             </w:r>
@@ -1617,7 +1701,7 @@
         <w:tc>
           <w:tcPr>
             <w:tcW w:type="dxa" w:w="1560"/>
-            <w:shd w:fill="F0F4F8"/>
+            <w:shd w:fill="EDF2F7"/>
           </w:tcPr>
           <w:p>
             <w:pPr>
@@ -1626,18 +1710,16 @@
             <w:r/>
             <w:r>
               <w:rPr>
-                <w:sz w:val="18"/>
+                <w:sz w:val="17"/>
               </w:rPr>
-              <w:t>Deep Learning</w:t>
-              <w:br/>
-              <w:t>(CNN/DNN)</w:t>
+              <w:t>Deep Learning (CNN/DNN)</w:t>
             </w:r>
           </w:p>
         </w:tc>
         <w:tc>
           <w:tcPr>
             <w:tcW w:type="dxa" w:w="1560"/>
-            <w:shd w:fill="F0F4F8"/>
+            <w:shd w:fill="EDF2F7"/>
           </w:tcPr>
           <w:p>
             <w:pPr>
@@ -1646,18 +1728,16 @@
             <w:r/>
             <w:r>
               <w:rPr>
-                <w:sz w:val="18"/>
+                <w:sz w:val="17"/>
               </w:rPr>
-              <w:t>Very High</w:t>
-              <w:br/>
-              <w:t>(RMSE&lt;1%)</w:t>
+              <w:t>Very High (RMSE&lt;1%)</w:t>
             </w:r>
           </w:p>
         </w:tc>
         <w:tc>
           <w:tcPr>
             <w:tcW w:type="dxa" w:w="1560"/>
-            <w:shd w:fill="F0F4F8"/>
+            <w:shd w:fill="EDF2F7"/>
           </w:tcPr>
           <w:p>
             <w:pPr>
@@ -1666,18 +1746,18 @@
             <w:r/>
             <w:r>
               <w:rPr>
-                <w:sz w:val="18"/>
+                <w:sz w:val="17"/>
               </w:rPr>
               <w:t>High</w:t>
               <w:br/>
-              <w:t>(5000-50000)</w:t>
+              <w:t>(5000–50000)</w:t>
             </w:r>
           </w:p>
         </w:tc>
         <w:tc>
           <w:tcPr>
             <w:tcW w:type="dxa" w:w="1560"/>
-            <w:shd w:fill="F0F4F8"/>
+            <w:shd w:fill="EDF2F7"/>
           </w:tcPr>
           <w:p>
             <w:pPr>
@@ -1686,16 +1766,16 @@
             <w:r/>
             <w:r>
               <w:rPr>
-                <w:sz w:val="18"/>
+                <w:sz w:val="17"/>
               </w:rPr>
-              <w:t>Very Low</w:t>
+              <w:t>Very Low (ms)</w:t>
             </w:r>
           </w:p>
         </w:tc>
         <w:tc>
           <w:tcPr>
             <w:tcW w:type="dxa" w:w="1560"/>
-            <w:shd w:fill="F0F4F8"/>
+            <w:shd w:fill="EDF2F7"/>
           </w:tcPr>
           <w:p>
             <w:pPr>
@@ -1704,7 +1784,7 @@
             <w:r/>
             <w:r>
               <w:rPr>
-                <w:sz w:val="18"/>
+                <w:sz w:val="17"/>
               </w:rPr>
               <w:t>Excellent</w:t>
             </w:r>
@@ -1713,7 +1793,7 @@
         <w:tc>
           <w:tcPr>
             <w:tcW w:type="dxa" w:w="1560"/>
-            <w:shd w:fill="F0F4F8"/>
+            <w:shd w:fill="EDF2F7"/>
           </w:tcPr>
           <w:p>
             <w:pPr>
@@ -1722,7 +1802,7 @@
             <w:r/>
             <w:r>
               <w:rPr>
-                <w:sz w:val="18"/>
+                <w:sz w:val="17"/>
               </w:rPr>
               <w:t>Limited</w:t>
             </w:r>
@@ -1732,80 +1812,120 @@
     </w:tbl>
     <w:p>
       <w:pPr>
-        <w:spacing w:after="120"/>
+        <w:spacing w:after="160"/>
       </w:pPr>
     </w:p>
     <w:p>
       <w:pPr>
-        <w:spacing w:after="120" w:line="276" w:lineRule="auto"/>
+        <w:spacing w:after="160" w:line="360" w:lineRule="auto"/>
         <w:ind w:firstLine="720"/>
       </w:pPr>
       <w:r>
         <w:rPr>
           <w:sz w:val="22"/>
         </w:rPr>
-        <w:t>As detailed in Table 2, the choice of ML technique depends on the specific requirements regarding prediction accuracy, available training data, computational resources, and the need for uncertainty quantification. For initial design exploration with limited simulation budgets, Gaussian process regression provides excellent accuracy with uncertainty estimates. For production optimization systems requiring instantaneous predictions across high-dimensional design spaces, deep neural networks offer the best combination of accuracy and computational efficiency.</w:t>
-      </w:r>
-    </w:p>
-    <w:p>
-      <w:pPr>
-        <w:spacing w:after="120" w:line="276" w:lineRule="auto"/>
-        <w:ind w:firstLine="720"/>
-      </w:pPr>
+        <w:t xml:space="preserve">As detailed in Table 2, the choice of ML technique depends on the specific requirements regarding prediction accuracy, available training data, computational resources, and the need for uncertainty quantification </w:t>
+      </w:r>
+      <w:r>
+        <w:rPr>
+          <w:color w:val="00008B"/>
+          <w:sz w:val="22"/>
+        </w:rPr>
+        <w:t>[16]</w:t>
+      </w:r>
       <w:r>
         <w:rPr>
           <w:sz w:val="22"/>
         </w:rPr>
-        <w:t>Convolutional neural networks have been applied to predict antenna performance directly from geometric representations encoded as images, eliminating the need for explicit parameterization of antenna structures. This approach enables the modeling of arbitrarily complex geometries, including fractal structures, defected ground planes, and metamaterial-inspired designs that resist compact parametric description. The CNN learns relevant geometric features automatically from training data, identifying patterns that correlate with specific electromagnetic behaviors.</w:t>
+        <w:t>. For initial design exploration with limited simulation budgets, Gaussian process regression provides excellent accuracy with uncertainty estimates. For production optimization systems requiring instantaneous predictions across high-dimensional design spaces, deep neural networks offer the best combination of accuracy and computational efficiency.</w:t>
       </w:r>
     </w:p>
     <w:p>
       <w:pPr>
-        <w:spacing w:after="120" w:line="276" w:lineRule="auto"/>
+        <w:spacing w:after="160" w:line="360" w:lineRule="auto"/>
         <w:ind w:firstLine="720"/>
       </w:pPr>
       <w:r>
         <w:rPr>
           <w:sz w:val="22"/>
         </w:rPr>
-        <w:t>The integration of physics-informed constraints into ML models represents an emerging approach that combines data-driven learning with electromagnetic theory. Physics-informed neural networks incorporate Maxwell's equations and boundary conditions as regularization terms during training, ensuring that predictions satisfy fundamental physical laws even when extrapolating beyond training data distributions. This approach reduces training data requirements while improving model reliability for antenna parameter prediction across diverse operating conditions and geometric configurations.</w:t>
-      </w:r>
-    </w:p>
-    <w:p>
-      <w:pPr>
-        <w:spacing w:after="120" w:line="276" w:lineRule="auto"/>
-        <w:ind w:firstLine="720"/>
-      </w:pPr>
+        <w:t xml:space="preserve">Convolutional neural networks have been applied to predict antenna performance directly from geometric representations encoded as images, eliminating the need for explicit parameterization of antenna structures </w:t>
+      </w:r>
+      <w:r>
+        <w:rPr>
+          <w:color w:val="00008B"/>
+          <w:sz w:val="22"/>
+        </w:rPr>
+        <w:t>[17]</w:t>
+      </w:r>
       <w:r>
         <w:rPr>
           <w:sz w:val="22"/>
         </w:rPr>
-        <w:t>Transfer learning strategies further enhance the efficiency of data-driven antenna modeling by leveraging knowledge from related design problems. A surrogate model trained for one antenna type can be adapted to predict the performance of structurally similar antennas with minimal additional training data. This capability is particularly valuable for design families where systematic variations in geometry produce predictable changes in electromagnetic performance, enabling rapid evaluation of design variants without independent model development for each configuration.</w:t>
+        <w:t>. This approach enables the modeling of arbitrarily complex geometries, including fractal structures, defected ground planes, and metamaterial-inspired designs that resist compact parametric description. The CNN learns relevant geometric features automatically from training data, identifying patterns that correlate with specific electromagnetic behaviors.</w:t>
       </w:r>
     </w:p>
     <w:p>
       <w:pPr>
-        <w:pStyle w:val="Heading2"/>
-      </w:pPr>
-      <w:r>
-        <w:t>2.2 AI-Based Beamforming and Beam-Steering Optimization</w:t>
-      </w:r>
-    </w:p>
-    <w:p>
-      <w:pPr>
-        <w:spacing w:after="120" w:line="276" w:lineRule="auto"/>
+        <w:spacing w:after="160" w:line="360" w:lineRule="auto"/>
         <w:ind w:firstLine="720"/>
       </w:pPr>
       <w:r>
         <w:rPr>
           <w:sz w:val="22"/>
         </w:rPr>
-        <w:t>Beamforming constitutes a fundamental signal processing technique in smart antenna systems, where the complex weights applied to individual antenna elements are optimized to shape the array radiation pattern according to desired objectives. Traditional beamforming approaches, including minimum variance distortionless response (MVDR), maximum signal-to-noise ratio (Max-SNR), and zero-forcing methods, rely on accurate channel state information and involve matrix operations whose complexity scales with the number of antenna elements and users.</w:t>
+        <w:t xml:space="preserve">The integration of physics-informed constraints into ML models represents an emerging approach that combines data-driven learning with electromagnetic theory. Physics-informed neural networks incorporate Maxwell's equations and boundary conditions as regularization terms during training, ensuring that predictions satisfy fundamental physical laws even when extrapolating beyond training data distributions </w:t>
+      </w:r>
+      <w:r>
+        <w:rPr>
+          <w:color w:val="00008B"/>
+          <w:sz w:val="22"/>
+        </w:rPr>
+        <w:t>[18]</w:t>
+      </w:r>
+      <w:r>
+        <w:rPr>
+          <w:sz w:val="22"/>
+        </w:rPr>
+        <w:t>. This approach reduces training data requirements while improving model reliability for antenna parameter prediction across diverse operating conditions and geometric configurations.</w:t>
       </w:r>
     </w:p>
     <w:p>
       <w:pPr>
-        <w:spacing w:after="120" w:line="276" w:lineRule="auto"/>
+        <w:pStyle w:val="Heading2"/>
+      </w:pPr>
+      <w:r>
+        <w:t>2.2 AI-Based Beamforming and Beam-Steering Optimization</w:t>
+      </w:r>
+    </w:p>
+    <w:p>
+      <w:pPr>
+        <w:spacing w:after="160" w:line="360" w:lineRule="auto"/>
+        <w:ind w:firstLine="720"/>
+      </w:pPr>
+      <w:r>
+        <w:rPr>
+          <w:sz w:val="22"/>
+        </w:rPr>
+        <w:t xml:space="preserve">Beamforming constitutes a fundamental signal processing technique in smart antenna systems, where the complex weights applied to individual antenna elements are optimized to shape the array radiation pattern according to desired objectives </w:t>
+      </w:r>
+      <w:r>
+        <w:rPr>
+          <w:color w:val="00008B"/>
+          <w:sz w:val="22"/>
+        </w:rPr>
+        <w:t>[19]</w:t>
+      </w:r>
+      <w:r>
+        <w:rPr>
+          <w:sz w:val="22"/>
+        </w:rPr>
+        <w:t>. Traditional beamforming approaches, including minimum variance distortionless response (MVDR), maximum signal-to-noise ratio (Max-SNR), and zero-forcing methods, rely on accurate channel state information and involve matrix operations whose complexity scales with the number of antenna elements and users.</w:t>
+      </w:r>
+    </w:p>
+    <w:p>
+      <w:pPr>
+        <w:spacing w:after="160" w:line="360" w:lineRule="auto"/>
         <w:ind w:firstLine="720"/>
       </w:pPr>
       <w:r>
@@ -1816,9 +1936,10 @@
       </w:r>
       <w:r>
         <w:rPr>
+          <w:color w:val="00008B"/>
           <w:sz w:val="22"/>
         </w:rPr>
-        <w:t>(Xia et al., 2020)</w:t>
+        <w:t>[20]</w:t>
       </w:r>
       <w:r>
         <w:rPr>
@@ -1829,19 +1950,32 @@
     </w:p>
     <w:p>
       <w:pPr>
-        <w:spacing w:after="120" w:line="276" w:lineRule="auto"/>
+        <w:spacing w:after="160" w:line="360" w:lineRule="auto"/>
         <w:ind w:firstLine="720"/>
       </w:pPr>
       <w:r>
         <w:rPr>
           <w:sz w:val="22"/>
         </w:rPr>
-        <w:t>The beam management problem in millimeter-wave (mmWave) and sub-THz systems involves selecting appropriate beam directions from a codebook, tracking beam orientations as users move, and performing beam recovery when links are interrupted by blockages. Deep learning approaches to beam management exploit spatial and temporal correlations in channel measurements, enabling faster beam alignment with reduced overhead compared to exhaustive beam sweeping procedures. Recurrent neural networks and long short-term memory (LSTM) networks capture the temporal evolution of optimal beam directions, enabling predictive beam tracking that anticipates user movement.</w:t>
+        <w:t xml:space="preserve">The beam management problem in millimeter-wave (mmWave) and sub-THz systems involves selecting appropriate beam directions from a codebook, tracking beam orientations as users move, and performing beam recovery when links are interrupted by blockages </w:t>
+      </w:r>
+      <w:r>
+        <w:rPr>
+          <w:color w:val="00008B"/>
+          <w:sz w:val="22"/>
+        </w:rPr>
+        <w:t>[21]</w:t>
+      </w:r>
+      <w:r>
+        <w:rPr>
+          <w:sz w:val="22"/>
+        </w:rPr>
+        <w:t>. Deep learning approaches to beam management exploit spatial and temporal correlations in channel measurements, enabling faster beam alignment with reduced overhead compared to exhaustive beam sweeping procedures. Recurrent neural networks and long short-term memory (LSTM) networks capture the temporal evolution of optimal beam directions, enabling predictive beam tracking that anticipates user movement.</w:t>
       </w:r>
     </w:p>
     <w:p>
       <w:pPr>
-        <w:spacing w:after="120" w:line="276" w:lineRule="auto"/>
+        <w:spacing w:after="160" w:line="360" w:lineRule="auto"/>
         <w:ind w:firstLine="720"/>
       </w:pPr>
       <w:r>
@@ -1861,17 +1995,43 @@
         <w:jc w:val="center"/>
       </w:pPr>
       <w:r>
-        <w:rPr>
-          <w:i/>
-          <w:color w:val="808080"/>
-          <w:sz w:val="20"/>
-        </w:rPr>
-        <w:t>[Figure 2 Placeholder]</w:t>
+        <w:drawing>
+          <wp:inline xmlns:a="http://schemas.openxmlformats.org/drawingml/2006/main" xmlns:pic="http://schemas.openxmlformats.org/drawingml/2006/picture">
+            <wp:extent cx="5029200" cy="2182861"/>
+            <wp:docPr id="2" name="Picture 2"/>
+            <wp:cNvGraphicFramePr>
+              <a:graphicFrameLocks noChangeAspect="1"/>
+            </wp:cNvGraphicFramePr>
+            <a:graphic>
+              <a:graphicData uri="http://schemas.openxmlformats.org/drawingml/2006/picture">
+                <pic:pic>
+                  <pic:nvPicPr>
+                    <pic:cNvPr id="0" name="Figure_2_Beamforming_Architecture.png"/>
+                    <pic:cNvPicPr/>
+                  </pic:nvPicPr>
+                  <pic:blipFill>
+                    <a:blip r:embed="rId10"/>
+                    <a:stretch>
+                      <a:fillRect/>
+                    </a:stretch>
+                  </pic:blipFill>
+                  <pic:spPr>
+                    <a:xfrm>
+                      <a:off x="0" y="0"/>
+                      <a:ext cx="5029200" cy="2182861"/>
+                    </a:xfrm>
+                    <a:prstGeom prst="rect"/>
+                  </pic:spPr>
+                </pic:pic>
+              </a:graphicData>
+            </a:graphic>
+          </wp:inline>
+        </w:drawing>
       </w:r>
     </w:p>
     <w:p>
       <w:pPr>
-        <w:spacing w:after="240"/>
+        <w:spacing w:after="240" w:before="120"/>
         <w:jc w:val="center"/>
       </w:pPr>
       <w:r>
@@ -1885,44 +2045,70 @@
         <w:rPr>
           <w:sz w:val="20"/>
         </w:rPr>
-        <w:t>AI-based adaptive beamforming architecture showing input channel measurements, neural network processing pipeline (feature extraction CNN, temporal modeling LSTM, beam weight prediction fully-connected layers), and output beamforming weight vectors applied to the antenna array elements for spatial signal processing.</w:t>
+        <w:t>AI-based adaptive beamforming architecture showing input channel measurements, neural network processing pipeline (feature extraction CNN, temporal modeling LSTM, beam weight prediction fully-connected layers), and output beamforming weight vectors applied to the antenna array elements.</w:t>
       </w:r>
     </w:p>
     <w:p>
       <w:pPr>
-        <w:spacing w:after="120" w:line="276" w:lineRule="auto"/>
+        <w:spacing w:after="160" w:line="360" w:lineRule="auto"/>
         <w:ind w:firstLine="720"/>
       </w:pPr>
       <w:r>
         <w:rPr>
           <w:sz w:val="22"/>
         </w:rPr>
-        <w:t>Hybrid beamforming architectures, which combine analog phase shifters with digital baseband processing, present unique optimization challenges due to the constant-modulus constraint on analog weights and the coupled nature of analog and digital processing stages. AI methods decompose this problem into learnable sub-problems, jointly optimizing analog and digital precoding matrices to approach the performance of fully digital systems while maintaining the hardware efficiency of hybrid architectures. As depicted in Figure 2, the neural network architecture processes channel information through successive stages of feature extraction, temporal modeling, and weight prediction, enabling end-to-end optimization of the complete beamforming pipeline.</w:t>
-      </w:r>
-    </w:p>
-    <w:p>
-      <w:pPr>
-        <w:spacing w:after="120" w:line="276" w:lineRule="auto"/>
-        <w:ind w:firstLine="720"/>
-      </w:pPr>
+        <w:t xml:space="preserve">Hybrid beamforming architectures, which combine analog phase shifters with digital baseband processing, present unique optimization challenges due to the constant-modulus constraint on analog weights and the coupled nature of analog and digital processing stages </w:t>
+      </w:r>
+      <w:r>
+        <w:rPr>
+          <w:color w:val="00008B"/>
+          <w:sz w:val="22"/>
+        </w:rPr>
+        <w:t>[22]</w:t>
+      </w:r>
       <w:r>
         <w:rPr>
           <w:sz w:val="22"/>
         </w:rPr>
-        <w:t>Multi-user beamforming optimization in massive MIMO systems involves determining precoding vectors that simultaneously serve multiple users while managing inter-user interference. Deep learning approaches learn interference management strategies from training data, discovering beamforming solutions that balance sum-rate maximization with fairness constraints. Graph neural networks (GNNs) have shown particular promise for this application, as they naturally model the interaction topology between base stations, users, and interference links.</w:t>
+        <w:t>. AI methods decompose this problem into learnable sub-problems, jointly optimizing analog and digital precoding matrices to approach the performance of fully digital systems while maintaining the hardware efficiency of hybrid architectures. As depicted in Figure 2, the neural network architecture processes channel information through successive stages of feature extraction, temporal modeling, and weight prediction, enabling end-to-end optimization of the complete beamforming pipeline.</w:t>
       </w:r>
     </w:p>
     <w:p>
       <w:pPr>
-        <w:pStyle w:val="Heading2"/>
-      </w:pPr>
-      <w:r>
-        <w:t>2.3 Optimization of THz Antennas Using Intelligent Algorithms</w:t>
+        <w:spacing w:after="160" w:line="360" w:lineRule="auto"/>
+        <w:ind w:firstLine="720"/>
+      </w:pPr>
+      <w:r>
+        <w:rPr>
+          <w:sz w:val="22"/>
+        </w:rPr>
+        <w:t xml:space="preserve">Multi-user beamforming optimization in massive MIMO systems involves determining precoding vectors that simultaneously serve multiple users while managing inter-user interference </w:t>
+      </w:r>
+      <w:r>
+        <w:rPr>
+          <w:color w:val="00008B"/>
+          <w:sz w:val="22"/>
+        </w:rPr>
+        <w:t>[23]</w:t>
+      </w:r>
+      <w:r>
+        <w:rPr>
+          <w:sz w:val="22"/>
+        </w:rPr>
+        <w:t>. Deep learning approaches learn interference management strategies from training data, discovering beamforming solutions that balance sum-rate maximization with fairness constraints. Graph neural networks (GNNs) have shown particular promise for this application, as they naturally model the interaction topology between base stations, users, and interference links.</w:t>
       </w:r>
     </w:p>
     <w:p>
       <w:pPr>
-        <w:spacing w:after="120" w:line="276" w:lineRule="auto"/>
+        <w:pStyle w:val="Heading2"/>
+      </w:pPr>
+      <w:r>
+        <w:t>2.3 Optimization of THz Antennas Using Intelligent Algorithms</w:t>
+      </w:r>
+    </w:p>
+    <w:p>
+      <w:pPr>
+        <w:spacing w:after="160" w:line="360" w:lineRule="auto"/>
         <w:ind w:firstLine="720"/>
       </w:pPr>
       <w:r>
@@ -1933,9 +2119,10 @@
       </w:r>
       <w:r>
         <w:rPr>
+          <w:color w:val="00008B"/>
           <w:sz w:val="22"/>
         </w:rPr>
-        <w:t>(Akyildiz et al., 2022)</w:t>
+        <w:t>[24]</w:t>
       </w:r>
       <w:r>
         <w:rPr>
@@ -1946,76 +2133,143 @@
     </w:p>
     <w:p>
       <w:pPr>
-        <w:spacing w:after="120" w:line="276" w:lineRule="auto"/>
+        <w:spacing w:after="160" w:line="360" w:lineRule="auto"/>
         <w:ind w:firstLine="720"/>
       </w:pPr>
       <w:r>
         <w:rPr>
           <w:sz w:val="22"/>
         </w:rPr>
-        <w:t>AI-assisted optimization of THz antenna designs addresses the complex multi-parameter design space that characterizes high-frequency antenna structures. At THz frequencies, antenna dimensions approach the scale of manufacturing tolerances, making performance highly sensitive to geometric variations. Machine learning models capture these sensitivities, enabling robust design optimization that accounts for fabrication uncertainties and ensures reliable performance across manufacturing variations.</w:t>
-      </w:r>
-    </w:p>
-    <w:p>
-      <w:pPr>
-        <w:spacing w:after="120" w:line="276" w:lineRule="auto"/>
-        <w:ind w:firstLine="720"/>
-      </w:pPr>
+        <w:t xml:space="preserve">AI-assisted optimization of THz antenna designs addresses the complex multi-parameter design space that characterizes high-frequency antenna structures. At THz frequencies, antenna dimensions approach the scale of manufacturing tolerances, making performance highly sensitive to geometric variations </w:t>
+      </w:r>
+      <w:r>
+        <w:rPr>
+          <w:color w:val="00008B"/>
+          <w:sz w:val="22"/>
+        </w:rPr>
+        <w:t>[25]</w:t>
+      </w:r>
       <w:r>
         <w:rPr>
           <w:sz w:val="22"/>
         </w:rPr>
-        <w:t>Evolutionary algorithms enhanced by neural network surrogate models efficiently optimize THz antenna geometries, including patch dimensions, slot configurations, substrate properties, and feeding mechanisms. The surrogate model provides rapid performance evaluations that guide the evolutionary search, while periodic full-wave simulations update and validate the surrogate model. This co-evolutionary approach achieves near-optimal designs with computational budgets reduced by factors of 10 to 100 compared to simulation-only optimization.</w:t>
+        <w:t>. Machine learning models capture these sensitivities, enabling robust design optimization that accounts for fabrication uncertainties and ensures reliable performance across manufacturing variations.</w:t>
       </w:r>
     </w:p>
     <w:p>
       <w:pPr>
-        <w:spacing w:after="120" w:line="276" w:lineRule="auto"/>
+        <w:spacing w:after="160" w:line="360" w:lineRule="auto"/>
         <w:ind w:firstLine="720"/>
       </w:pPr>
       <w:r>
         <w:rPr>
           <w:sz w:val="22"/>
         </w:rPr>
-        <w:t>Graphene-based THz antennas exploit the unique electromagnetic properties of graphene, including tunable surface conductivity and support for surface plasmon polariton modes, to achieve reconfigurable radiation characteristics. AI optimization frameworks for graphene antennas must account for the frequency-dependent and bias-dependent material properties, the quantum mechanical effects at nanoscale dimensions, and the coupling between electrical and electromagnetic domains. Neural networks trained on multi-physics simulation data enable efficient exploration of the expanded design space introduced by graphene tunability. These multi-physics models bridge the gap between idealized electromagnetic analysis and real-world device behavior, accounting for thermal effects, mechanical stress, and material aging.</w:t>
-      </w:r>
-    </w:p>
-    <w:p>
-      <w:pPr>
-        <w:spacing w:after="120" w:line="276" w:lineRule="auto"/>
-        <w:ind w:firstLine="720"/>
-      </w:pPr>
+        <w:t xml:space="preserve">Evolutionary algorithms enhanced by neural network surrogate models efficiently optimize THz antenna geometries, including patch dimensions, slot configurations, substrate properties, and feeding mechanisms </w:t>
+      </w:r>
+      <w:r>
+        <w:rPr>
+          <w:color w:val="00008B"/>
+          <w:sz w:val="22"/>
+        </w:rPr>
+        <w:t>[26]</w:t>
+      </w:r>
       <w:r>
         <w:rPr>
           <w:sz w:val="22"/>
         </w:rPr>
-        <w:t>THz antenna array optimization involves the joint determination of element geometries, inter-element spacings, and feeding network configurations to achieve desired radiation characteristics. The array factor computation at THz frequencies must account for mutual coupling effects that become significant when elements are closely spaced relative to the wavelength. AI-based optimization handles these coupled design variables simultaneously, discovering array configurations that achieve superior performance compared to independent optimization of individual parameters.</w:t>
+        <w:t>. The surrogate model provides rapid performance evaluations that guide the evolutionary search, while periodic full-wave simulations update and validate the surrogate model. This co-evolutionary approach achieves near-optimal designs with computational budgets reduced by factors of 10 to 100 compared to simulation-only optimization.</w:t>
       </w:r>
     </w:p>
     <w:p>
-      <w:r>
-        <w:br w:type="page"/>
+      <w:pPr>
+        <w:spacing w:after="160" w:line="360" w:lineRule="auto"/>
+        <w:ind w:firstLine="720"/>
+      </w:pPr>
+      <w:r>
+        <w:rPr>
+          <w:sz w:val="22"/>
+        </w:rPr>
+        <w:t xml:space="preserve">Graphene-based THz antennas exploit the unique electromagnetic properties of graphene, including tunable surface conductivity and support for surface plasmon polariton modes, to achieve reconfigurable radiation characteristics </w:t>
+      </w:r>
+      <w:r>
+        <w:rPr>
+          <w:color w:val="00008B"/>
+          <w:sz w:val="22"/>
+        </w:rPr>
+        <w:t>[27]</w:t>
+      </w:r>
+      <w:r>
+        <w:rPr>
+          <w:sz w:val="22"/>
+        </w:rPr>
+        <w:t>. AI optimization frameworks for graphene antennas must account for the frequency-dependent and bias-dependent material properties, the quantum mechanical effects at nanoscale dimensions, and the coupling between electrical and electromagnetic domains. Neural networks trained on multi-physics simulation data enable efficient exploration of the expanded design space introduced by graphene tunability, bridging the gap between idealized electromagnetic analysis and real-world device behavior.</w:t>
       </w:r>
     </w:p>
     <w:p>
       <w:pPr>
-        <w:pStyle w:val="Heading1"/>
-      </w:pPr>
-      <w:r>
-        <w:t>Section 3: AI-Enabled RIS Optimization and Intelligent Wireless Environments</w:t>
+        <w:spacing w:after="160" w:line="360" w:lineRule="auto"/>
+        <w:ind w:firstLine="720"/>
+      </w:pPr>
+      <w:r>
+        <w:rPr>
+          <w:sz w:val="22"/>
+        </w:rPr>
+        <w:t xml:space="preserve">THz antenna array optimization involves the joint determination of element geometries, inter-element spacings, and feeding network configurations to achieve desired radiation characteristics </w:t>
+      </w:r>
+      <w:r>
+        <w:rPr>
+          <w:color w:val="00008B"/>
+          <w:sz w:val="22"/>
+        </w:rPr>
+        <w:t>[28]</w:t>
+      </w:r>
+      <w:r>
+        <w:rPr>
+          <w:sz w:val="22"/>
+        </w:rPr>
+        <w:t>. The array factor computation at THz frequencies must account for mutual coupling effects that become significant when elements are closely spaced relative to the wavelength. AI-based optimization handles these coupled design variables simultaneously, discovering array configurations that achieve superior performance compared to independent optimization of individual parameters.</w:t>
       </w:r>
     </w:p>
     <w:p>
       <w:pPr>
-        <w:pStyle w:val="Heading2"/>
-      </w:pPr>
-      <w:r>
-        <w:t>3.1 Machine Learning for RIS Phase Configuration and Beam Management</w:t>
+        <w:spacing w:after="160" w:line="360" w:lineRule="auto"/>
+        <w:ind w:firstLine="720"/>
+      </w:pPr>
+      <w:r>
+        <w:rPr>
+          <w:sz w:val="22"/>
+        </w:rPr>
+        <w:t>The application of generative adversarial networks to THz antenna design introduces a creative dimension to the optimization process. Generator networks learn to produce novel antenna geometries that satisfy specified performance requirements, while discriminator networks evaluate the plausibility and performance of generated designs. This adversarial training process discovers antenna structures that lie outside the space of conventional parameterized designs, potentially achieving superior performance through unconventional geometric configurations that human designers would not intuitively consider.</w:t>
       </w:r>
     </w:p>
     <w:p>
-      <w:pPr>
-        <w:spacing w:after="120" w:line="276" w:lineRule="auto"/>
+      <w:r>
+        <w:br w:type="page"/>
+      </w:r>
+    </w:p>
+    <w:p>
+      <w:pPr>
+        <w:pStyle w:val="Heading1"/>
+      </w:pPr>
+      <w:r>
+        <w:rPr>
+          <w:color w:val="003366"/>
+        </w:rPr>
+        <w:t>Section 3: AI-Enabled RIS Optimization and Intelligent Wireless Environments</w:t>
+      </w:r>
+    </w:p>
+    <w:p>
+      <w:pPr>
+        <w:pStyle w:val="Heading2"/>
+      </w:pPr>
+      <w:r>
+        <w:t>3.1 Machine Learning for RIS Phase Configuration and Beam Management</w:t>
+      </w:r>
+    </w:p>
+    <w:p>
+      <w:pPr>
+        <w:spacing w:after="160" w:line="360" w:lineRule="auto"/>
         <w:ind w:firstLine="720"/>
       </w:pPr>
       <w:r>
@@ -2026,32 +2280,21 @@
       </w:r>
       <w:r>
         <w:rPr>
+          <w:color w:val="00008B"/>
           <w:sz w:val="22"/>
         </w:rPr>
-        <w:t>(Wu &amp; Zhang, 2020)</w:t>
+        <w:t>[29]</w:t>
       </w:r>
       <w:r>
         <w:rPr>
           <w:sz w:val="22"/>
         </w:rPr>
-        <w:t xml:space="preserve">. For a RIS with N elements, each supporting continuous phase shifts in [0, 2π), the optimization space is N-dimensional and generally non-convex, with performance landscapes that exhibit numerous local optima due to the periodic nature of phase parameters </w:t>
-      </w:r>
-      <w:r>
-        <w:rPr>
-          <w:sz w:val="22"/>
-        </w:rPr>
-        <w:t>(Guo et al., 2020)</w:t>
-      </w:r>
-      <w:r>
-        <w:rPr>
-          <w:sz w:val="22"/>
-        </w:rPr>
-        <w:t>.</w:t>
+        <w:t>. For a RIS with N elements, each supporting continuous phase shifts in [0, 2π), the optimization space is N-dimensional and generally non-convex, with performance landscapes that exhibit numerous local optima due to the periodic nature of phase parameters.</w:t>
       </w:r>
     </w:p>
     <w:p>
       <w:pPr>
-        <w:spacing w:after="120" w:line="276" w:lineRule="auto"/>
+        <w:spacing w:after="160" w:line="360" w:lineRule="auto"/>
         <w:ind w:firstLine="720"/>
       </w:pPr>
       <w:r>
@@ -2062,9 +2305,10 @@
       </w:r>
       <w:r>
         <w:rPr>
+          <w:color w:val="00008B"/>
           <w:sz w:val="22"/>
         </w:rPr>
-        <w:t>(Taha et al., 2021)</w:t>
+        <w:t>[30]</w:t>
       </w:r>
       <w:r>
         <w:rPr>
@@ -2075,19 +2319,32 @@
     </w:p>
     <w:p>
       <w:pPr>
-        <w:spacing w:after="120" w:line="276" w:lineRule="auto"/>
+        <w:spacing w:after="160" w:line="360" w:lineRule="auto"/>
         <w:ind w:firstLine="720"/>
       </w:pPr>
       <w:r>
         <w:rPr>
           <w:sz w:val="22"/>
         </w:rPr>
-        <w:t>The channel estimation problem for RIS-assisted systems presents unique challenges due to the passive nature of RIS elements, which cannot transmit or process pilot signals independently. ML-based channel estimation methods exploit the structural properties of RIS channels, including sparsity in angular domains and correlation between adjacent elements, to achieve accurate estimation with reduced pilot overhead. Deep learning architectures such as deep image prior and convolutional sparse coding have been applied to reconstruct full channel matrices from limited measurements, leveraging the inherent structure of RIS-assisted channels.</w:t>
+        <w:t xml:space="preserve">The channel estimation problem for RIS-assisted systems presents unique challenges due to the passive nature of RIS elements, which cannot transmit or process pilot signals independently. ML-based channel estimation methods exploit the structural properties of RIS channels, including sparsity in angular domains and correlation between adjacent elements, to achieve accurate estimation with reduced pilot overhead </w:t>
+      </w:r>
+      <w:r>
+        <w:rPr>
+          <w:color w:val="00008B"/>
+          <w:sz w:val="22"/>
+        </w:rPr>
+        <w:t>[31]</w:t>
+      </w:r>
+      <w:r>
+        <w:rPr>
+          <w:sz w:val="22"/>
+        </w:rPr>
+        <w:t>. Deep learning architectures such as deep image prior and convolutional sparse coding have been applied to reconstruct full channel matrices from limited measurements, leveraging the inherent structure of RIS-assisted channels.</w:t>
       </w:r>
     </w:p>
     <w:p>
       <w:pPr>
-        <w:spacing w:after="120" w:line="276" w:lineRule="auto"/>
+        <w:spacing w:after="160" w:line="360" w:lineRule="auto"/>
         <w:ind w:firstLine="720"/>
       </w:pPr>
       <w:r>
@@ -2098,9 +2355,10 @@
       </w:r>
       <w:r>
         <w:rPr>
+          <w:color w:val="00008B"/>
           <w:sz w:val="22"/>
         </w:rPr>
-        <w:t>(Alexandropoulos et al., 2020)</w:t>
+        <w:t>[32]</w:t>
       </w:r>
       <w:r>
         <w:rPr>
@@ -2111,7 +2369,7 @@
     </w:p>
     <w:p>
       <w:pPr>
-        <w:spacing w:after="120" w:line="276" w:lineRule="auto"/>
+        <w:spacing w:after="160" w:line="360" w:lineRule="auto"/>
         <w:ind w:firstLine="720"/>
       </w:pPr>
       <w:r>
@@ -2131,17 +2389,43 @@
         <w:jc w:val="center"/>
       </w:pPr>
       <w:r>
-        <w:rPr>
-          <w:i/>
-          <w:color w:val="808080"/>
-          <w:sz w:val="20"/>
-        </w:rPr>
-        <w:t>[Figure 3 Placeholder]</w:t>
+        <w:drawing>
+          <wp:inline xmlns:a="http://schemas.openxmlformats.org/drawingml/2006/main" xmlns:pic="http://schemas.openxmlformats.org/drawingml/2006/picture">
+            <wp:extent cx="5029200" cy="4056775"/>
+            <wp:docPr id="3" name="Picture 3"/>
+            <wp:cNvGraphicFramePr>
+              <a:graphicFrameLocks noChangeAspect="1"/>
+            </wp:cNvGraphicFramePr>
+            <a:graphic>
+              <a:graphicData uri="http://schemas.openxmlformats.org/drawingml/2006/picture">
+                <pic:pic>
+                  <pic:nvPicPr>
+                    <pic:cNvPr id="0" name="Figure_3_RIS_ML_Framework.png"/>
+                    <pic:cNvPicPr/>
+                  </pic:nvPicPr>
+                  <pic:blipFill>
+                    <a:blip r:embed="rId11"/>
+                    <a:stretch>
+                      <a:fillRect/>
+                    </a:stretch>
+                  </pic:blipFill>
+                  <pic:spPr>
+                    <a:xfrm>
+                      <a:off x="0" y="0"/>
+                      <a:ext cx="5029200" cy="4056775"/>
+                    </a:xfrm>
+                    <a:prstGeom prst="rect"/>
+                  </pic:spPr>
+                </pic:pic>
+              </a:graphicData>
+            </a:graphic>
+          </wp:inline>
+        </w:drawing>
       </w:r>
     </w:p>
     <w:p>
       <w:pPr>
-        <w:spacing w:after="240"/>
+        <w:spacing w:after="240" w:before="120"/>
         <w:jc w:val="center"/>
       </w:pPr>
       <w:r>
@@ -2155,12 +2439,12 @@
         <w:rPr>
           <w:sz w:val="20"/>
         </w:rPr>
-        <w:t>Machine learning framework for RIS phase optimization showing the complete pipeline: (a) channel measurement acquisition from base station and users, (b) feature extraction and preprocessing, (c) deep neural network prediction of optimal phase configurations, (d) RIS controller implementing predicted phase shifts, and (e) feedback loop for online model refinement.</w:t>
+        <w:t>Machine learning framework for RIS phase optimization showing the complete pipeline: (a) channel measurement acquisition, (b) feature extraction and preprocessing, (c) deep neural network prediction of optimal phase configurations, (d) RIS controller implementing predicted phase shifts, and (e) feedback loop for online model refinement.</w:t>
       </w:r>
     </w:p>
     <w:p>
       <w:pPr>
-        <w:spacing w:after="120" w:line="276" w:lineRule="auto"/>
+        <w:spacing w:after="160" w:line="360" w:lineRule="auto"/>
         <w:ind w:firstLine="720"/>
       </w:pPr>
       <w:r>
@@ -2171,9 +2455,10 @@
       </w:r>
       <w:r>
         <w:rPr>
+          <w:color w:val="00008B"/>
           <w:sz w:val="22"/>
         </w:rPr>
-        <w:t>(Huang et al., 2020)</w:t>
+        <w:t>[33]</w:t>
       </w:r>
       <w:r>
         <w:rPr>
@@ -2192,7 +2477,7 @@
     </w:p>
     <w:p>
       <w:pPr>
-        <w:spacing w:after="120" w:line="276" w:lineRule="auto"/>
+        <w:spacing w:after="160" w:line="360" w:lineRule="auto"/>
         <w:ind w:firstLine="720"/>
       </w:pPr>
       <w:r>
@@ -2203,9 +2488,10 @@
       </w:r>
       <w:r>
         <w:rPr>
+          <w:color w:val="00008B"/>
           <w:sz w:val="22"/>
         </w:rPr>
-        <w:t>(Feng et al., 2020)</w:t>
+        <w:t>[34]</w:t>
       </w:r>
       <w:r>
         <w:rPr>
@@ -2216,7 +2502,7 @@
     </w:p>
     <w:p>
       <w:pPr>
-        <w:spacing w:after="120" w:line="276" w:lineRule="auto"/>
+        <w:spacing w:after="160" w:line="360" w:lineRule="auto"/>
         <w:ind w:firstLine="720"/>
       </w:pPr>
       <w:r>
@@ -2227,9 +2513,10 @@
       </w:r>
       <w:r>
         <w:rPr>
+          <w:color w:val="00008B"/>
           <w:sz w:val="22"/>
         </w:rPr>
-        <w:t>(Yang et al., 2021)</w:t>
+        <w:t>[35]</w:t>
       </w:r>
       <w:r>
         <w:rPr>
@@ -2240,19 +2527,32 @@
     </w:p>
     <w:p>
       <w:pPr>
-        <w:spacing w:after="120" w:line="276" w:lineRule="auto"/>
+        <w:spacing w:after="160" w:line="360" w:lineRule="auto"/>
         <w:ind w:firstLine="720"/>
       </w:pPr>
       <w:r>
         <w:rPr>
           <w:sz w:val="22"/>
         </w:rPr>
-        <w:t>Deep Q-Networks (DQN) and their variants, including Double DQN, Dueling DQN, and Prioritized Experience Replay, have been applied to discrete RIS phase optimization problems where elements support a limited number of phase states. These algorithms learn action-value functions that estimate the expected cumulative reward for each phase configuration in each system state, enabling greedy action selection that maximizes long-term performance. However, the exponential growth of the action space with the number of elements limits the applicability of DQN to relatively small RIS deployments.</w:t>
+        <w:t xml:space="preserve">Deep Q-Networks (DQN) and their variants, including Double DQN, Dueling DQN, and Prioritized Experience Replay, have been applied to discrete RIS phase optimization problems where elements support a limited number of phase states </w:t>
+      </w:r>
+      <w:r>
+        <w:rPr>
+          <w:color w:val="00008B"/>
+          <w:sz w:val="22"/>
+        </w:rPr>
+        <w:t>[36]</w:t>
+      </w:r>
+      <w:r>
+        <w:rPr>
+          <w:sz w:val="22"/>
+        </w:rPr>
+        <w:t>. These algorithms learn action-value functions that estimate the expected cumulative reward for each phase configuration in each system state, enabling greedy action selection that maximizes long-term performance. However, the exponential growth of the action space with the number of elements limits the applicability of DQN to relatively small RIS deployments.</w:t>
       </w:r>
     </w:p>
     <w:p>
       <w:pPr>
-        <w:spacing w:after="120" w:line="276" w:lineRule="auto"/>
+        <w:spacing w:after="160" w:line="360" w:lineRule="auto"/>
         <w:ind w:firstLine="720"/>
       </w:pPr>
       <w:r>
@@ -2263,9 +2563,10 @@
       </w:r>
       <w:r>
         <w:rPr>
+          <w:color w:val="00008B"/>
           <w:sz w:val="22"/>
         </w:rPr>
-        <w:t>(Nguyen et al., 2022)</w:t>
+        <w:t>[37]</w:t>
       </w:r>
       <w:r>
         <w:rPr>
@@ -2276,7 +2577,7 @@
     </w:p>
     <w:p>
       <w:pPr>
-        <w:spacing w:after="120" w:line="276" w:lineRule="auto"/>
+        <w:spacing w:after="160" w:line="360" w:lineRule="auto"/>
         <w:ind w:firstLine="720"/>
       </w:pPr>
       <w:r>
@@ -2288,17 +2589,14 @@
     </w:p>
     <w:p>
       <w:pPr>
-        <w:spacing w:before="240" w:after="120"/>
+        <w:spacing w:before="280" w:after="160"/>
       </w:pPr>
       <w:r>
         <w:rPr>
           <w:b/>
           <w:sz w:val="20"/>
         </w:rPr>
-        <w:t>Table 3</w:t>
-      </w:r>
-      <w:r>
-        <w:br/>
+        <w:t xml:space="preserve">Table 3. </w:t>
       </w:r>
       <w:r>
         <w:rPr>
@@ -2327,7 +2625,7 @@
         <w:tc>
           <w:tcPr>
             <w:tcW w:type="dxa" w:w="1560"/>
-            <w:shd w:fill="2E4057"/>
+            <w:shd w:fill="1B3A5C"/>
           </w:tcPr>
           <w:p>
             <w:pPr>
@@ -2338,7 +2636,7 @@
               <w:rPr>
                 <w:b/>
                 <w:color w:val="FFFFFF"/>
-                <w:sz w:val="18"/>
+                <w:sz w:val="17"/>
               </w:rPr>
               <w:t>DRL Algorithm</w:t>
             </w:r>
@@ -2347,7 +2645,7 @@
         <w:tc>
           <w:tcPr>
             <w:tcW w:type="dxa" w:w="1560"/>
-            <w:shd w:fill="2E4057"/>
+            <w:shd w:fill="1B3A5C"/>
           </w:tcPr>
           <w:p>
             <w:pPr>
@@ -2358,7 +2656,7 @@
               <w:rPr>
                 <w:b/>
                 <w:color w:val="FFFFFF"/>
-                <w:sz w:val="18"/>
+                <w:sz w:val="17"/>
               </w:rPr>
               <w:t>Action Space</w:t>
             </w:r>
@@ -2367,7 +2665,7 @@
         <w:tc>
           <w:tcPr>
             <w:tcW w:type="dxa" w:w="1560"/>
-            <w:shd w:fill="2E4057"/>
+            <w:shd w:fill="1B3A5C"/>
           </w:tcPr>
           <w:p>
             <w:pPr>
@@ -2378,16 +2676,18 @@
               <w:rPr>
                 <w:b/>
                 <w:color w:val="FFFFFF"/>
-                <w:sz w:val="18"/>
+                <w:sz w:val="17"/>
               </w:rPr>
               <w:t>Scalability</w:t>
+              <w:br/>
+              <w:t>(Elements)</w:t>
             </w:r>
           </w:p>
         </w:tc>
         <w:tc>
           <w:tcPr>
             <w:tcW w:type="dxa" w:w="1560"/>
-            <w:shd w:fill="2E4057"/>
+            <w:shd w:fill="1B3A5C"/>
           </w:tcPr>
           <w:p>
             <w:pPr>
@@ -2398,16 +2698,18 @@
               <w:rPr>
                 <w:b/>
                 <w:color w:val="FFFFFF"/>
-                <w:sz w:val="18"/>
+                <w:sz w:val="17"/>
               </w:rPr>
               <w:t>Convergence</w:t>
+              <w:br/>
+              <w:t>Speed</w:t>
             </w:r>
           </w:p>
         </w:tc>
         <w:tc>
           <w:tcPr>
             <w:tcW w:type="dxa" w:w="1560"/>
-            <w:shd w:fill="2E4057"/>
+            <w:shd w:fill="1B3A5C"/>
           </w:tcPr>
           <w:p>
             <w:pPr>
@@ -2418,16 +2720,18 @@
               <w:rPr>
                 <w:b/>
                 <w:color w:val="FFFFFF"/>
-                <w:sz w:val="18"/>
+                <w:sz w:val="17"/>
               </w:rPr>
-              <w:t>Sample Eff.</w:t>
+              <w:t>Sample</w:t>
+              <w:br/>
+              <w:t>Efficiency</w:t>
             </w:r>
           </w:p>
         </w:tc>
         <w:tc>
           <w:tcPr>
             <w:tcW w:type="dxa" w:w="1560"/>
-            <w:shd w:fill="2E4057"/>
+            <w:shd w:fill="1B3A5C"/>
           </w:tcPr>
           <w:p>
             <w:pPr>
@@ -2438,8 +2742,10 @@
               <w:rPr>
                 <w:b/>
                 <w:color w:val="FFFFFF"/>
-                <w:sz w:val="18"/>
+                <w:sz w:val="17"/>
               </w:rPr>
+              <w:t>Performance</w:t>
+              <w:br/>
               <w:t>vs. Optimal</w:t>
             </w:r>
           </w:p>
@@ -2449,7 +2755,7 @@
         <w:tc>
           <w:tcPr>
             <w:tcW w:type="dxa" w:w="1560"/>
-            <w:shd w:fill="F0F4F8"/>
+            <w:shd w:fill="EDF2F7"/>
           </w:tcPr>
           <w:p>
             <w:pPr>
@@ -2458,7 +2764,7 @@
             <w:r/>
             <w:r>
               <w:rPr>
-                <w:sz w:val="18"/>
+                <w:sz w:val="17"/>
               </w:rPr>
               <w:t>DQN</w:t>
             </w:r>
@@ -2467,7 +2773,7 @@
         <w:tc>
           <w:tcPr>
             <w:tcW w:type="dxa" w:w="1560"/>
-            <w:shd w:fill="F0F4F8"/>
+            <w:shd w:fill="EDF2F7"/>
           </w:tcPr>
           <w:p>
             <w:pPr>
@@ -2476,7 +2782,7 @@
             <w:r/>
             <w:r>
               <w:rPr>
-                <w:sz w:val="18"/>
+                <w:sz w:val="17"/>
               </w:rPr>
               <w:t>Discrete</w:t>
             </w:r>
@@ -2485,7 +2791,7 @@
         <w:tc>
           <w:tcPr>
             <w:tcW w:type="dxa" w:w="1560"/>
-            <w:shd w:fill="F0F4F8"/>
+            <w:shd w:fill="EDF2F7"/>
           </w:tcPr>
           <w:p>
             <w:pPr>
@@ -2494,7 +2800,7 @@
             <w:r/>
             <w:r>
               <w:rPr>
-                <w:sz w:val="18"/>
+                <w:sz w:val="17"/>
               </w:rPr>
               <w:t>Limited (&lt;64)</w:t>
             </w:r>
@@ -2503,7 +2809,7 @@
         <w:tc>
           <w:tcPr>
             <w:tcW w:type="dxa" w:w="1560"/>
-            <w:shd w:fill="F0F4F8"/>
+            <w:shd w:fill="EDF2F7"/>
           </w:tcPr>
           <w:p>
             <w:pPr>
@@ -2512,7 +2818,7 @@
             <w:r/>
             <w:r>
               <w:rPr>
-                <w:sz w:val="18"/>
+                <w:sz w:val="17"/>
               </w:rPr>
               <w:t>Moderate</w:t>
             </w:r>
@@ -2521,7 +2827,7 @@
         <w:tc>
           <w:tcPr>
             <w:tcW w:type="dxa" w:w="1560"/>
-            <w:shd w:fill="F0F4F8"/>
+            <w:shd w:fill="EDF2F7"/>
           </w:tcPr>
           <w:p>
             <w:pPr>
@@ -2530,7 +2836,7 @@
             <w:r/>
             <w:r>
               <w:rPr>
-                <w:sz w:val="18"/>
+                <w:sz w:val="17"/>
               </w:rPr>
               <w:t>Low</w:t>
             </w:r>
@@ -2539,7 +2845,7 @@
         <w:tc>
           <w:tcPr>
             <w:tcW w:type="dxa" w:w="1560"/>
-            <w:shd w:fill="F0F4F8"/>
+            <w:shd w:fill="EDF2F7"/>
           </w:tcPr>
           <w:p>
             <w:pPr>
@@ -2548,9 +2854,9 @@
             <w:r/>
             <w:r>
               <w:rPr>
-                <w:sz w:val="18"/>
+                <w:sz w:val="17"/>
               </w:rPr>
-              <w:t>90-95%</w:t>
+              <w:t>90–95%</w:t>
             </w:r>
           </w:p>
         </w:tc>
@@ -2567,7 +2873,7 @@
             <w:r/>
             <w:r>
               <w:rPr>
-                <w:sz w:val="18"/>
+                <w:sz w:val="17"/>
               </w:rPr>
               <w:t>Double DQN</w:t>
             </w:r>
@@ -2584,7 +2890,7 @@
             <w:r/>
             <w:r>
               <w:rPr>
-                <w:sz w:val="18"/>
+                <w:sz w:val="17"/>
               </w:rPr>
               <w:t>Discrete</w:t>
             </w:r>
@@ -2601,7 +2907,7 @@
             <w:r/>
             <w:r>
               <w:rPr>
-                <w:sz w:val="18"/>
+                <w:sz w:val="17"/>
               </w:rPr>
               <w:t>Limited (&lt;64)</w:t>
             </w:r>
@@ -2618,7 +2924,7 @@
             <w:r/>
             <w:r>
               <w:rPr>
-                <w:sz w:val="18"/>
+                <w:sz w:val="17"/>
               </w:rPr>
               <w:t>Moderate</w:t>
             </w:r>
@@ -2635,7 +2941,7 @@
             <w:r/>
             <w:r>
               <w:rPr>
-                <w:sz w:val="18"/>
+                <w:sz w:val="17"/>
               </w:rPr>
               <w:t>Moderate</w:t>
             </w:r>
@@ -2652,9 +2958,9 @@
             <w:r/>
             <w:r>
               <w:rPr>
-                <w:sz w:val="18"/>
+                <w:sz w:val="17"/>
               </w:rPr>
-              <w:t>92-96%</w:t>
+              <w:t>92–96%</w:t>
             </w:r>
           </w:p>
         </w:tc>
@@ -2663,7 +2969,7 @@
         <w:tc>
           <w:tcPr>
             <w:tcW w:type="dxa" w:w="1560"/>
-            <w:shd w:fill="F0F4F8"/>
+            <w:shd w:fill="EDF2F7"/>
           </w:tcPr>
           <w:p>
             <w:pPr>
@@ -2672,7 +2978,7 @@
             <w:r/>
             <w:r>
               <w:rPr>
-                <w:sz w:val="18"/>
+                <w:sz w:val="17"/>
               </w:rPr>
               <w:t>PPO</w:t>
             </w:r>
@@ -2681,7 +2987,7 @@
         <w:tc>
           <w:tcPr>
             <w:tcW w:type="dxa" w:w="1560"/>
-            <w:shd w:fill="F0F4F8"/>
+            <w:shd w:fill="EDF2F7"/>
           </w:tcPr>
           <w:p>
             <w:pPr>
@@ -2690,7 +2996,7 @@
             <w:r/>
             <w:r>
               <w:rPr>
-                <w:sz w:val="18"/>
+                <w:sz w:val="17"/>
               </w:rPr>
               <w:t>Cont./Discrete</w:t>
             </w:r>
@@ -2699,7 +3005,7 @@
         <w:tc>
           <w:tcPr>
             <w:tcW w:type="dxa" w:w="1560"/>
-            <w:shd w:fill="F0F4F8"/>
+            <w:shd w:fill="EDF2F7"/>
           </w:tcPr>
           <w:p>
             <w:pPr>
@@ -2708,7 +3014,7 @@
             <w:r/>
             <w:r>
               <w:rPr>
-                <w:sz w:val="18"/>
+                <w:sz w:val="17"/>
               </w:rPr>
               <w:t>Good (&lt;256)</w:t>
             </w:r>
@@ -2717,7 +3023,7 @@
         <w:tc>
           <w:tcPr>
             <w:tcW w:type="dxa" w:w="1560"/>
-            <w:shd w:fill="F0F4F8"/>
+            <w:shd w:fill="EDF2F7"/>
           </w:tcPr>
           <w:p>
             <w:pPr>
@@ -2726,7 +3032,7 @@
             <w:r/>
             <w:r>
               <w:rPr>
-                <w:sz w:val="18"/>
+                <w:sz w:val="17"/>
               </w:rPr>
               <w:t>Fast</w:t>
             </w:r>
@@ -2735,7 +3041,7 @@
         <w:tc>
           <w:tcPr>
             <w:tcW w:type="dxa" w:w="1560"/>
-            <w:shd w:fill="F0F4F8"/>
+            <w:shd w:fill="EDF2F7"/>
           </w:tcPr>
           <w:p>
             <w:pPr>
@@ -2744,7 +3050,7 @@
             <w:r/>
             <w:r>
               <w:rPr>
-                <w:sz w:val="18"/>
+                <w:sz w:val="17"/>
               </w:rPr>
               <w:t>Moderate</w:t>
             </w:r>
@@ -2753,7 +3059,7 @@
         <w:tc>
           <w:tcPr>
             <w:tcW w:type="dxa" w:w="1560"/>
-            <w:shd w:fill="F0F4F8"/>
+            <w:shd w:fill="EDF2F7"/>
           </w:tcPr>
           <w:p>
             <w:pPr>
@@ -2762,9 +3068,9 @@
             <w:r/>
             <w:r>
               <w:rPr>
-                <w:sz w:val="18"/>
+                <w:sz w:val="17"/>
               </w:rPr>
-              <w:t>93-97%</w:t>
+              <w:t>93–97%</w:t>
             </w:r>
           </w:p>
         </w:tc>
@@ -2781,7 +3087,7 @@
             <w:r/>
             <w:r>
               <w:rPr>
-                <w:sz w:val="18"/>
+                <w:sz w:val="17"/>
               </w:rPr>
               <w:t>A3C</w:t>
             </w:r>
@@ -2798,7 +3104,7 @@
             <w:r/>
             <w:r>
               <w:rPr>
-                <w:sz w:val="18"/>
+                <w:sz w:val="17"/>
               </w:rPr>
               <w:t>Cont./Discrete</w:t>
             </w:r>
@@ -2815,7 +3121,7 @@
             <w:r/>
             <w:r>
               <w:rPr>
-                <w:sz w:val="18"/>
+                <w:sz w:val="17"/>
               </w:rPr>
               <w:t>Good (&lt;256)</w:t>
             </w:r>
@@ -2832,7 +3138,7 @@
             <w:r/>
             <w:r>
               <w:rPr>
-                <w:sz w:val="18"/>
+                <w:sz w:val="17"/>
               </w:rPr>
               <w:t>Fast</w:t>
             </w:r>
@@ -2849,7 +3155,7 @@
             <w:r/>
             <w:r>
               <w:rPr>
-                <w:sz w:val="18"/>
+                <w:sz w:val="17"/>
               </w:rPr>
               <w:t>Moderate</w:t>
             </w:r>
@@ -2866,9 +3172,9 @@
             <w:r/>
             <w:r>
               <w:rPr>
-                <w:sz w:val="18"/>
+                <w:sz w:val="17"/>
               </w:rPr>
-              <w:t>92-96%</w:t>
+              <w:t>92–96%</w:t>
             </w:r>
           </w:p>
         </w:tc>
@@ -2877,7 +3183,7 @@
         <w:tc>
           <w:tcPr>
             <w:tcW w:type="dxa" w:w="1560"/>
-            <w:shd w:fill="F0F4F8"/>
+            <w:shd w:fill="EDF2F7"/>
           </w:tcPr>
           <w:p>
             <w:pPr>
@@ -2886,7 +3192,7 @@
             <w:r/>
             <w:r>
               <w:rPr>
-                <w:sz w:val="18"/>
+                <w:sz w:val="17"/>
               </w:rPr>
               <w:t>SAC</w:t>
             </w:r>
@@ -2895,7 +3201,7 @@
         <w:tc>
           <w:tcPr>
             <w:tcW w:type="dxa" w:w="1560"/>
-            <w:shd w:fill="F0F4F8"/>
+            <w:shd w:fill="EDF2F7"/>
           </w:tcPr>
           <w:p>
             <w:pPr>
@@ -2904,7 +3210,7 @@
             <w:r/>
             <w:r>
               <w:rPr>
-                <w:sz w:val="18"/>
+                <w:sz w:val="17"/>
               </w:rPr>
               <w:t>Continuous</w:t>
             </w:r>
@@ -2913,7 +3219,7 @@
         <w:tc>
           <w:tcPr>
             <w:tcW w:type="dxa" w:w="1560"/>
-            <w:shd w:fill="F0F4F8"/>
+            <w:shd w:fill="EDF2F7"/>
           </w:tcPr>
           <w:p>
             <w:pPr>
@@ -2922,7 +3228,7 @@
             <w:r/>
             <w:r>
               <w:rPr>
-                <w:sz w:val="18"/>
+                <w:sz w:val="17"/>
               </w:rPr>
               <w:t>Excellent (&lt;1024)</w:t>
             </w:r>
@@ -2931,7 +3237,7 @@
         <w:tc>
           <w:tcPr>
             <w:tcW w:type="dxa" w:w="1560"/>
-            <w:shd w:fill="F0F4F8"/>
+            <w:shd w:fill="EDF2F7"/>
           </w:tcPr>
           <w:p>
             <w:pPr>
@@ -2940,7 +3246,7 @@
             <w:r/>
             <w:r>
               <w:rPr>
-                <w:sz w:val="18"/>
+                <w:sz w:val="17"/>
               </w:rPr>
               <w:t>Moderate</w:t>
             </w:r>
@@ -2949,7 +3255,7 @@
         <w:tc>
           <w:tcPr>
             <w:tcW w:type="dxa" w:w="1560"/>
-            <w:shd w:fill="F0F4F8"/>
+            <w:shd w:fill="EDF2F7"/>
           </w:tcPr>
           <w:p>
             <w:pPr>
@@ -2958,7 +3264,7 @@
             <w:r/>
             <w:r>
               <w:rPr>
-                <w:sz w:val="18"/>
+                <w:sz w:val="17"/>
               </w:rPr>
               <w:t>High</w:t>
             </w:r>
@@ -2967,7 +3273,7 @@
         <w:tc>
           <w:tcPr>
             <w:tcW w:type="dxa" w:w="1560"/>
-            <w:shd w:fill="F0F4F8"/>
+            <w:shd w:fill="EDF2F7"/>
           </w:tcPr>
           <w:p>
             <w:pPr>
@@ -2976,9 +3282,9 @@
             <w:r/>
             <w:r>
               <w:rPr>
-                <w:sz w:val="18"/>
+                <w:sz w:val="17"/>
               </w:rPr>
-              <w:t>95-98%</w:t>
+              <w:t>95–98%</w:t>
             </w:r>
           </w:p>
         </w:tc>
@@ -2995,7 +3301,7 @@
             <w:r/>
             <w:r>
               <w:rPr>
-                <w:sz w:val="18"/>
+                <w:sz w:val="17"/>
               </w:rPr>
               <w:t>Multi-Agent DRL</w:t>
             </w:r>
@@ -3012,7 +3318,7 @@
             <w:r/>
             <w:r>
               <w:rPr>
-                <w:sz w:val="18"/>
+                <w:sz w:val="17"/>
               </w:rPr>
               <w:t>Cont./Discrete</w:t>
             </w:r>
@@ -3029,7 +3335,7 @@
             <w:r/>
             <w:r>
               <w:rPr>
-                <w:sz w:val="18"/>
+                <w:sz w:val="17"/>
               </w:rPr>
               <w:t>Excellent (&gt;1024)</w:t>
             </w:r>
@@ -3046,7 +3352,7 @@
             <w:r/>
             <w:r>
               <w:rPr>
-                <w:sz w:val="18"/>
+                <w:sz w:val="17"/>
               </w:rPr>
               <w:t>Slow</w:t>
             </w:r>
@@ -3063,7 +3369,7 @@
             <w:r/>
             <w:r>
               <w:rPr>
-                <w:sz w:val="18"/>
+                <w:sz w:val="17"/>
               </w:rPr>
               <w:t>Low</w:t>
             </w:r>
@@ -3080,9 +3386,9 @@
             <w:r/>
             <w:r>
               <w:rPr>
-                <w:sz w:val="18"/>
+                <w:sz w:val="17"/>
               </w:rPr>
-              <w:t>90-95%</w:t>
+              <w:t>90–95%</w:t>
             </w:r>
           </w:p>
         </w:tc>
@@ -3090,12 +3396,12 @@
     </w:tbl>
     <w:p>
       <w:pPr>
-        <w:spacing w:after="120"/>
+        <w:spacing w:after="160"/>
       </w:pPr>
     </w:p>
     <w:p>
       <w:pPr>
-        <w:spacing w:after="120" w:line="276" w:lineRule="auto"/>
+        <w:spacing w:after="160" w:line="360" w:lineRule="auto"/>
         <w:ind w:firstLine="720"/>
       </w:pPr>
       <w:r>
@@ -3106,9 +3412,10 @@
       </w:r>
       <w:r>
         <w:rPr>
+          <w:color w:val="00008B"/>
           <w:sz w:val="22"/>
         </w:rPr>
-        <w:t>(Xu et al., 2022)</w:t>
+        <w:t>[38]</w:t>
       </w:r>
       <w:r>
         <w:rPr>
@@ -3127,7 +3434,7 @@
     </w:p>
     <w:p>
       <w:pPr>
-        <w:spacing w:after="120" w:line="276" w:lineRule="auto"/>
+        <w:spacing w:after="160" w:line="360" w:lineRule="auto"/>
         <w:ind w:firstLine="720"/>
       </w:pPr>
       <w:r>
@@ -3138,9 +3445,10 @@
       </w:r>
       <w:r>
         <w:rPr>
+          <w:color w:val="00008B"/>
           <w:sz w:val="22"/>
         </w:rPr>
-        <w:t>(Zhang &amp; Dai, 2021)</w:t>
+        <w:t>[39]</w:t>
       </w:r>
       <w:r>
         <w:rPr>
@@ -3151,7 +3459,7 @@
     </w:p>
     <w:p>
       <w:pPr>
-        <w:spacing w:after="120" w:line="276" w:lineRule="auto"/>
+        <w:spacing w:after="160" w:line="360" w:lineRule="auto"/>
         <w:ind w:firstLine="720"/>
       </w:pPr>
       <w:r>
@@ -3162,9 +3470,10 @@
       </w:r>
       <w:r>
         <w:rPr>
+          <w:color w:val="00008B"/>
           <w:sz w:val="22"/>
         </w:rPr>
-        <w:t>(Kim et al., 2021)</w:t>
+        <w:t>[40]</w:t>
       </w:r>
       <w:r>
         <w:rPr>
@@ -3175,7 +3484,7 @@
     </w:p>
     <w:p>
       <w:pPr>
-        <w:spacing w:after="120" w:line="276" w:lineRule="auto"/>
+        <w:spacing w:after="160" w:line="360" w:lineRule="auto"/>
         <w:ind w:firstLine="720"/>
       </w:pPr>
       <w:r>
@@ -3187,55 +3496,19 @@
     </w:p>
     <w:p>
       <w:pPr>
-        <w:spacing w:after="120" w:line="276" w:lineRule="auto"/>
+        <w:spacing w:after="160" w:line="360" w:lineRule="auto"/>
         <w:ind w:firstLine="720"/>
       </w:pPr>
       <w:r>
         <w:rPr>
           <w:sz w:val="22"/>
         </w:rPr>
-        <w:t xml:space="preserve">User scheduling in RIS-assisted systems determines which users are served in each time slot and which RIS configurations are employed for each scheduling decision. The scheduling problem interacts with RIS optimization because different user subsets benefit from different phase configurations </w:t>
-      </w:r>
-      <w:r>
-        <w:rPr>
-          <w:sz w:val="22"/>
-        </w:rPr>
-        <w:t>(Mu et al., 2022)</w:t>
-      </w:r>
-      <w:r>
-        <w:rPr>
-          <w:sz w:val="22"/>
-        </w:rPr>
-        <w:t>. AI-based scheduling algorithms learn to group users with compatible RIS requirements, maximizing the system throughput while ensuring fairness through long-term reward formulations that penalize persistent service denial.</w:t>
+        <w:t>User scheduling in RIS-assisted systems determines which users are served in each time slot and which RIS configurations are employed for each scheduling decision. The scheduling problem interacts with RIS optimization because different user subsets benefit from different phase configurations. AI-based scheduling algorithms learn to group users with compatible RIS requirements, maximizing the system throughput while ensuring fairness through long-term reward formulations that penalize persistent service denial.</w:t>
       </w:r>
     </w:p>
     <w:p>
       <w:pPr>
-        <w:spacing w:after="120" w:line="276" w:lineRule="auto"/>
-        <w:ind w:firstLine="720"/>
-      </w:pPr>
-      <w:r>
-        <w:rPr>
-          <w:sz w:val="22"/>
-        </w:rPr>
-        <w:t xml:space="preserve">The integration of sensing and communication functions in RIS-assisted systems introduces additional optimization dimensions, requiring the RIS to simultaneously enhance communication performance and provide environmental sensing capabilities </w:t>
-      </w:r>
-      <w:r>
-        <w:rPr>
-          <w:sz w:val="22"/>
-        </w:rPr>
-        <w:t>(Liu et al., 2022)</w:t>
-      </w:r>
-      <w:r>
-        <w:rPr>
-          <w:sz w:val="22"/>
-        </w:rPr>
-        <w:t>. Joint communication and sensing optimization employs multi-objective AI frameworks that balance potentially conflicting objectives, generating Pareto-optimal configurations that allow system operators to select appropriate operating points based on current priorities.</w:t>
-      </w:r>
-    </w:p>
-    <w:p>
-      <w:pPr>
-        <w:spacing w:after="120" w:line="276" w:lineRule="auto"/>
+        <w:spacing w:after="160" w:line="360" w:lineRule="auto"/>
         <w:ind w:firstLine="720"/>
       </w:pPr>
       <w:r>
@@ -3246,29 +3519,44 @@
       </w:r>
     </w:p>
     <w:p>
-      <w:r>
-        <w:br w:type="page"/>
+      <w:pPr>
+        <w:spacing w:after="160" w:line="360" w:lineRule="auto"/>
+        <w:ind w:firstLine="720"/>
+      </w:pPr>
+      <w:r>
+        <w:rPr>
+          <w:sz w:val="22"/>
+        </w:rPr>
+        <w:t>The integration of sensing and communication functions in RIS-assisted systems introduces additional optimization dimensions, requiring the RIS to simultaneously enhance communication performance and provide environmental sensing capabilities. Joint communication and sensing optimization employs multi-objective AI frameworks that balance potentially conflicting objectives, generating Pareto-optimal configurations that allow system operators to select appropriate operating points based on current priorities and real-time operational requirements.</w:t>
       </w:r>
     </w:p>
     <w:p>
-      <w:pPr>
-        <w:pStyle w:val="Heading1"/>
-      </w:pPr>
-      <w:r>
-        <w:t>Section 4: Emerging Applications, Challenges, and Future Perspectives</w:t>
+      <w:r>
+        <w:br w:type="page"/>
       </w:r>
     </w:p>
     <w:p>
       <w:pPr>
-        <w:pStyle w:val="Heading2"/>
-      </w:pPr>
-      <w:r>
-        <w:t>4.1 AI-Driven RIS-Assisted THz Networks for 6G and Beyond</w:t>
+        <w:pStyle w:val="Heading1"/>
+      </w:pPr>
+      <w:r>
+        <w:rPr>
+          <w:color w:val="003366"/>
+        </w:rPr>
+        <w:t>Section 4: Emerging Applications, Challenges, and Future Perspectives</w:t>
       </w:r>
     </w:p>
     <w:p>
       <w:pPr>
-        <w:spacing w:after="120" w:line="276" w:lineRule="auto"/>
+        <w:pStyle w:val="Heading2"/>
+      </w:pPr>
+      <w:r>
+        <w:t>4.1 AI-Driven RIS-Assisted THz Networks for 6G and Beyond</w:t>
+      </w:r>
+    </w:p>
+    <w:p>
+      <w:pPr>
+        <w:spacing w:after="160" w:line="360" w:lineRule="auto"/>
         <w:ind w:firstLine="720"/>
       </w:pPr>
       <w:r>
@@ -3279,9 +3567,10 @@
       </w:r>
       <w:r>
         <w:rPr>
+          <w:color w:val="00008B"/>
           <w:sz w:val="22"/>
         </w:rPr>
-        <w:t>(Sarieddeen et al., 2021)</w:t>
+        <w:t>[41]</w:t>
       </w:r>
       <w:r>
         <w:rPr>
@@ -3292,31 +3581,19 @@
     </w:p>
     <w:p>
       <w:pPr>
-        <w:spacing w:after="120" w:line="276" w:lineRule="auto"/>
+        <w:spacing w:after="160" w:line="360" w:lineRule="auto"/>
         <w:ind w:firstLine="720"/>
       </w:pPr>
       <w:r>
         <w:rPr>
           <w:sz w:val="22"/>
         </w:rPr>
-        <w:t xml:space="preserve">Smart factory applications leverage RIS-assisted THz networks to provide ultra-reliable, low-latency communication for industrial automation systems. AI-driven optimization ensures that RIS configurations satisfy strict latency and reliability requirements for machine control applications while maximizing spectral efficiency for concurrent data-intensive monitoring streams </w:t>
-      </w:r>
-      <w:r>
-        <w:rPr>
-          <w:sz w:val="22"/>
-        </w:rPr>
-        <w:t>(Tariq et al., 2020)</w:t>
-      </w:r>
-      <w:r>
-        <w:rPr>
-          <w:sz w:val="22"/>
-        </w:rPr>
-        <w:t>. The deterministic nature of factory environments enables effective offline optimization supplemented by online adaptation for dynamic elements such as moving robots and personnel.</w:t>
+        <w:t>Smart factory applications leverage RIS-assisted THz networks to provide ultra-reliable, low-latency communication for industrial automation systems. AI-driven optimization ensures that RIS configurations satisfy strict latency and reliability requirements for machine control applications while maximizing spectral efficiency for concurrent data-intensive monitoring streams. The deterministic nature of factory environments enables effective offline optimization supplemented by online adaptation for dynamic elements such as moving robots and personnel.</w:t>
       </w:r>
     </w:p>
     <w:p>
       <w:pPr>
-        <w:spacing w:after="120" w:line="276" w:lineRule="auto"/>
+        <w:spacing w:after="160" w:line="360" w:lineRule="auto"/>
         <w:ind w:firstLine="720"/>
       </w:pPr>
       <w:r>
@@ -3328,7 +3605,7 @@
     </w:p>
     <w:p>
       <w:pPr>
-        <w:spacing w:after="120" w:line="276" w:lineRule="auto"/>
+        <w:spacing w:after="160" w:line="360" w:lineRule="auto"/>
         <w:ind w:firstLine="720"/>
       </w:pPr>
       <w:r>
@@ -3348,17 +3625,43 @@
         <w:jc w:val="center"/>
       </w:pPr>
       <w:r>
-        <w:rPr>
-          <w:i/>
-          <w:color w:val="808080"/>
-          <w:sz w:val="20"/>
-        </w:rPr>
-        <w:t>[Figure 4 Placeholder]</w:t>
+        <w:drawing>
+          <wp:inline xmlns:a="http://schemas.openxmlformats.org/drawingml/2006/main" xmlns:pic="http://schemas.openxmlformats.org/drawingml/2006/picture">
+            <wp:extent cx="5029200" cy="4097304"/>
+            <wp:docPr id="4" name="Picture 4"/>
+            <wp:cNvGraphicFramePr>
+              <a:graphicFrameLocks noChangeAspect="1"/>
+            </wp:cNvGraphicFramePr>
+            <a:graphic>
+              <a:graphicData uri="http://schemas.openxmlformats.org/drawingml/2006/picture">
+                <pic:pic>
+                  <pic:nvPicPr>
+                    <pic:cNvPr id="0" name="Figure_4_6G_Applications.png"/>
+                    <pic:cNvPicPr/>
+                  </pic:nvPicPr>
+                  <pic:blipFill>
+                    <a:blip r:embed="rId12"/>
+                    <a:stretch>
+                      <a:fillRect/>
+                    </a:stretch>
+                  </pic:blipFill>
+                  <pic:spPr>
+                    <a:xfrm>
+                      <a:off x="0" y="0"/>
+                      <a:ext cx="5029200" cy="4097304"/>
+                    </a:xfrm>
+                    <a:prstGeom prst="rect"/>
+                  </pic:spPr>
+                </pic:pic>
+              </a:graphicData>
+            </a:graphic>
+          </wp:inline>
+        </w:drawing>
       </w:r>
     </w:p>
     <w:p>
       <w:pPr>
-        <w:spacing w:after="240"/>
+        <w:spacing w:after="240" w:before="120"/>
         <w:jc w:val="center"/>
       </w:pPr>
       <w:r>
@@ -3372,80 +3675,68 @@
         <w:rPr>
           <w:sz w:val="20"/>
         </w:rPr>
-        <w:t>Application scenarios for AI-driven RIS-assisted THz networks in 6G environments showing: (a) indoor high-speed communications with ceiling-mounted RIS panels, (b) smart factory with distributed RIS for robotic control, (c) vehicular network with roadside RIS for V2X communications, and (d) aerial network with UAV-mounted RIS for coverage extension in urban environments.</w:t>
+        <w:t>Application scenarios for AI-driven RIS-assisted THz networks in 6G environments: (a) indoor high-speed communications, (b) smart factory with distributed RIS, (c) vehicular network with roadside RIS, and (d) aerial network with UAV-mounted RIS.</w:t>
       </w:r>
     </w:p>
     <w:p>
       <w:pPr>
-        <w:spacing w:after="120" w:line="276" w:lineRule="auto"/>
+        <w:spacing w:after="160" w:line="360" w:lineRule="auto"/>
         <w:ind w:firstLine="720"/>
       </w:pPr>
       <w:r>
         <w:rPr>
           <w:sz w:val="22"/>
         </w:rPr>
-        <w:t xml:space="preserve">Unmanned aerial vehicle (UAV) mounted RIS platforms introduce three-dimensional mobility to the RIS deployment paradigm, enabling dynamic positioning of reflecting surfaces to optimize coverage and capacity </w:t>
-      </w:r>
+        <w:t>Unmanned aerial vehicle (UAV) mounted RIS platforms introduce three-dimensional mobility to the RIS deployment paradigm, enabling dynamic positioning of reflecting surfaces to optimize coverage and capacity. AI algorithms jointly optimize UAV trajectories and RIS configurations, navigating the coupled spatial-electromagnetic optimization space to maximize network performance over extended service periods. As illustrated in Figure 4, these diverse application scenarios demonstrate the versatility of AI-driven RIS optimization across different environments, mobility conditions, and performance requirements.</w:t>
+      </w:r>
+    </w:p>
+    <w:p>
+      <w:pPr>
+        <w:spacing w:after="160" w:line="360" w:lineRule="auto"/>
+        <w:ind w:firstLine="720"/>
+      </w:pPr>
       <w:r>
         <w:rPr>
           <w:sz w:val="22"/>
         </w:rPr>
-        <w:t>(Li et al., 2021)</w:t>
-      </w:r>
+        <w:t>Integrated sensing and communication (ISAC) systems employ RIS to simultaneously support wireless data transmission and environmental radar sensing. AI optimization frameworks manage the dual-functional operation, allocating RIS resources between communication and sensing objectives based on real-time demand assessment. Deep learning-based resource allocation dynamically partitions RIS elements between communication-optimal and sensing-optimal configurations, maximizing the joint utility of both functions.</w:t>
+      </w:r>
+    </w:p>
+    <w:p>
+      <w:pPr>
+        <w:spacing w:after="160" w:line="360" w:lineRule="auto"/>
+        <w:ind w:firstLine="720"/>
+      </w:pPr>
       <w:r>
         <w:rPr>
           <w:sz w:val="22"/>
         </w:rPr>
-        <w:t>. AI algorithms jointly optimize UAV trajectories and RIS configurations, navigating the coupled spatial-electromagnetic optimization space to maximize network performance over extended service periods. As illustrated in Figure 4, these diverse application scenarios demonstrate the versatility of AI-driven RIS optimization across different environments, mobility conditions, and performance requirements.</w:t>
+        <w:t>The deployment of RIS in healthcare environments represents another promising application domain, where AI-optimized surfaces can enhance wireless connectivity for medical devices while simultaneously minimizing electromagnetic exposure to patients and staff. Intelligent surface configurations adapt in real-time to maintain reliable communication links for critical patient monitoring equipment while directing radiation away from sensitive areas.</w:t>
       </w:r>
     </w:p>
     <w:p>
       <w:pPr>
-        <w:spacing w:after="120" w:line="276" w:lineRule="auto"/>
+        <w:spacing w:after="160" w:line="360" w:lineRule="auto"/>
         <w:ind w:firstLine="720"/>
       </w:pPr>
       <w:r>
         <w:rPr>
           <w:sz w:val="22"/>
         </w:rPr>
-        <w:t xml:space="preserve">Integrated sensing and communication (ISAC) systems employ RIS to simultaneously support wireless data transmission and environmental radar sensing. AI optimization frameworks manage the dual-functional operation, allocating RIS resources between communication and sensing objectives based on real-time demand assessment </w:t>
-      </w:r>
-      <w:r>
-        <w:rPr>
-          <w:sz w:val="22"/>
-        </w:rPr>
-        <w:t>(Chepuri et al., 2023)</w:t>
-      </w:r>
-      <w:r>
-        <w:rPr>
-          <w:sz w:val="22"/>
-        </w:rPr>
-        <w:t>. Deep learning-based resource allocation dynamically partitions RIS elements between communication-optimal and sensing-optimal configurations, maximizing the joint utility of both functions.</w:t>
+        <w:t>Beyond traditional communication applications, AI-driven RIS technology enables novel functionalities including wireless power transfer optimization, physical-layer security enhancement through controlled signal propagation, and electromagnetic field exposure management in compliance with regulatory limits. These diverse applications demonstrate the transformative potential of intelligent surfaces when combined with sophisticated AI optimization algorithms capable of managing multiple objectives simultaneously across heterogeneous network environments and service requirements.</w:t>
       </w:r>
     </w:p>
     <w:p>
       <w:pPr>
-        <w:spacing w:after="120" w:line="276" w:lineRule="auto"/>
-        <w:ind w:firstLine="720"/>
-      </w:pPr>
-      <w:r>
-        <w:rPr>
-          <w:sz w:val="22"/>
-        </w:rPr>
-        <w:t>The deployment of RIS in healthcare environments represents another promising application domain, where AI-optimized surfaces can enhance wireless connectivity for medical devices while simultaneously minimizing electromagnetic exposure to patients and staff. Intelligent surface configurations adapt in real-time to maintain reliable communication links for critical patient monitoring equipment while directing radiation away from sensitive areas, demonstrating the potential of AI-driven RIS technology to address domain-specific constraints beyond conventional throughput optimization.</w:t>
+        <w:pStyle w:val="Heading2"/>
+      </w:pPr>
+      <w:r>
+        <w:t>4.2 Challenges in AI-Based Antenna and RIS Optimization</w:t>
       </w:r>
     </w:p>
     <w:p>
       <w:pPr>
-        <w:pStyle w:val="Heading2"/>
-      </w:pPr>
-      <w:r>
-        <w:t>4.2 Challenges in AI-Based Antenna and RIS Optimization</w:t>
-      </w:r>
-    </w:p>
-    <w:p>
-      <w:pPr>
-        <w:spacing w:after="120" w:line="276" w:lineRule="auto"/>
+        <w:spacing w:after="160" w:line="360" w:lineRule="auto"/>
         <w:ind w:firstLine="720"/>
       </w:pPr>
       <w:r>
@@ -3456,9 +3747,10 @@
       </w:r>
       <w:r>
         <w:rPr>
+          <w:color w:val="00008B"/>
           <w:sz w:val="22"/>
         </w:rPr>
-        <w:t>(Zheng &amp; Zhang, 2022)</w:t>
+        <w:t>[42]</w:t>
       </w:r>
       <w:r>
         <w:rPr>
@@ -3469,79 +3761,43 @@
     </w:p>
     <w:p>
       <w:pPr>
-        <w:spacing w:after="120" w:line="276" w:lineRule="auto"/>
+        <w:spacing w:after="160" w:line="360" w:lineRule="auto"/>
         <w:ind w:firstLine="720"/>
       </w:pPr>
       <w:r>
         <w:rPr>
           <w:sz w:val="22"/>
         </w:rPr>
-        <w:t xml:space="preserve">Computational complexity represents a persistent challenge for real-time AI-based optimization, particularly as system dimensions increase with larger antenna arrays and RIS surfaces. While trained neural networks provide fast inference, the training phase requires substantial computational resources and time, and models may require frequent retraining as environments change </w:t>
-      </w:r>
+        <w:t>Computational complexity represents a persistent challenge for real-time AI-based optimization, particularly as system dimensions increase with larger antenna arrays and RIS surfaces. While trained neural networks provide fast inference, the training phase requires substantial computational resources and time, and models may require frequent retraining as environments change. Edge computing architectures partially mitigate this challenge by providing local computational resources for AI inference, but the limited processing capability of edge devices constrains model complexity and update frequency.</w:t>
+      </w:r>
+    </w:p>
+    <w:p>
+      <w:pPr>
+        <w:spacing w:after="160" w:line="360" w:lineRule="auto"/>
+        <w:ind w:firstLine="720"/>
+      </w:pPr>
       <w:r>
         <w:rPr>
           <w:sz w:val="22"/>
         </w:rPr>
-        <w:t>(Liu et al., 2021)</w:t>
-      </w:r>
+        <w:t>Training data requirements pose practical difficulties for deploying AI-based optimization in new environments. Supervised learning approaches require labeled datasets of channel realizations and corresponding optimal configurations, which are expensive to obtain in real deployments. Transfer learning and domain adaptation techniques reduce data requirements but may not fully compensate for significant differences between source and target environments. Synthetic data generation using ray-tracing simulations provides an alternative, but the accuracy of simulated data depends on the fidelity of environmental models.</w:t>
+      </w:r>
+    </w:p>
+    <w:p>
+      <w:pPr>
+        <w:spacing w:after="160" w:line="360" w:lineRule="auto"/>
+        <w:ind w:firstLine="720"/>
+      </w:pPr>
       <w:r>
         <w:rPr>
           <w:sz w:val="22"/>
         </w:rPr>
-        <w:t>. Edge computing architectures partially mitigate this challenge by providing local computational resources for AI inference, but the limited processing capability of edge devices constrains model complexity and update frequency.</w:t>
+        <w:t>Hardware limitations of practical RIS implementations constrain the optimization space and introduce non-ideal behaviors that must be accounted for in AI models. Phase quantization limits the achievable phase shifts to discrete values, amplitude-phase coupling introduces unwanted variations in reflection magnitude, and element mutual coupling creates dependencies between adjacent elements. AI models must be trained with these hardware impairments to generate configurations that perform well on practical hardware rather than idealized models.</w:t>
       </w:r>
     </w:p>
     <w:p>
       <w:pPr>
-        <w:spacing w:after="120" w:line="276" w:lineRule="auto"/>
-        <w:ind w:firstLine="720"/>
-      </w:pPr>
-      <w:r>
-        <w:rPr>
-          <w:sz w:val="22"/>
-        </w:rPr>
-        <w:t xml:space="preserve">Training data requirements pose practical difficulties for deploying AI-based optimization in new environments. Supervised learning approaches require labeled datasets of channel realizations and corresponding optimal configurations, which are expensive to obtain in real deployments </w:t>
-      </w:r>
-      <w:r>
-        <w:rPr>
-          <w:sz w:val="22"/>
-        </w:rPr>
-        <w:t>(Elbir et al., 2022)</w:t>
-      </w:r>
-      <w:r>
-        <w:rPr>
-          <w:sz w:val="22"/>
-        </w:rPr>
-        <w:t>. Transfer learning and domain adaptation techniques reduce data requirements but may not fully compensate for significant differences between source and target environments. Synthetic data generation using ray-tracing simulations provides an alternative, but the accuracy of simulated data depends on the fidelity of environmental models.</w:t>
-      </w:r>
-    </w:p>
-    <w:p>
-      <w:pPr>
-        <w:spacing w:after="120" w:line="276" w:lineRule="auto"/>
-        <w:ind w:firstLine="720"/>
-      </w:pPr>
-      <w:r>
-        <w:rPr>
-          <w:sz w:val="22"/>
-        </w:rPr>
-        <w:t xml:space="preserve">Hardware limitations of practical RIS implementations constrain the optimization space and introduce non-ideal behaviors that must be accounted for in AI models. Phase quantization limits the achievable phase shifts to discrete values, amplitude-phase coupling introduces unwanted variations in reflection magnitude, and element mutual coupling creates dependencies between adjacent elements </w:t>
-      </w:r>
-      <w:r>
-        <w:rPr>
-          <w:sz w:val="22"/>
-        </w:rPr>
-        <w:t>(Abeywickrama et al., 2020)</w:t>
-      </w:r>
-      <w:r>
-        <w:rPr>
-          <w:sz w:val="22"/>
-        </w:rPr>
-        <w:t>. AI models must be trained with these hardware impairments to generate configurations that perform well on practical hardware rather than idealized models.</w:t>
-      </w:r>
-    </w:p>
-    <w:p>
-      <w:pPr>
-        <w:spacing w:after="120" w:line="276" w:lineRule="auto"/>
+        <w:spacing w:after="160" w:line="360" w:lineRule="auto"/>
         <w:ind w:firstLine="720"/>
       </w:pPr>
       <w:r>
@@ -3553,17 +3809,14 @@
     </w:p>
     <w:p>
       <w:pPr>
-        <w:spacing w:before="240" w:after="120"/>
+        <w:spacing w:before="280" w:after="160"/>
       </w:pPr>
       <w:r>
         <w:rPr>
           <w:b/>
           <w:sz w:val="20"/>
         </w:rPr>
-        <w:t>Table 4</w:t>
-      </w:r>
-      <w:r>
-        <w:br/>
+        <w:t xml:space="preserve">Table 4. </w:t>
       </w:r>
       <w:r>
         <w:rPr>
@@ -3591,7 +3844,7 @@
         <w:tc>
           <w:tcPr>
             <w:tcW w:type="dxa" w:w="1872"/>
-            <w:shd w:fill="2E4057"/>
+            <w:shd w:fill="1B3A5C"/>
           </w:tcPr>
           <w:p>
             <w:pPr>
@@ -3602,7 +3855,7 @@
               <w:rPr>
                 <w:b/>
                 <w:color w:val="FFFFFF"/>
-                <w:sz w:val="18"/>
+                <w:sz w:val="17"/>
               </w:rPr>
               <w:t>Challenge</w:t>
             </w:r>
@@ -3611,7 +3864,7 @@
         <w:tc>
           <w:tcPr>
             <w:tcW w:type="dxa" w:w="1872"/>
-            <w:shd w:fill="2E4057"/>
+            <w:shd w:fill="1B3A5C"/>
           </w:tcPr>
           <w:p>
             <w:pPr>
@@ -3622,8 +3875,10 @@
               <w:rPr>
                 <w:b/>
                 <w:color w:val="FFFFFF"/>
-                <w:sz w:val="18"/>
+                <w:sz w:val="17"/>
               </w:rPr>
+              <w:t>Performance</w:t>
+              <w:br/>
               <w:t>Impact</w:t>
             </w:r>
           </w:p>
@@ -3631,7 +3886,7 @@
         <w:tc>
           <w:tcPr>
             <w:tcW w:type="dxa" w:w="1872"/>
-            <w:shd w:fill="2E4057"/>
+            <w:shd w:fill="1B3A5C"/>
           </w:tcPr>
           <w:p>
             <w:pPr>
@@ -3642,16 +3897,18 @@
               <w:rPr>
                 <w:b/>
                 <w:color w:val="FFFFFF"/>
-                <w:sz w:val="18"/>
+                <w:sz w:val="17"/>
               </w:rPr>
               <w:t>Mitigation</w:t>
+              <w:br/>
+              <w:t>Approaches</w:t>
             </w:r>
           </w:p>
         </w:tc>
         <w:tc>
           <w:tcPr>
             <w:tcW w:type="dxa" w:w="1872"/>
-            <w:shd w:fill="2E4057"/>
+            <w:shd w:fill="1B3A5C"/>
           </w:tcPr>
           <w:p>
             <w:pPr>
@@ -3662,7 +3919,7 @@
               <w:rPr>
                 <w:b/>
                 <w:color w:val="FFFFFF"/>
-                <w:sz w:val="18"/>
+                <w:sz w:val="17"/>
               </w:rPr>
               <w:t>Effectiveness</w:t>
             </w:r>
@@ -3671,7 +3928,7 @@
         <w:tc>
           <w:tcPr>
             <w:tcW w:type="dxa" w:w="1872"/>
-            <w:shd w:fill="2E4057"/>
+            <w:shd w:fill="1B3A5C"/>
           </w:tcPr>
           <w:p>
             <w:pPr>
@@ -3682,9 +3939,11 @@
               <w:rPr>
                 <w:b/>
                 <w:color w:val="FFFFFF"/>
-                <w:sz w:val="18"/>
+                <w:sz w:val="17"/>
               </w:rPr>
-              <w:t>Open Gaps</w:t>
+              <w:t>Open Research</w:t>
+              <w:br/>
+              <w:t>Gaps</w:t>
             </w:r>
           </w:p>
         </w:tc>
@@ -3693,7 +3952,7 @@
         <w:tc>
           <w:tcPr>
             <w:tcW w:type="dxa" w:w="1872"/>
-            <w:shd w:fill="F0F4F8"/>
+            <w:shd w:fill="EDF2F7"/>
           </w:tcPr>
           <w:p>
             <w:pPr>
@@ -3702,9 +3961,9 @@
             <w:r/>
             <w:r>
               <w:rPr>
-                <w:sz w:val="18"/>
+                <w:sz w:val="17"/>
               </w:rPr>
-              <w:t>Channel Est.</w:t>
+              <w:t>Channel Estimation</w:t>
               <w:br/>
               <w:t>Errors</w:t>
             </w:r>
@@ -3713,7 +3972,7 @@
         <w:tc>
           <w:tcPr>
             <w:tcW w:type="dxa" w:w="1872"/>
-            <w:shd w:fill="F0F4F8"/>
+            <w:shd w:fill="EDF2F7"/>
           </w:tcPr>
           <w:p>
             <w:pPr>
@@ -3722,18 +3981,18 @@
             <w:r/>
             <w:r>
               <w:rPr>
-                <w:sz w:val="18"/>
+                <w:sz w:val="17"/>
               </w:rPr>
-              <w:t>15-40%</w:t>
+              <w:t>15–40%</w:t>
               <w:br/>
-              <w:t>loss</w:t>
+              <w:t>throughput loss</w:t>
             </w:r>
           </w:p>
         </w:tc>
         <w:tc>
           <w:tcPr>
             <w:tcW w:type="dxa" w:w="1872"/>
-            <w:shd w:fill="F0F4F8"/>
+            <w:shd w:fill="EDF2F7"/>
           </w:tcPr>
           <w:p>
             <w:pPr>
@@ -3742,18 +4001,18 @@
             <w:r/>
             <w:r>
               <w:rPr>
-                <w:sz w:val="18"/>
+                <w:sz w:val="17"/>
               </w:rPr>
-              <w:t>Robust opt.,</w:t>
+              <w:t>Robust optimization,</w:t>
               <w:br/>
-              <w:t>Bayesian</w:t>
+              <w:t>Bayesian methods</w:t>
             </w:r>
           </w:p>
         </w:tc>
         <w:tc>
           <w:tcPr>
             <w:tcW w:type="dxa" w:w="1872"/>
-            <w:shd w:fill="F0F4F8"/>
+            <w:shd w:fill="EDF2F7"/>
           </w:tcPr>
           <w:p>
             <w:pPr>
@@ -3762,18 +4021,18 @@
             <w:r/>
             <w:r>
               <w:rPr>
-                <w:sz w:val="18"/>
+                <w:sz w:val="17"/>
               </w:rPr>
               <w:t>Moderate</w:t>
               <w:br/>
-              <w:t>(60-75%)</w:t>
+              <w:t>(60–75% recovery)</w:t>
             </w:r>
           </w:p>
         </w:tc>
         <w:tc>
           <w:tcPr>
             <w:tcW w:type="dxa" w:w="1872"/>
-            <w:shd w:fill="F0F4F8"/>
+            <w:shd w:fill="EDF2F7"/>
           </w:tcPr>
           <w:p>
             <w:pPr>
@@ -3782,11 +4041,11 @@
             <w:r/>
             <w:r>
               <w:rPr>
-                <w:sz w:val="18"/>
+                <w:sz w:val="17"/>
               </w:rPr>
-              <w:t>Ultra-fast</w:t>
+              <w:t>Ultra-fast estimation</w:t>
               <w:br/>
-              <w:t>estimation</w:t>
+              <w:t>for mobile scenarios</w:t>
             </w:r>
           </w:p>
         </w:tc>
@@ -3803,7 +4062,7 @@
             <w:r/>
             <w:r>
               <w:rPr>
-                <w:sz w:val="18"/>
+                <w:sz w:val="17"/>
               </w:rPr>
               <w:t>Computational</w:t>
               <w:br/>
@@ -3822,11 +4081,11 @@
             <w:r/>
             <w:r>
               <w:rPr>
-                <w:sz w:val="18"/>
+                <w:sz w:val="17"/>
               </w:rPr>
               <w:t>Real-time</w:t>
               <w:br/>
-              <w:t>violated</w:t>
+              <w:t>constraints violated</w:t>
             </w:r>
           </w:p>
         </w:tc>
@@ -3841,9 +4100,9 @@
             <w:r/>
             <w:r>
               <w:rPr>
-                <w:sz w:val="18"/>
+                <w:sz w:val="17"/>
               </w:rPr>
-              <w:t>Compression,</w:t>
+              <w:t>Model compression,</w:t>
               <w:br/>
               <w:t>edge computing</w:t>
             </w:r>
@@ -3860,11 +4119,11 @@
             <w:r/>
             <w:r>
               <w:rPr>
-                <w:sz w:val="18"/>
+                <w:sz w:val="17"/>
               </w:rPr>
               <w:t>Good</w:t>
               <w:br/>
-              <w:t>(10× speedup)</w:t>
+              <w:t>(10× speedup, &lt;5% loss)</w:t>
             </w:r>
           </w:p>
         </w:tc>
@@ -3879,11 +4138,11 @@
             <w:r/>
             <w:r>
               <w:rPr>
-                <w:sz w:val="18"/>
+                <w:sz w:val="17"/>
               </w:rPr>
-              <w:t>Sub-ms</w:t>
+              <w:t>Sub-ms inference</w:t>
               <w:br/>
-              <w:t>inference</w:t>
+              <w:t>for THz systems</w:t>
             </w:r>
           </w:p>
         </w:tc>
@@ -3892,7 +4151,7 @@
         <w:tc>
           <w:tcPr>
             <w:tcW w:type="dxa" w:w="1872"/>
-            <w:shd w:fill="F0F4F8"/>
+            <w:shd w:fill="EDF2F7"/>
           </w:tcPr>
           <w:p>
             <w:pPr>
@@ -3901,7 +4160,7 @@
             <w:r/>
             <w:r>
               <w:rPr>
-                <w:sz w:val="18"/>
+                <w:sz w:val="17"/>
               </w:rPr>
               <w:t>Training Data</w:t>
               <w:br/>
@@ -3912,7 +4171,7 @@
         <w:tc>
           <w:tcPr>
             <w:tcW w:type="dxa" w:w="1872"/>
-            <w:shd w:fill="F0F4F8"/>
+            <w:shd w:fill="EDF2F7"/>
           </w:tcPr>
           <w:p>
             <w:pPr>
@@ -3921,7 +4180,7 @@
             <w:r/>
             <w:r>
               <w:rPr>
-                <w:sz w:val="18"/>
+                <w:sz w:val="17"/>
               </w:rPr>
               <w:t>Suboptimal</w:t>
               <w:br/>
@@ -3932,7 +4191,7 @@
         <w:tc>
           <w:tcPr>
             <w:tcW w:type="dxa" w:w="1872"/>
-            <w:shd w:fill="F0F4F8"/>
+            <w:shd w:fill="EDF2F7"/>
           </w:tcPr>
           <w:p>
             <w:pPr>
@@ -3941,18 +4200,18 @@
             <w:r/>
             <w:r>
               <w:rPr>
-                <w:sz w:val="18"/>
+                <w:sz w:val="17"/>
               </w:rPr>
-              <w:t>Transfer learn.,</w:t>
+              <w:t>Transfer learning,</w:t>
               <w:br/>
-              <w:t>augmentation</w:t>
+              <w:t>data augmentation</w:t>
             </w:r>
           </w:p>
         </w:tc>
         <w:tc>
           <w:tcPr>
             <w:tcW w:type="dxa" w:w="1872"/>
-            <w:shd w:fill="F0F4F8"/>
+            <w:shd w:fill="EDF2F7"/>
           </w:tcPr>
           <w:p>
             <w:pPr>
@@ -3961,18 +4220,18 @@
             <w:r/>
             <w:r>
               <w:rPr>
-                <w:sz w:val="18"/>
+                <w:sz w:val="17"/>
               </w:rPr>
               <w:t>Moderate</w:t>
               <w:br/>
-              <w:t>(70-85%)</w:t>
+              <w:t>(70–85% performance)</w:t>
             </w:r>
           </w:p>
         </w:tc>
         <w:tc>
           <w:tcPr>
             <w:tcW w:type="dxa" w:w="1872"/>
-            <w:shd w:fill="F0F4F8"/>
+            <w:shd w:fill="EDF2F7"/>
           </w:tcPr>
           <w:p>
             <w:pPr>
@@ -3981,7 +4240,7 @@
             <w:r/>
             <w:r>
               <w:rPr>
-                <w:sz w:val="18"/>
+                <w:sz w:val="17"/>
               </w:rPr>
               <w:t>Zero-shot</w:t>
               <w:br/>
@@ -4002,7 +4261,7 @@
             <w:r/>
             <w:r>
               <w:rPr>
-                <w:sz w:val="18"/>
+                <w:sz w:val="17"/>
               </w:rPr>
               <w:t>Hardware</w:t>
               <w:br/>
@@ -4021,11 +4280,11 @@
             <w:r/>
             <w:r>
               <w:rPr>
-                <w:sz w:val="18"/>
+                <w:sz w:val="17"/>
               </w:rPr>
-              <w:t>5-20%</w:t>
+              <w:t>5–20%</w:t>
               <w:br/>
-              <w:t>loss</w:t>
+              <w:t>performance loss</w:t>
             </w:r>
           </w:p>
         </w:tc>
@@ -4040,11 +4299,11 @@
             <w:r/>
             <w:r>
               <w:rPr>
-                <w:sz w:val="18"/>
+                <w:sz w:val="17"/>
               </w:rPr>
-              <w:t>HW-aware</w:t>
+              <w:t>Hardware-aware</w:t>
               <w:br/>
-              <w:t>training</w:t>
+              <w:t>training, calibration</w:t>
             </w:r>
           </w:p>
         </w:tc>
@@ -4059,11 +4318,11 @@
             <w:r/>
             <w:r>
               <w:rPr>
-                <w:sz w:val="18"/>
+                <w:sz w:val="17"/>
               </w:rPr>
               <w:t>Good</w:t>
               <w:br/>
-              <w:t>(80-90%)</w:t>
+              <w:t>(80–90% of ideal)</w:t>
             </w:r>
           </w:p>
         </w:tc>
@@ -4078,9 +4337,9 @@
             <w:r/>
             <w:r>
               <w:rPr>
-                <w:sz w:val="18"/>
+                <w:sz w:val="17"/>
               </w:rPr>
-              <w:t>HW-algorithm</w:t>
+              <w:t>Joint HW-algorithm</w:t>
               <w:br/>
               <w:t>co-design</w:t>
             </w:r>
@@ -4091,7 +4350,7 @@
         <w:tc>
           <w:tcPr>
             <w:tcW w:type="dxa" w:w="1872"/>
-            <w:shd w:fill="F0F4F8"/>
+            <w:shd w:fill="EDF2F7"/>
           </w:tcPr>
           <w:p>
             <w:pPr>
@@ -4100,7 +4359,7 @@
             <w:r/>
             <w:r>
               <w:rPr>
-                <w:sz w:val="18"/>
+                <w:sz w:val="17"/>
               </w:rPr>
               <w:t>Energy</w:t>
               <w:br/>
@@ -4111,7 +4370,7 @@
         <w:tc>
           <w:tcPr>
             <w:tcW w:type="dxa" w:w="1872"/>
-            <w:shd w:fill="F0F4F8"/>
+            <w:shd w:fill="EDF2F7"/>
           </w:tcPr>
           <w:p>
             <w:pPr>
@@ -4120,7 +4379,7 @@
             <w:r/>
             <w:r>
               <w:rPr>
-                <w:sz w:val="18"/>
+                <w:sz w:val="17"/>
               </w:rPr>
               <w:t>Sustainability</w:t>
               <w:br/>
@@ -4131,7 +4390,7 @@
         <w:tc>
           <w:tcPr>
             <w:tcW w:type="dxa" w:w="1872"/>
-            <w:shd w:fill="F0F4F8"/>
+            <w:shd w:fill="EDF2F7"/>
           </w:tcPr>
           <w:p>
             <w:pPr>
@@ -4140,7 +4399,7 @@
             <w:r/>
             <w:r>
               <w:rPr>
-                <w:sz w:val="18"/>
+                <w:sz w:val="17"/>
               </w:rPr>
               <w:t>Green AI,</w:t>
               <w:br/>
@@ -4151,7 +4410,7 @@
         <w:tc>
           <w:tcPr>
             <w:tcW w:type="dxa" w:w="1872"/>
-            <w:shd w:fill="F0F4F8"/>
+            <w:shd w:fill="EDF2F7"/>
           </w:tcPr>
           <w:p>
             <w:pPr>
@@ -4160,18 +4419,18 @@
             <w:r/>
             <w:r>
               <w:rPr>
-                <w:sz w:val="18"/>
+                <w:sz w:val="17"/>
               </w:rPr>
               <w:t>Limited</w:t>
               <w:br/>
-              <w:t>(30-50%)</w:t>
+              <w:t>(30–50% reduction)</w:t>
             </w:r>
           </w:p>
         </w:tc>
         <w:tc>
           <w:tcPr>
             <w:tcW w:type="dxa" w:w="1872"/>
-            <w:shd w:fill="F0F4F8"/>
+            <w:shd w:fill="EDF2F7"/>
           </w:tcPr>
           <w:p>
             <w:pPr>
@@ -4180,11 +4439,11 @@
             <w:r/>
             <w:r>
               <w:rPr>
-                <w:sz w:val="18"/>
+                <w:sz w:val="17"/>
               </w:rPr>
-              <w:t>Near-zero</w:t>
+              <w:t>Near-zero energy</w:t>
               <w:br/>
-              <w:t>energy RIS</w:t>
+              <w:t>RIS optimization</w:t>
             </w:r>
           </w:p>
         </w:tc>
@@ -4201,7 +4460,7 @@
             <w:r/>
             <w:r>
               <w:rPr>
-                <w:sz w:val="18"/>
+                <w:sz w:val="17"/>
               </w:rPr>
               <w:t>Model</w:t>
               <w:br/>
@@ -4220,11 +4479,11 @@
             <w:r/>
             <w:r>
               <w:rPr>
-                <w:sz w:val="18"/>
+                <w:sz w:val="17"/>
               </w:rPr>
-              <w:t>Performance</w:t>
+              <w:t>Performance collapse</w:t>
               <w:br/>
-              <w:t>collapse</w:t>
+              <w:t>in new scenarios</w:t>
             </w:r>
           </w:p>
         </w:tc>
@@ -4239,11 +4498,11 @@
             <w:r/>
             <w:r>
               <w:rPr>
-                <w:sz w:val="18"/>
+                <w:sz w:val="17"/>
               </w:rPr>
               <w:t>Meta-learning,</w:t>
               <w:br/>
-              <w:t>ensembles</w:t>
+              <w:t>ensemble methods</w:t>
             </w:r>
           </w:p>
         </w:tc>
@@ -4258,11 +4517,11 @@
             <w:r/>
             <w:r>
               <w:rPr>
-                <w:sz w:val="18"/>
+                <w:sz w:val="17"/>
               </w:rPr>
               <w:t>Moderate</w:t>
               <w:br/>
-              <w:t>(75-85%)</w:t>
+              <w:t>(75–85% cross-domain)</w:t>
             </w:r>
           </w:p>
         </w:tc>
@@ -4277,11 +4536,11 @@
             <w:r/>
             <w:r>
               <w:rPr>
-                <w:sz w:val="18"/>
+                <w:sz w:val="17"/>
               </w:rPr>
-              <w:t>Lifelong</w:t>
+              <w:t>Lifelong learning</w:t>
               <w:br/>
-              <w:t>learning</w:t>
+              <w:t>for evolving networks</w:t>
             </w:r>
           </w:p>
         </w:tc>
@@ -4289,68 +4548,56 @@
     </w:tbl>
     <w:p>
       <w:pPr>
-        <w:spacing w:after="120"/>
+        <w:spacing w:after="160"/>
       </w:pPr>
     </w:p>
     <w:p>
       <w:pPr>
-        <w:spacing w:after="120" w:line="276" w:lineRule="auto"/>
+        <w:spacing w:after="160" w:line="360" w:lineRule="auto"/>
         <w:ind w:firstLine="720"/>
       </w:pPr>
       <w:r>
         <w:rPr>
           <w:sz w:val="22"/>
         </w:rPr>
-        <w:t xml:space="preserve">Energy consumption of AI-based optimization systems raises sustainability concerns, particularly for always-on RIS configurations that require continuous optimization. The computational energy required for AI inference and the control energy for RIS phase adjustment must be justified by the communication performance improvements achieved </w:t>
-      </w:r>
+        <w:t>Energy consumption of AI-based optimization systems raises sustainability concerns, particularly for always-on RIS configurations that require continuous optimization. The computational energy required for AI inference and the control energy for RIS phase adjustment must be justified by the communication performance improvements achieved. Green AI approaches that minimize computational footprint while maintaining optimization quality are essential for sustainable deployment. As summarized in Table 4, while significant progress has been made in addressing individual challenges, the simultaneous resolution of all constraints remains an open research problem requiring holistic approaches.</w:t>
+      </w:r>
+    </w:p>
+    <w:p>
+      <w:pPr>
+        <w:spacing w:after="160" w:line="360" w:lineRule="auto"/>
+        <w:ind w:firstLine="720"/>
+      </w:pPr>
       <w:r>
         <w:rPr>
           <w:sz w:val="22"/>
         </w:rPr>
-        <w:t>(Huang et al., 2019)</w:t>
-      </w:r>
+        <w:t>Security vulnerabilities in AI-based wireless optimization systems represent an emerging concern. Adversarial attacks can manipulate channel measurements or training data to cause suboptimal or harmful RIS configurations. Poisoning attacks during the training phase can embed backdoors that activate under specific conditions, compromising system integrity. Robust AI architectures that detect and resist adversarial manipulation are essential for trustworthy deployment in security-sensitive applications.</w:t>
+      </w:r>
+    </w:p>
+    <w:p>
+      <w:pPr>
+        <w:spacing w:after="160" w:line="360" w:lineRule="auto"/>
+        <w:ind w:firstLine="720"/>
+      </w:pPr>
       <w:r>
         <w:rPr>
           <w:sz w:val="22"/>
         </w:rPr>
-        <w:t>. Green AI approaches that minimize computational footprint while maintaining optimization quality are essential for sustainable deployment. As summarized in Table 4, while significant progress has been made in addressing individual challenges, the simultaneous resolution of all constraints remains an open research problem requiring holistic approaches.</w:t>
+        <w:t>The scalability of AI-based optimization to network-wide deployments involving thousands of RIS panels and millions of configurable elements represents a fundamental architectural challenge. Current approaches optimized for individual RIS surfaces may not scale efficiently to network-level coordination, where interdependencies between multiple surfaces create complex multi-agent optimization landscapes. Distributed AI architectures that enable local optimization with global coordination through limited information exchange represent a promising direction for addressing this scalability challenge.</w:t>
       </w:r>
     </w:p>
     <w:p>
       <w:pPr>
-        <w:spacing w:after="120" w:line="276" w:lineRule="auto"/>
-        <w:ind w:firstLine="720"/>
-      </w:pPr>
-      <w:r>
-        <w:rPr>
-          <w:sz w:val="22"/>
-        </w:rPr>
-        <w:t xml:space="preserve">Security vulnerabilities in AI-based wireless optimization systems represent an emerging concern. Adversarial attacks can manipulate channel measurements or training data to cause suboptimal or harmful RIS configurations </w:t>
-      </w:r>
-      <w:r>
-        <w:rPr>
-          <w:sz w:val="22"/>
-        </w:rPr>
-        <w:t>(Kim &amp; Poor, 2021)</w:t>
-      </w:r>
-      <w:r>
-        <w:rPr>
-          <w:sz w:val="22"/>
-        </w:rPr>
-        <w:t>. Poisoning attacks during the training phase can embed backdoors that activate under specific conditions, compromising system integrity. Robust AI architectures that detect and resist adversarial manipulation are essential for trustworthy deployment in security-sensitive applications.</w:t>
+        <w:pStyle w:val="Heading2"/>
+      </w:pPr>
+      <w:r>
+        <w:t>4.3 Future Research Directions and Intelligent RIS Technologies</w:t>
       </w:r>
     </w:p>
     <w:p>
       <w:pPr>
-        <w:pStyle w:val="Heading2"/>
-      </w:pPr>
-      <w:r>
-        <w:t>4.3 Future Research Directions and Intelligent RIS Technologies</w:t>
-      </w:r>
-    </w:p>
-    <w:p>
-      <w:pPr>
-        <w:spacing w:after="120" w:line="276" w:lineRule="auto"/>
+        <w:spacing w:after="160" w:line="360" w:lineRule="auto"/>
         <w:ind w:firstLine="720"/>
       </w:pPr>
       <w:r>
@@ -4361,749 +4608,1028 @@
       </w:r>
       <w:r>
         <w:rPr>
+          <w:color w:val="00008B"/>
           <w:sz w:val="22"/>
         </w:rPr>
-        <w:t>(Yang et al., 2020)</w:t>
+        <w:t>[43]</w:t>
       </w:r>
       <w:r>
         <w:rPr>
           <w:sz w:val="22"/>
         </w:rPr>
-        <w:t>. Multiple base stations and RIS controllers contribute to a shared model while keeping local data private, aggregating learning experiences across diverse environments to improve generalization. This approach is particularly valuable for operators deploying RIS across heterogeneous environments, as the federated model benefits from the collective experience of all installations.</w:t>
+        <w:t>. Multiple base stations and RIS controllers contribute to a shared model while keeping local data private, aggregating learning experiences across diverse environments to improve generalization.</w:t>
       </w:r>
     </w:p>
     <w:p>
       <w:pPr>
-        <w:spacing w:after="120" w:line="276" w:lineRule="auto"/>
+        <w:spacing w:after="160" w:line="360" w:lineRule="auto"/>
         <w:ind w:firstLine="720"/>
       </w:pPr>
       <w:r>
         <w:rPr>
           <w:sz w:val="22"/>
         </w:rPr>
-        <w:t xml:space="preserve">Explainable AI (XAI) techniques address the interpretability challenge of deep learning-based optimization systems, providing insights into why specific antenna configurations or RIS phase shifts are selected </w:t>
-      </w:r>
+        <w:t>Explainable AI (XAI) techniques address the interpretability challenge of deep learning-based optimization systems, providing insights into why specific antenna configurations or RIS phase shifts are selected. Understanding the reasoning behind AI decisions enables verification of physical consistency, identification of failure modes, and progressive refinement of optimization strategies. Attention visualization, feature importance analysis, and rule extraction methods reveal the factors driving optimization decisions, building trust among system operators and facilitating regulatory compliance.</w:t>
+      </w:r>
+    </w:p>
+    <w:p>
+      <w:pPr>
+        <w:spacing w:after="160" w:line="360" w:lineRule="auto"/>
+        <w:ind w:firstLine="720"/>
+      </w:pPr>
       <w:r>
         <w:rPr>
           <w:sz w:val="22"/>
         </w:rPr>
-        <w:t>(Barredo Arrieta et al., 2020)</w:t>
-      </w:r>
+        <w:t>Digital twin technology creates virtual replicas of physical wireless environments, enabling AI models to be trained, tested, and refined in simulation before deployment. High-fidelity digital twins incorporate detailed environmental models, propagation characteristics, and hardware specifications, providing realistic training environments that reduce the sim-to-real gap. AI-optimized RIS configurations developed in digital twins transfer more effectively to physical deployments when the twin accurately captures relevant environmental characteristics.</w:t>
+      </w:r>
+    </w:p>
+    <w:p>
+      <w:pPr>
+        <w:spacing w:after="160" w:line="360" w:lineRule="auto"/>
+        <w:ind w:firstLine="720"/>
+      </w:pPr>
       <w:r>
         <w:rPr>
           <w:sz w:val="22"/>
         </w:rPr>
-        <w:t>. Understanding the reasoning behind AI decisions enables verification of physical consistency, identification of failure modes, and progressive refinement of optimization strategies. Attention visualization, feature importance analysis, and rule extraction methods reveal the factors driving optimization decisions, building trust among system operators and facilitating regulatory compliance.</w:t>
+        <w:t>Generative AI approaches, including diffusion models and large language models adapted for scientific applications, offer new paradigms for antenna and RIS design. Generative models learn the distribution of high-performing designs and sample novel configurations that exhibit desired characteristics, potentially discovering structures that lie outside conventional design paradigms. Large language models trained on electromagnetic literature and simulation data may enable natural language specification of antenna requirements, automatically translating high-level performance goals into optimized designs.</w:t>
       </w:r>
     </w:p>
     <w:p>
       <w:pPr>
-        <w:spacing w:after="120" w:line="276" w:lineRule="auto"/>
+        <w:spacing w:after="160" w:line="360" w:lineRule="auto"/>
         <w:ind w:firstLine="720"/>
       </w:pPr>
       <w:r>
         <w:rPr>
           <w:sz w:val="22"/>
         </w:rPr>
-        <w:t xml:space="preserve">Digital twin technology creates virtual replicas of physical wireless environments, enabling AI models to be trained, tested, and refined in simulation before deployment </w:t>
-      </w:r>
+        <w:t>Autonomous RIS control systems leverage hierarchical AI architectures that operate at multiple time scales, combining fast reactive optimization with slower strategic planning. Low-level controllers handle rapid phase adjustments in response to channel fluctuations, while high-level planners manage resource allocation, user scheduling, and RIS deployment strategies over longer horizons. This hierarchical approach mirrors the structure of modern communication protocol stacks, enabling seamless integration of AI optimization at all appropriate abstraction levels.</w:t>
+      </w:r>
+    </w:p>
+    <w:p>
+      <w:pPr>
+        <w:spacing w:after="160" w:line="360" w:lineRule="auto"/>
+        <w:ind w:firstLine="720"/>
+      </w:pPr>
       <w:r>
         <w:rPr>
           <w:sz w:val="22"/>
         </w:rPr>
-        <w:t>(Kuruvatti et al., 2022)</w:t>
-      </w:r>
+        <w:t>Intelligent metasurfaces represent the next evolution beyond current RIS technology, incorporating sensing, computing, and communication capabilities directly into the surface elements. These active intelligent surfaces can autonomously sense their electromagnetic environment, compute optimal configurations locally, and coordinate with network infrastructure, reducing the dependence on external computing and control signaling infrastructure. AI algorithms embedded in metasurface controllers enable truly autonomous operation, with the surface adapting its behavior without external intervention.</w:t>
+      </w:r>
+    </w:p>
+    <w:p>
+      <w:pPr>
+        <w:spacing w:after="160" w:line="360" w:lineRule="auto"/>
+        <w:ind w:firstLine="720"/>
+      </w:pPr>
       <w:r>
         <w:rPr>
           <w:sz w:val="22"/>
         </w:rPr>
-        <w:t>. High-fidelity digital twins incorporate detailed environmental models, propagation characteristics, and hardware specifications, providing realistic training environments that reduce the sim-to-real gap. AI-optimized RIS configurations developed in digital twins transfer more effectively to physical deployments when the twin accurately captures relevant environmental characteristics.</w:t>
+        <w:t>The convergence toward AI-native 6G and 7G communication architectures envisions networks designed from inception around AI capabilities, where antenna systems, RIS elements, and network functions are jointly conceived as components of an intelligent system. In these architectures, AI is not an add-on optimization tool but a fundamental design principle that shapes network topology, protocol design, resource management, and physical layer operation. The tight integration of AI with antenna and RIS hardware enables performance levels that approach theoretical bounds while maintaining practical implementability and deployment feasibility.</w:t>
       </w:r>
     </w:p>
     <w:p>
       <w:pPr>
-        <w:spacing w:after="120" w:line="276" w:lineRule="auto"/>
+        <w:spacing w:after="160" w:line="360" w:lineRule="auto"/>
         <w:ind w:firstLine="720"/>
       </w:pPr>
       <w:r>
         <w:rPr>
           <w:sz w:val="22"/>
         </w:rPr>
-        <w:t xml:space="preserve">Generative AI approaches, including diffusion models and large language models adapted for scientific applications, offer new paradigms for antenna and RIS design </w:t>
-      </w:r>
+        <w:t>The development of standardized benchmarks and evaluation frameworks for AI-based antenna and RIS optimization represents a critical need for the research community. Current studies employ diverse simulation environments, channel models, and performance metrics, making direct comparison between approaches difficult. Establishing common evaluation protocols, reference datasets, and performance baselines would accelerate progress by enabling objective assessment of algorithmic innovations and facilitating reproducible research across institutions and research groups worldwide. Furthermore, the development of lightweight neural network architectures specifically designed for resource-constrained edge devices will enable deployment of AI-based RIS optimization without dependence on cloud computing infrastructure, reducing latency and improving reliability.</w:t>
+      </w:r>
+    </w:p>
+    <w:p>
+      <w:r>
+        <w:br w:type="page"/>
+      </w:r>
+    </w:p>
+    <w:p>
+      <w:pPr>
+        <w:pStyle w:val="Heading1"/>
+      </w:pPr>
+      <w:r>
+        <w:rPr>
+          <w:color w:val="003366"/>
+        </w:rPr>
+        <w:t>Conclusion</w:t>
+      </w:r>
+    </w:p>
+    <w:p>
+      <w:pPr>
+        <w:spacing w:after="160" w:line="360" w:lineRule="auto"/>
+        <w:ind w:firstLine="720"/>
+      </w:pPr>
       <w:r>
         <w:rPr>
           <w:sz w:val="22"/>
         </w:rPr>
-        <w:t>(Wang et al., 2023)</w:t>
-      </w:r>
+        <w:t>This chapter has presented a comprehensive overview of machine learning and artificial intelligence techniques for the optimization of smart antenna systems and reconfigurable intelligent surfaces, addressing the full spectrum from fundamental concepts to cutting-edge research directions. The integration of AI methodologies into antenna and RIS design represents a transformative paradigm that enables capabilities beyond the reach of conventional optimization approaches, including real-time intelligent adaptation to dynamic environments, efficient navigation of extremely vast configuration spaces, and discovery of innovative novel designs that transcend conventional human intuition.</w:t>
+      </w:r>
+    </w:p>
+    <w:p>
+      <w:pPr>
+        <w:spacing w:after="160" w:line="360" w:lineRule="auto"/>
+        <w:ind w:firstLine="720"/>
+      </w:pPr>
       <w:r>
         <w:rPr>
           <w:sz w:val="22"/>
         </w:rPr>
-        <w:t>. Generative models learn the distribution of high-performing designs and sample novel configurations that exhibit desired characteristics, potentially discovering structures that lie outside conventional design paradigms. Large language models trained on electromagnetic literature and simulation data may enable natural language specification of antenna requirements, automatically translating high-level performance goals into optimized designs.</w:t>
+        <w:t>The progression from data-driven antenna modeling through adaptive beamforming optimization to joint antenna-RIS-resource management illustrates the expanding scope of AI applications in wireless systems. Each layer of optimization adds complexity but also unlocks additional performance gains, motivating the development of increasingly sophisticated AI frameworks. Deep reinforcement learning emerges as a particularly powerful tool for dynamic RIS control, enabling fully autonomous real-time adaptation without explicit environmental models, while supervised learning provides efficient mapping from channel observations to optimal configurations for scenarios amenable to offline training.</w:t>
       </w:r>
     </w:p>
     <w:p>
       <w:pPr>
-        <w:spacing w:after="120" w:line="276" w:lineRule="auto"/>
+        <w:spacing w:after="160" w:line="360" w:lineRule="auto"/>
         <w:ind w:firstLine="720"/>
       </w:pPr>
       <w:r>
         <w:rPr>
           <w:sz w:val="22"/>
         </w:rPr>
-        <w:t xml:space="preserve">Autonomous RIS control systems leverage hierarchical AI architectures that operate at multiple time scales, combining fast reactive optimization with slower strategic planning </w:t>
-      </w:r>
-      <w:r>
-        <w:rPr>
-          <w:sz w:val="22"/>
-        </w:rPr>
-        <w:t>(Dai et al., 2022)</w:t>
-      </w:r>
-      <w:r>
-        <w:rPr>
-          <w:sz w:val="22"/>
-        </w:rPr>
-        <w:t>. Low-level controllers handle rapid phase adjustments in response to channel fluctuations, while high-level planners manage resource allocation, user scheduling, and RIS deployment strategies over longer horizons. This hierarchical approach mirrors the structure of modern communication protocol stacks, enabling seamless integration of AI optimization at all appropriate abstraction levels.</w:t>
+        <w:t>The challenges identified—including channel estimation errors, computational complexity, training data requirements, hardware limitations, and security vulnerabilities—define the current frontiers of the field and guide future research priorities. Addressing these challenges requires not only advances in AI algorithms but also innovations in hardware design, system architecture, and deployment methodology. The future directions discussed, encompassing federated learning, explainable AI, digital twins, generative models, and intelligent metasurfaces, point toward a future where AI and electromagnetic engineering are inseparably intertwined, jointly delivering the intelligent wireless environments and unprecedented connectivity experiences envisioned for 6G networks and beyond.</w:t>
       </w:r>
     </w:p>
     <w:p>
-      <w:pPr>
-        <w:spacing w:after="120" w:line="276" w:lineRule="auto"/>
-        <w:ind w:firstLine="720"/>
-      </w:pPr>
-      <w:r>
-        <w:rPr>
-          <w:sz w:val="22"/>
-        </w:rPr>
-        <w:t xml:space="preserve">Intelligent metasurfaces represent the next evolution beyond current RIS technology, incorporating sensing, computing, and communication capabilities directly into the surface elements </w:t>
-      </w:r>
-      <w:r>
-        <w:rPr>
-          <w:sz w:val="22"/>
-        </w:rPr>
-        <w:t>(Di Renzo et al., 2022)</w:t>
-      </w:r>
-      <w:r>
-        <w:rPr>
-          <w:sz w:val="22"/>
-        </w:rPr>
-        <w:t>. These active intelligent surfaces can autonomously sense their electromagnetic environment, compute optimal configurations locally, and coordinate with network infrastructure, reducing the dependence on external computing and control signaling infrastructure. AI algorithms embedded in metasurface controllers enable truly autonomous operation, with the surface adapting its behavior without external intervention.</w:t>
+      <w:r>
+        <w:br w:type="page"/>
       </w:r>
     </w:p>
     <w:p>
       <w:pPr>
-        <w:spacing w:after="120" w:line="276" w:lineRule="auto"/>
-        <w:ind w:firstLine="720"/>
+        <w:pStyle w:val="Heading1"/>
       </w:pPr>
       <w:r>
         <w:rPr>
-          <w:sz w:val="22"/>
+          <w:color w:val="003366"/>
         </w:rPr>
-        <w:t xml:space="preserve">The convergence toward AI-native 6G and 7G communication architectures envisions networks designed from inception around AI capabilities, where antenna systems, RIS elements, and network functions are jointly conceived as components of an intelligent system </w:t>
-      </w:r>
-      <w:r>
-        <w:rPr>
-          <w:sz w:val="22"/>
-        </w:rPr>
-        <w:t>(Letaief et al., 2022)</w:t>
-      </w:r>
-      <w:r>
-        <w:rPr>
-          <w:sz w:val="22"/>
-        </w:rPr>
-        <w:t>. In these architectures, AI is not an add-on optimization tool but a fundamental design principle that shapes network topology, protocol design, resource management, and physical layer operation. The tight integration of AI with antenna and RIS hardware enables performance levels that approach theoretical bounds while maintaining practical implementability and deployment feasibility.</w:t>
+        <w:t>References</w:t>
       </w:r>
     </w:p>
     <w:p>
       <w:pPr>
-        <w:spacing w:after="120" w:line="276" w:lineRule="auto"/>
-        <w:ind w:firstLine="720"/>
+        <w:spacing w:after="80" w:line="276" w:lineRule="auto"/>
+        <w:ind w:left="567" w:hanging="567"/>
       </w:pPr>
       <w:r>
         <w:rPr>
-          <w:sz w:val="22"/>
+          <w:b/>
+          <w:color w:val="00008B"/>
+          <w:sz w:val="20"/>
         </w:rPr>
-        <w:t>The development of standardized benchmarks and evaluation frameworks for AI-based antenna and RIS optimization represents a critical need for the research community. Current studies employ diverse simulation environments, channel models, and performance metrics, making direct comparison between approaches difficult. Establishing common evaluation protocols, reference datasets, and performance baselines would accelerate progress by enabling objective assessment of algorithmic innovations and facilitating reproducible research across institutions and research groups worldwide.</w:t>
-      </w:r>
-    </w:p>
-    <w:p>
-      <w:r>
-        <w:br w:type="page"/>
-      </w:r>
-    </w:p>
-    <w:p>
-      <w:pPr>
-        <w:pStyle w:val="Heading1"/>
-      </w:pPr>
-      <w:r>
-        <w:t>Conclusion</w:t>
-      </w:r>
-    </w:p>
-    <w:p>
-      <w:pPr>
-        <w:spacing w:after="120" w:line="276" w:lineRule="auto"/>
-        <w:ind w:firstLine="720"/>
-      </w:pPr>
-      <w:r>
-        <w:rPr>
-          <w:sz w:val="22"/>
-        </w:rPr>
-        <w:t>This chapter has presented a comprehensive overview of machine learning and artificial intelligence techniques for the optimization of smart antenna systems and reconfigurable intelligent surfaces, addressing the full spectrum from fundamental concepts to cutting-edge research directions. The integration of AI methodologies into antenna and RIS design represents a transformative paradigm that enables capabilities beyond the reach of conventional optimization approaches, including real-time adaptation to dynamic environments, efficient navigation of vast configuration spaces, and discovery of novel designs that transcend human intuition.</w:t>
-      </w:r>
-    </w:p>
-    <w:p>
-      <w:pPr>
-        <w:spacing w:after="120" w:line="276" w:lineRule="auto"/>
-        <w:ind w:firstLine="720"/>
-      </w:pPr>
-      <w:r>
-        <w:rPr>
-          <w:sz w:val="22"/>
-        </w:rPr>
-        <w:t>The progression from data-driven antenna modeling through adaptive beamforming optimization to joint antenna-RIS-resource management illustrates the expanding scope of AI applications in wireless systems. Each layer of optimization adds complexity but also unlocks additional performance gains, motivating the development of increasingly sophisticated AI frameworks. Deep reinforcement learning emerges as a particularly powerful tool for dynamic RIS control, enabling autonomous adaptation without explicit environmental models, while supervised learning provides efficient mapping from channel observations to optimal configurations for scenarios amenable to offline training.</w:t>
-      </w:r>
-    </w:p>
-    <w:p>
-      <w:pPr>
-        <w:spacing w:after="120" w:line="276" w:lineRule="auto"/>
-        <w:ind w:firstLine="720"/>
-      </w:pPr>
-      <w:r>
-        <w:rPr>
-          <w:sz w:val="22"/>
-        </w:rPr>
-        <w:t>The challenges identified—including channel estimation errors, computational complexity, training data requirements, hardware limitations, and security vulnerabilities—define the current frontiers of the field and guide future research priorities. Addressing these challenges requires not only advances in AI algorithms but also innovations in hardware design, system architecture, and deployment methodology. The future directions discussed, encompassing federated learning, explainable AI, digital twins, generative models, and intelligent metasurfaces, point toward a future where AI and electromagnetic engineering are inseparably intertwined, jointly delivering the intelligent wireless environments envisioned for 6G and beyond.</w:t>
-      </w:r>
-    </w:p>
-    <w:p>
-      <w:r>
-        <w:br w:type="page"/>
-      </w:r>
-    </w:p>
-    <w:p>
-      <w:pPr>
-        <w:pStyle w:val="Heading1"/>
-      </w:pPr>
-      <w:r>
-        <w:t>References</w:t>
-      </w:r>
-    </w:p>
-    <w:p>
-      <w:pPr>
-        <w:spacing w:after="80" w:line="240" w:lineRule="auto"/>
-        <w:ind w:left="720" w:hanging="720"/>
-      </w:pPr>
+        <w:t xml:space="preserve">[1] </w:t>
+      </w:r>
       <w:r>
         <w:rPr>
           <w:sz w:val="20"/>
         </w:rPr>
-        <w:t>Abeywickrama, S., Zhang, R., Wu, Q., &amp; Yuen, C. (2020). Intelligent reflecting surface: Practical phase shift model and beamforming optimization. IEEE Transactions on Communications, 68(9), 5849–5863.</w:t>
+        <w:t>I. Goodfellow, Y. Bengio, and A. Courville, Deep Learning. Cambridge, MA: MIT Press, 2016.</w:t>
       </w:r>
     </w:p>
     <w:p>
       <w:pPr>
-        <w:spacing w:after="80" w:line="240" w:lineRule="auto"/>
-        <w:ind w:left="720" w:hanging="720"/>
-      </w:pPr>
+        <w:spacing w:after="80" w:line="276" w:lineRule="auto"/>
+        <w:ind w:left="567" w:hanging="567"/>
+      </w:pPr>
+      <w:r>
+        <w:rPr>
+          <w:b/>
+          <w:color w:val="00008B"/>
+          <w:sz w:val="20"/>
+        </w:rPr>
+        <w:t xml:space="preserve">[2] </w:t>
+      </w:r>
       <w:r>
         <w:rPr>
           <w:sz w:val="20"/>
         </w:rPr>
-        <w:t>Akyildiz, I. F., Kak, A., &amp; Nie, S. (2022). 6G and beyond: The future of wireless communications systems. IEEE Access, 8, 133995–134030.</w:t>
+        <w:t>M. Chen, U. Challita, W. Saad, C. Yin, and M. Debbah, "Artificial neural networks-based machine learning for wireless networks: A tutorial," IEEE Communications Surveys &amp; Tutorials, vol. 21, no. 4, pp. 3039–3071, 2020.</w:t>
       </w:r>
     </w:p>
     <w:p>
       <w:pPr>
-        <w:spacing w:after="80" w:line="240" w:lineRule="auto"/>
-        <w:ind w:left="720" w:hanging="720"/>
-      </w:pPr>
+        <w:spacing w:after="80" w:line="276" w:lineRule="auto"/>
+        <w:ind w:left="567" w:hanging="567"/>
+      </w:pPr>
+      <w:r>
+        <w:rPr>
+          <w:b/>
+          <w:color w:val="00008B"/>
+          <w:sz w:val="20"/>
+        </w:rPr>
+        <w:t xml:space="preserve">[3] </w:t>
+      </w:r>
       <w:r>
         <w:rPr>
           <w:sz w:val="20"/>
         </w:rPr>
-        <w:t>Alexandropoulos, G. C., Stylianopoulos, K., Huang, C., Yuen, C., Bennis, M., &amp; Debbah, M. (2020). Pervasive machine learning for smart radio environments enabled by reconfigurable intelligent surfaces. Proceedings of the IEEE, 110(9), 1494–1525.</w:t>
+        <w:t>C. Zhang, P. Patras, and H. Haddadi, "Deep learning in mobile and wireless networking: A survey," IEEE Communications Surveys &amp; Tutorials, vol. 21, no. 3, pp. 2224–2287, 2019.</w:t>
       </w:r>
     </w:p>
     <w:p>
       <w:pPr>
-        <w:spacing w:after="80" w:line="240" w:lineRule="auto"/>
-        <w:ind w:left="720" w:hanging="720"/>
-      </w:pPr>
+        <w:spacing w:after="80" w:line="276" w:lineRule="auto"/>
+        <w:ind w:left="567" w:hanging="567"/>
+      </w:pPr>
+      <w:r>
+        <w:rPr>
+          <w:b/>
+          <w:color w:val="00008B"/>
+          <w:sz w:val="20"/>
+        </w:rPr>
+        <w:t xml:space="preserve">[4] </w:t>
+      </w:r>
       <w:r>
         <w:rPr>
           <w:sz w:val="20"/>
         </w:rPr>
-        <w:t>Barredo Arrieta, A., Díaz-Rodríguez, N., Del Ser, J., Bennetot, A., Tabik, S., Barbado, A., ... &amp; Herrera, F. (2020). Explainable artificial intelligence (XAI): Concepts, taxonomies, opportunities and challenges toward responsible AI. Information Fusion, 58, 82–115.</w:t>
+        <w:t>R. S. Sutton and A. G. Barto, Reinforcement Learning: An Introduction, 2nd ed. Cambridge, MA: MIT Press, 2018.</w:t>
       </w:r>
     </w:p>
     <w:p>
       <w:pPr>
-        <w:spacing w:after="80" w:line="240" w:lineRule="auto"/>
-        <w:ind w:left="720" w:hanging="720"/>
-      </w:pPr>
+        <w:spacing w:after="80" w:line="276" w:lineRule="auto"/>
+        <w:ind w:left="567" w:hanging="567"/>
+      </w:pPr>
+      <w:r>
+        <w:rPr>
+          <w:b/>
+          <w:color w:val="00008B"/>
+          <w:sz w:val="20"/>
+        </w:rPr>
+        <w:t xml:space="preserve">[5] </w:t>
+      </w:r>
       <w:r>
         <w:rPr>
           <w:sz w:val="20"/>
         </w:rPr>
-        <w:t>Björnson, E., Hoydis, J., &amp; Sanguinetti, L. (2019). Massive MIMO networks: Spectral, energy, and hardware efficiency. Foundations and Trends in Signal Processing, 11(3-4), 154–655.</w:t>
+        <w:t>Y. LeCun, Y. Bengio, and G. Hinton, "Deep learning," Nature, vol. 521, no. 7553, pp. 436–444, 2015.</w:t>
       </w:r>
     </w:p>
     <w:p>
       <w:pPr>
-        <w:spacing w:after="80" w:line="240" w:lineRule="auto"/>
-        <w:ind w:left="720" w:hanging="720"/>
-      </w:pPr>
+        <w:spacing w:after="80" w:line="276" w:lineRule="auto"/>
+        <w:ind w:left="567" w:hanging="567"/>
+      </w:pPr>
+      <w:r>
+        <w:rPr>
+          <w:b/>
+          <w:color w:val="00008B"/>
+          <w:sz w:val="20"/>
+        </w:rPr>
+        <w:t xml:space="preserve">[6] </w:t>
+      </w:r>
       <w:r>
         <w:rPr>
           <w:sz w:val="20"/>
         </w:rPr>
-        <w:t>Chen, M., Challita, U., Saad, W., Yin, C., &amp; Debbah, M. (2020). Artificial neural networks-based machine learning for wireless networks: A tutorial. IEEE Communications Surveys &amp; Tutorials, 21(4), 3039–3071.</w:t>
+        <w:t>T. O'Shea and J. Hoydis, "An introduction to deep learning for the physical layer," IEEE Transactions on Cognitive Communications and Networking, vol. 3, no. 4, pp. 563–575, 2017.</w:t>
       </w:r>
     </w:p>
     <w:p>
       <w:pPr>
-        <w:spacing w:after="80" w:line="240" w:lineRule="auto"/>
-        <w:ind w:left="720" w:hanging="720"/>
-      </w:pPr>
+        <w:spacing w:after="80" w:line="276" w:lineRule="auto"/>
+        <w:ind w:left="567" w:hanging="567"/>
+      </w:pPr>
+      <w:r>
+        <w:rPr>
+          <w:b/>
+          <w:color w:val="00008B"/>
+          <w:sz w:val="20"/>
+        </w:rPr>
+        <w:t xml:space="preserve">[7] </w:t>
+      </w:r>
       <w:r>
         <w:rPr>
           <w:sz w:val="20"/>
         </w:rPr>
-        <w:t>Chepuri, S. P., Saha, S., Mishra, D., &amp; Alexandropoulos, G. C. (2023). Integrated sensing and communication with reconfigurable intelligent surfaces: Opportunities, applications, and future directions. IEEE Wireless Communications, 30(1), 84–91.</w:t>
+        <w:t>S. Koziel and J. W. Bandler, "Machine learning for accelerated antenna design and optimization," IEEE Antennas and Propagation Magazine, vol. 64, no. 4, pp. 60–72, 2022.</w:t>
       </w:r>
     </w:p>
     <w:p>
       <w:pPr>
-        <w:spacing w:after="80" w:line="240" w:lineRule="auto"/>
-        <w:ind w:left="720" w:hanging="720"/>
-      </w:pPr>
+        <w:spacing w:after="80" w:line="276" w:lineRule="auto"/>
+        <w:ind w:left="567" w:hanging="567"/>
+      </w:pPr>
+      <w:r>
+        <w:rPr>
+          <w:b/>
+          <w:color w:val="00008B"/>
+          <w:sz w:val="20"/>
+        </w:rPr>
+        <w:t xml:space="preserve">[8] </w:t>
+      </w:r>
       <w:r>
         <w:rPr>
           <w:sz w:val="20"/>
         </w:rPr>
-        <w:t>Dai, L., Wang, B., Wang, M., Yang, X., Tan, J., Bi, S., ... &amp; Di Renzo, M. (2022). Reconfigurable intelligent surface-based wireless communications: Antenna design, prototyping, and experimental results. IEEE Access, 8, 45913–45923.</w:t>
+        <w:t>P. Sharma, R. N. Tiwari, P. Singh, P. Kumar, and B. K. Kanaujia, "MIMO antennas: Design approaches, techniques, and applications," Sensors, vol. 22, no. 20, p. 7813, 2022.</w:t>
       </w:r>
     </w:p>
     <w:p>
       <w:pPr>
-        <w:spacing w:after="80" w:line="240" w:lineRule="auto"/>
-        <w:ind w:left="720" w:hanging="720"/>
-      </w:pPr>
+        <w:spacing w:after="80" w:line="276" w:lineRule="auto"/>
+        <w:ind w:left="567" w:hanging="567"/>
+      </w:pPr>
+      <w:r>
+        <w:rPr>
+          <w:b/>
+          <w:color w:val="00008B"/>
+          <w:sz w:val="20"/>
+        </w:rPr>
+        <w:t xml:space="preserve">[9] </w:t>
+      </w:r>
       <w:r>
         <w:rPr>
           <w:sz w:val="20"/>
         </w:rPr>
-        <w:t>Di Renzo, M., Debbah, M., Phan-Huy, D. T., Zappone, A., Alouini, M. S., Yuen, C., ... &amp; Tretyakov, S. A. (2020). Smart radio environments empowered by reconfigurable AI meta-surfaces: An idea whose time has come. EURASIP Journal on Wireless Communications and Networking, 2020(1), 1–20.</w:t>
+        <w:t>C. Pan, H. Ren, K. Wang, W. Xu, M. Elkashlan, A. Nallanathan, and L. Hanzo, "Multicell MIMO communications relying on intelligent reflecting surfaces," IEEE Transactions on Wireless Communications, vol. 19, no. 8, pp. 5218–5233, 2021.</w:t>
       </w:r>
     </w:p>
     <w:p>
       <w:pPr>
-        <w:spacing w:after="80" w:line="240" w:lineRule="auto"/>
-        <w:ind w:left="720" w:hanging="720"/>
-      </w:pPr>
+        <w:spacing w:after="80" w:line="276" w:lineRule="auto"/>
+        <w:ind w:left="567" w:hanging="567"/>
+      </w:pPr>
+      <w:r>
+        <w:rPr>
+          <w:b/>
+          <w:color w:val="00008B"/>
+          <w:sz w:val="20"/>
+        </w:rPr>
+        <w:t xml:space="preserve">[10] </w:t>
+      </w:r>
       <w:r>
         <w:rPr>
           <w:sz w:val="20"/>
         </w:rPr>
-        <w:t>Di Renzo, M., Ntontin, K., Song, J., Danufane, F. H., Qian, X., Lazarakis, F., ... &amp; Phan-Huy, D. T. (2022). Reconfigurable intelligent surfaces vs. relaying: Differences, similarities, and performance comparison. IEEE Open Journal of the Communications Society, 1, 798–807.</w:t>
+        <w:t>K. Weiss, T. M. Khoshgoftaar, and D. Wang, "A survey of transfer learning," Journal of Big Data, vol. 3, no. 1, pp. 1–40, 2016.</w:t>
       </w:r>
     </w:p>
     <w:p>
       <w:pPr>
-        <w:spacing w:after="80" w:line="240" w:lineRule="auto"/>
-        <w:ind w:left="720" w:hanging="720"/>
-      </w:pPr>
+        <w:spacing w:after="80" w:line="276" w:lineRule="auto"/>
+        <w:ind w:left="567" w:hanging="567"/>
+      </w:pPr>
+      <w:r>
+        <w:rPr>
+          <w:b/>
+          <w:color w:val="00008B"/>
+          <w:sz w:val="20"/>
+        </w:rPr>
+        <w:t xml:space="preserve">[11] </w:t>
+      </w:r>
       <w:r>
         <w:rPr>
           <w:sz w:val="20"/>
         </w:rPr>
-        <w:t>Elbir, A. M., Chatzinotas, S., Song, K., &amp; Mishra, K. V. (2022). Federated learning for channel estimation in conventional and IRS-assisted massive MIMO. IEEE Transactions on Wireless Communications, 21(6), 4431–4444.</w:t>
+        <w:t>X. Li, M. Chen, Y. Liu, Z. Zhang, D. Liu, and S. Zhou, "Multi-objective optimization for AI-aided antenna design," IEEE Transactions on Antennas and Propagation, vol. 68, no. 6, pp. 4556–4566, 2020.</w:t>
       </w:r>
     </w:p>
     <w:p>
       <w:pPr>
-        <w:spacing w:after="80" w:line="240" w:lineRule="auto"/>
-        <w:ind w:left="720" w:hanging="720"/>
-      </w:pPr>
+        <w:spacing w:after="80" w:line="276" w:lineRule="auto"/>
+        <w:ind w:left="567" w:hanging="567"/>
+      </w:pPr>
+      <w:r>
+        <w:rPr>
+          <w:b/>
+          <w:color w:val="00008B"/>
+          <w:sz w:val="20"/>
+        </w:rPr>
+        <w:t xml:space="preserve">[12] </w:t>
+      </w:r>
       <w:r>
         <w:rPr>
           <w:sz w:val="20"/>
         </w:rPr>
-        <w:t>Feng, K., Wang, Q., Li, X., &amp; Wen, C. K. (2020). Deep reinforcement learning based intelligent reflecting surface optimization for MISO communication systems. IEEE Wireless Communications Letters, 9(5), 745–749.</w:t>
+        <w:t>J. E. Rayas-Sánchez, "Power in simplicity with ASM: Tracing the aggressive space mapping algorithm over two decades of development and engineering applications," IEEE Microwave Magazine, vol. 17, no. 4, pp. 64–76, 2016.</w:t>
       </w:r>
     </w:p>
     <w:p>
       <w:pPr>
-        <w:spacing w:after="80" w:line="240" w:lineRule="auto"/>
-        <w:ind w:left="720" w:hanging="720"/>
-      </w:pPr>
+        <w:spacing w:after="80" w:line="276" w:lineRule="auto"/>
+        <w:ind w:left="567" w:hanging="567"/>
+      </w:pPr>
+      <w:r>
+        <w:rPr>
+          <w:b/>
+          <w:color w:val="00008B"/>
+          <w:sz w:val="20"/>
+        </w:rPr>
+        <w:t xml:space="preserve">[13] </w:t>
+      </w:r>
       <w:r>
         <w:rPr>
           <w:sz w:val="20"/>
         </w:rPr>
-        <w:t>Goodfellow, I., Bengio, Y., &amp; Courville, A. (2016). Deep learning. MIT Press.</w:t>
+        <w:t>J. Tak, A. Kantemur, Y. Sharma, and H. Xin, "A 3-D-printed W-band slotted waveguide array antenna optimized using machine learning," IEEE Antennas and Wireless Propagation Letters, vol. 17, no. 11, pp. 2008–2012, 2018.</w:t>
       </w:r>
     </w:p>
     <w:p>
       <w:pPr>
-        <w:spacing w:after="80" w:line="240" w:lineRule="auto"/>
-        <w:ind w:left="720" w:hanging="720"/>
-      </w:pPr>
+        <w:spacing w:after="80" w:line="276" w:lineRule="auto"/>
+        <w:ind w:left="567" w:hanging="567"/>
+      </w:pPr>
+      <w:r>
+        <w:rPr>
+          <w:b/>
+          <w:color w:val="00008B"/>
+          <w:sz w:val="20"/>
+        </w:rPr>
+        <w:t xml:space="preserve">[14] </w:t>
+      </w:r>
       <w:r>
         <w:rPr>
           <w:sz w:val="20"/>
         </w:rPr>
-        <w:t>Guo, H., Liang, Y. C., Chen, J., &amp; Larsson, E. G. (2020). Weighted sum-rate maximization for reconfigurable intelligent surface aided wireless networks. IEEE Transactions on Wireless Communications, 19(5), 3064–3076.</w:t>
+        <w:t>Y. Wu, Y. Lin, M. Li, and E. P. Li, "Deep learning-based antenna design and optimization: A review," IEEE Antennas and Propagation Magazine, vol. 63, no. 5, pp. 72–85, 2021.</w:t>
       </w:r>
     </w:p>
     <w:p>
       <w:pPr>
-        <w:spacing w:after="80" w:line="240" w:lineRule="auto"/>
-        <w:ind w:left="720" w:hanging="720"/>
-      </w:pPr>
+        <w:spacing w:after="80" w:line="276" w:lineRule="auto"/>
+        <w:ind w:left="567" w:hanging="567"/>
+      </w:pPr>
+      <w:r>
+        <w:rPr>
+          <w:b/>
+          <w:color w:val="00008B"/>
+          <w:sz w:val="20"/>
+        </w:rPr>
+        <w:t xml:space="preserve">[15] </w:t>
+      </w:r>
       <w:r>
         <w:rPr>
           <w:sz w:val="20"/>
         </w:rPr>
-        <w:t>Huang, C., Zappone, A., Alexandropoulos, G. C., Debbah, M., &amp; Yuen, C. (2019). Reconfigurable intelligent surfaces for energy efficiency in wireless communication. IEEE Transactions on Wireless Communications, 18(8), 4157–4170.</w:t>
+        <w:t>H. M. Yao, W. E. I. Sha, and L. Jiang, "Machine learning for antenna design: Methods and applications," Applied Sciences, vol. 12, no. 4, p. 2076, 2022.</w:t>
       </w:r>
     </w:p>
     <w:p>
       <w:pPr>
-        <w:spacing w:after="80" w:line="240" w:lineRule="auto"/>
-        <w:ind w:left="720" w:hanging="720"/>
-      </w:pPr>
+        <w:spacing w:after="80" w:line="276" w:lineRule="auto"/>
+        <w:ind w:left="567" w:hanging="567"/>
+      </w:pPr>
+      <w:r>
+        <w:rPr>
+          <w:b/>
+          <w:color w:val="00008B"/>
+          <w:sz w:val="20"/>
+        </w:rPr>
+        <w:t xml:space="preserve">[16] </w:t>
+      </w:r>
       <w:r>
         <w:rPr>
           <w:sz w:val="20"/>
         </w:rPr>
-        <w:t>Huang, C., Mo, R., &amp; Yuen, C. (2020). Reconfigurable intelligent surface assisted multi-user MISO systems exploiting deep reinforcement learning. IEEE Journal on Selected Areas in Communications, 38(8), 1839–1850.</w:t>
+        <w:t>D. Erricolo, P. Y. Chen, A. Rozhkova, E. Torabi, and H. Bagci, "Deep learning for electromagnetics: Opportunities and challenges," IEEE Antennas and Propagation Magazine, vol. 64, no. 3, pp. 46–57, 2022.</w:t>
       </w:r>
     </w:p>
     <w:p>
       <w:pPr>
-        <w:spacing w:after="80" w:line="240" w:lineRule="auto"/>
-        <w:ind w:left="720" w:hanging="720"/>
-      </w:pPr>
+        <w:spacing w:after="80" w:line="276" w:lineRule="auto"/>
+        <w:ind w:left="567" w:hanging="567"/>
+      </w:pPr>
+      <w:r>
+        <w:rPr>
+          <w:b/>
+          <w:color w:val="00008B"/>
+          <w:sz w:val="20"/>
+        </w:rPr>
+        <w:t xml:space="preserve">[17] </w:t>
+      </w:r>
       <w:r>
         <w:rPr>
           <w:sz w:val="20"/>
         </w:rPr>
-        <w:t>Kim, J., &amp; Poor, H. V. (2021). Physical layer security for RIS-assisted communications: Threats, countermeasures, and future directions. IEEE Wireless Communications, 28(6), 86–93.</w:t>
+        <w:t>E. Björnson, J. Hoydis, and L. Sanguinetti, "Massive MIMO networks: Spectral, energy, and hardware efficiency," Foundations and Trends in Signal Processing, vol. 11, no. 3-4, pp. 154–655, 2019.</w:t>
       </w:r>
     </w:p>
     <w:p>
       <w:pPr>
-        <w:spacing w:after="80" w:line="240" w:lineRule="auto"/>
-        <w:ind w:left="720" w:hanging="720"/>
-      </w:pPr>
+        <w:spacing w:after="80" w:line="276" w:lineRule="auto"/>
+        <w:ind w:left="567" w:hanging="567"/>
+      </w:pPr>
+      <w:r>
+        <w:rPr>
+          <w:b/>
+          <w:color w:val="00008B"/>
+          <w:sz w:val="20"/>
+        </w:rPr>
+        <w:t xml:space="preserve">[18] </w:t>
+      </w:r>
       <w:r>
         <w:rPr>
           <w:sz w:val="20"/>
         </w:rPr>
-        <w:t>Kim, S., Shim, B., &amp; Lee, J. (2021). Deep learning-based joint optimization of beamforming and RIS phase shifts. IEEE Transactions on Communications, 69(11), 7450–7463.</w:t>
+        <w:t>T. S. Rappaport, Y. Xing, O. Kanhere, S. Ju, A. Madanayake, and S. Mandal, "Wireless communications and applications above 100 GHz: Opportunities and challenges for 6G and beyond," IEEE Access, vol. 7, pp. 78729–78757, 2019.</w:t>
       </w:r>
     </w:p>
     <w:p>
       <w:pPr>
-        <w:spacing w:after="80" w:line="240" w:lineRule="auto"/>
-        <w:ind w:left="720" w:hanging="720"/>
-      </w:pPr>
+        <w:spacing w:after="80" w:line="276" w:lineRule="auto"/>
+        <w:ind w:left="567" w:hanging="567"/>
+      </w:pPr>
+      <w:r>
+        <w:rPr>
+          <w:b/>
+          <w:color w:val="00008B"/>
+          <w:sz w:val="20"/>
+        </w:rPr>
+        <w:t xml:space="preserve">[19] </w:t>
+      </w:r>
       <w:r>
         <w:rPr>
           <w:sz w:val="20"/>
         </w:rPr>
-        <w:t>Koziel, S., &amp; Bandler, J. W. (2022). Machine learning for accelerated antenna design and optimization. IEEE Antennas and Propagation Magazine, 64(4), 60–72.</w:t>
+        <w:t>B. D. Van Veen and K. M. Buckley, "Beamforming: A versatile approach to spatial filtering," IEEE ASSP Magazine, vol. 5, no. 2, pp. 4–24, 1988.</w:t>
       </w:r>
     </w:p>
     <w:p>
       <w:pPr>
-        <w:spacing w:after="80" w:line="240" w:lineRule="auto"/>
-        <w:ind w:left="720" w:hanging="720"/>
-      </w:pPr>
+        <w:spacing w:after="80" w:line="276" w:lineRule="auto"/>
+        <w:ind w:left="567" w:hanging="567"/>
+      </w:pPr>
+      <w:r>
+        <w:rPr>
+          <w:b/>
+          <w:color w:val="00008B"/>
+          <w:sz w:val="20"/>
+        </w:rPr>
+        <w:t xml:space="preserve">[20] </w:t>
+      </w:r>
       <w:r>
         <w:rPr>
           <w:sz w:val="20"/>
         </w:rPr>
-        <w:t>Kuruvatti, N. P., Habibi, M. A., Partani, S., Han, B., Fellan, A., &amp; Schotten, H. D. (2022). Empowering 6G communication systems with digital twin technology. IEEE Access, 10, 112158–112170.</w:t>
+        <w:t>W. Xia, G. Zheng, Y. Zhu, J. Zhang, J. Wang, and A. P. Petropulu, "A deep learning framework for optimization of MISO downlink beamforming," IEEE Transactions on Communications, vol. 68, no. 3, pp. 1866–1880, 2020.</w:t>
       </w:r>
     </w:p>
     <w:p>
       <w:pPr>
-        <w:spacing w:after="80" w:line="240" w:lineRule="auto"/>
-        <w:ind w:left="720" w:hanging="720"/>
-      </w:pPr>
+        <w:spacing w:after="80" w:line="276" w:lineRule="auto"/>
+        <w:ind w:left="567" w:hanging="567"/>
+      </w:pPr>
+      <w:r>
+        <w:rPr>
+          <w:b/>
+          <w:color w:val="00008B"/>
+          <w:sz w:val="20"/>
+        </w:rPr>
+        <w:t xml:space="preserve">[21] </w:t>
+      </w:r>
       <w:r>
         <w:rPr>
           <w:sz w:val="20"/>
         </w:rPr>
-        <w:t>Letaief, K. B., Shi, Y., Lu, J., &amp; Lu, J. (2022). Edge artificial intelligence for 6G: Vision, enabling technologies, and applications. IEEE Journal on Selected Areas in Communications, 40(1), 5–36.</w:t>
+        <w:t>M. Giordani, M. Polese, M. Mezzavilla, S. Rangan, and M. Zorzi, "Toward 6G networks: Use cases and technologies," IEEE Communications Magazine, vol. 58, no. 3, pp. 55–61, 2019.</w:t>
       </w:r>
     </w:p>
     <w:p>
       <w:pPr>
-        <w:spacing w:after="80" w:line="240" w:lineRule="auto"/>
-        <w:ind w:left="720" w:hanging="720"/>
-      </w:pPr>
+        <w:spacing w:after="80" w:line="276" w:lineRule="auto"/>
+        <w:ind w:left="567" w:hanging="567"/>
+      </w:pPr>
+      <w:r>
+        <w:rPr>
+          <w:b/>
+          <w:color w:val="00008B"/>
+          <w:sz w:val="20"/>
+        </w:rPr>
+        <w:t xml:space="preserve">[22] </w:t>
+      </w:r>
       <w:r>
         <w:rPr>
           <w:sz w:val="20"/>
         </w:rPr>
-        <w:t>Li, S., Duo, B., Yuan, X., Liang, Y. C., &amp; Di Renzo, M. (2021). Reconfigurable intelligent surface assisted UAV communication: Joint trajectory design and passive beamforming. IEEE Wireless Communications Letters, 9(5), 716–720.</w:t>
+        <w:t>A. Alkhateeb, S. Alex, P. Varber, and R. W. Heath, "Deep learning coordinated beamforming for highly-mobile millimeter wave systems," IEEE Access, vol. 6, pp. 37328–37348, 2018.</w:t>
       </w:r>
     </w:p>
     <w:p>
       <w:pPr>
-        <w:spacing w:after="80" w:line="240" w:lineRule="auto"/>
-        <w:ind w:left="720" w:hanging="720"/>
-      </w:pPr>
+        <w:spacing w:after="80" w:line="276" w:lineRule="auto"/>
+        <w:ind w:left="567" w:hanging="567"/>
+      </w:pPr>
+      <w:r>
+        <w:rPr>
+          <w:b/>
+          <w:color w:val="00008B"/>
+          <w:sz w:val="20"/>
+        </w:rPr>
+        <w:t xml:space="preserve">[23] </w:t>
+      </w:r>
       <w:r>
         <w:rPr>
           <w:sz w:val="20"/>
         </w:rPr>
-        <w:t>Liu, F., Cui, Y., Masouros, C., Xu, J., Han, T. X., Eldar, Y. C., &amp; Buzzi, S. (2022). Integrated sensing and communications: Toward dual-functional wireless networks for 6G and beyond. IEEE Journal on Selected Areas in Communications, 40(6), 1728–1767.</w:t>
+        <w:t>A. M. Elbir and A. K. Papazafeiropoulos, "Hybrid precoding for multiuser millimeter wave massive MIMO systems: A deep learning approach," IEEE Transactions on Vehicular Technology, vol. 69, no. 1, pp. 552–563, 2020.</w:t>
       </w:r>
     </w:p>
     <w:p>
       <w:pPr>
-        <w:spacing w:after="80" w:line="240" w:lineRule="auto"/>
-        <w:ind w:left="720" w:hanging="720"/>
-      </w:pPr>
+        <w:spacing w:after="80" w:line="276" w:lineRule="auto"/>
+        <w:ind w:left="567" w:hanging="567"/>
+      </w:pPr>
+      <w:r>
+        <w:rPr>
+          <w:b/>
+          <w:color w:val="00008B"/>
+          <w:sz w:val="20"/>
+        </w:rPr>
+        <w:t xml:space="preserve">[24] </w:t>
+      </w:r>
       <w:r>
         <w:rPr>
           <w:sz w:val="20"/>
         </w:rPr>
-        <w:t>Liu, Y., Liu, X., Mu, X., Hou, T., Xu, J., Di Renzo, M., &amp; Al-Dhahir, N. (2021). Reconfigurable intelligent surfaces: Principles and opportunities. IEEE Communications Surveys &amp; Tutorials, 23(3), 1546–1577.</w:t>
+        <w:t>I. F. Akyildiz, A. Kak, and S. Nie, "6G and beyond: The future of wireless communications systems," IEEE Access, vol. 8, pp. 133995–134030, 2022.</w:t>
       </w:r>
     </w:p>
     <w:p>
       <w:pPr>
-        <w:spacing w:after="80" w:line="240" w:lineRule="auto"/>
-        <w:ind w:left="720" w:hanging="720"/>
-      </w:pPr>
+        <w:spacing w:after="80" w:line="276" w:lineRule="auto"/>
+        <w:ind w:left="567" w:hanging="567"/>
+      </w:pPr>
+      <w:r>
+        <w:rPr>
+          <w:b/>
+          <w:color w:val="00008B"/>
+          <w:sz w:val="20"/>
+        </w:rPr>
+        <w:t xml:space="preserve">[25] </w:t>
+      </w:r>
       <w:r>
         <w:rPr>
           <w:sz w:val="20"/>
         </w:rPr>
-        <w:t>Mu, X., Liu, Y., Xu, L., Schober, R., &amp; Poor, H. V. (2022). Simultaneously transmitting and reflecting (STAR) RIS aided wireless communications. IEEE Transactions on Wireless Communications, 21(5), 3083–3098.</w:t>
+        <w:t>K. Sengupta, T. Nagatsuma, and D. M. Mittleman, "Terahertz integrated electronic and hybrid electronic–photonic systems," Nature Electronics, vol. 1, no. 12, pp. 622–635, 2018.</w:t>
       </w:r>
     </w:p>
     <w:p>
       <w:pPr>
-        <w:spacing w:after="80" w:line="240" w:lineRule="auto"/>
-        <w:ind w:left="720" w:hanging="720"/>
-      </w:pPr>
+        <w:spacing w:after="80" w:line="276" w:lineRule="auto"/>
+        <w:ind w:left="567" w:hanging="567"/>
+      </w:pPr>
+      <w:r>
+        <w:rPr>
+          <w:b/>
+          <w:color w:val="00008B"/>
+          <w:sz w:val="20"/>
+        </w:rPr>
+        <w:t xml:space="preserve">[26] </w:t>
+      </w:r>
       <w:r>
         <w:rPr>
           <w:sz w:val="20"/>
         </w:rPr>
-        <w:t>Nguyen, K. K., Duong, T. Q., Vien, N. A., Le-Khac, N. A., &amp; Nguyen, M. N. (2022). Real-time optimized clustering and caching for 6G intelligent reflecting surface-assisted communications. IEEE Transactions on Wireless Communications, 21(7), 5089–5103.</w:t>
+        <w:t>H. Singh, B. S. Sohi, and A. Gupta, "Designing and optimization of broadband planar THz antenna using machine learning approach," Optik, vol. 246, p. 167855, 2021.</w:t>
       </w:r>
     </w:p>
     <w:p>
       <w:pPr>
-        <w:spacing w:after="80" w:line="240" w:lineRule="auto"/>
-        <w:ind w:left="720" w:hanging="720"/>
-      </w:pPr>
+        <w:spacing w:after="80" w:line="276" w:lineRule="auto"/>
+        <w:ind w:left="567" w:hanging="567"/>
+      </w:pPr>
+      <w:r>
+        <w:rPr>
+          <w:b/>
+          <w:color w:val="00008B"/>
+          <w:sz w:val="20"/>
+        </w:rPr>
+        <w:t xml:space="preserve">[27] </w:t>
+      </w:r>
       <w:r>
         <w:rPr>
           <w:sz w:val="20"/>
         </w:rPr>
-        <w:t>Pan, C., Ren, H., Wang, K., Xu, W., Elkashlan, M., Nallanathan, A., &amp; Hanzo, L. (2021). Multicell MIMO communications relying on intelligent reflecting surfaces. IEEE Transactions on Wireless Communications, 19(8), 5218–5233.</w:t>
+        <w:t>M. Dashti and M. H. Neshati, "Graphene-based reconfigurable THz antenna: A comprehensive review," IEEE Access, vol. 10, pp. 14853–14870, 2022.</w:t>
       </w:r>
     </w:p>
     <w:p>
       <w:pPr>
-        <w:spacing w:after="80" w:line="240" w:lineRule="auto"/>
-        <w:ind w:left="720" w:hanging="720"/>
-      </w:pPr>
+        <w:spacing w:after="80" w:line="276" w:lineRule="auto"/>
+        <w:ind w:left="567" w:hanging="567"/>
+      </w:pPr>
+      <w:r>
+        <w:rPr>
+          <w:b/>
+          <w:color w:val="00008B"/>
+          <w:sz w:val="20"/>
+        </w:rPr>
+        <w:t xml:space="preserve">[28] </w:t>
+      </w:r>
       <w:r>
         <w:rPr>
           <w:sz w:val="20"/>
         </w:rPr>
-        <w:t>Rappaport, T. S., Xing, Y., Kanhere, O., Ju, S., Madanayake, A., Mandal, S., ... &amp; Trichopoulos, G. C. (2019). Wireless communications and applications above 100 GHz: Opportunities and challenges for 6G and beyond. IEEE Access, 7, 78729–78757.</w:t>
+        <w:t>J. M. Jornet and I. F. Akyildiz, "Graphene-based plasmonic nano-antenna for terahertz band communication in nanonetworks," IEEE Journal on Selected Areas in Communications, vol. 31, no. 12, pp. 685–694, 2023.</w:t>
       </w:r>
     </w:p>
     <w:p>
       <w:pPr>
-        <w:spacing w:after="80" w:line="240" w:lineRule="auto"/>
-        <w:ind w:left="720" w:hanging="720"/>
-      </w:pPr>
+        <w:spacing w:after="80" w:line="276" w:lineRule="auto"/>
+        <w:ind w:left="567" w:hanging="567"/>
+      </w:pPr>
+      <w:r>
+        <w:rPr>
+          <w:b/>
+          <w:color w:val="00008B"/>
+          <w:sz w:val="20"/>
+        </w:rPr>
+        <w:t xml:space="preserve">[29] </w:t>
+      </w:r>
       <w:r>
         <w:rPr>
           <w:sz w:val="20"/>
         </w:rPr>
-        <w:t>Sarieddeen, H., Saeed, N., Al-Naffouri, T. Y., &amp; Alouini, M. S. (2021). Next generation terahertz communications: A rendezvous of sensing, imaging, and localization. IEEE Communications Magazine, 58(5), 69–75.</w:t>
+        <w:t>Q. Wu and R. Zhang, "Towards smart and reconfigurable environment: Intelligent reflecting surface aided wireless network," IEEE Communications Magazine, vol. 58, no. 1, pp. 106–112, 2020.</w:t>
       </w:r>
     </w:p>
     <w:p>
       <w:pPr>
-        <w:spacing w:after="80" w:line="240" w:lineRule="auto"/>
-        <w:ind w:left="720" w:hanging="720"/>
-      </w:pPr>
+        <w:spacing w:after="80" w:line="276" w:lineRule="auto"/>
+        <w:ind w:left="567" w:hanging="567"/>
+      </w:pPr>
+      <w:r>
+        <w:rPr>
+          <w:b/>
+          <w:color w:val="00008B"/>
+          <w:sz w:val="20"/>
+        </w:rPr>
+        <w:t xml:space="preserve">[30] </w:t>
+      </w:r>
       <w:r>
         <w:rPr>
           <w:sz w:val="20"/>
         </w:rPr>
-        <w:t>Sharma, P., Tiwari, R. N., Singh, P., Kumar, P., &amp; Kanaujia, B. K. (2022). MIMO antennas: Design approaches, techniques, and applications. Sensors, 22(20), 7813.</w:t>
+        <w:t>A. Taha, M. Alrabeiah, and A. Alkhateeb, "Enabling large intelligent surfaces with compressive sensing and deep learning," IEEE Access, vol. 9, pp. 44304–44321, 2021.</w:t>
       </w:r>
     </w:p>
     <w:p>
       <w:pPr>
-        <w:spacing w:after="80" w:line="240" w:lineRule="auto"/>
-        <w:ind w:left="720" w:hanging="720"/>
-      </w:pPr>
+        <w:spacing w:after="80" w:line="276" w:lineRule="auto"/>
+        <w:ind w:left="567" w:hanging="567"/>
+      </w:pPr>
+      <w:r>
+        <w:rPr>
+          <w:b/>
+          <w:color w:val="00008B"/>
+          <w:sz w:val="20"/>
+        </w:rPr>
+        <w:t xml:space="preserve">[31] </w:t>
+      </w:r>
       <w:r>
         <w:rPr>
           <w:sz w:val="20"/>
         </w:rPr>
-        <w:t>Sutton, R. S., &amp; Barto, A. G. (2018). Reinforcement learning: An introduction (2nd ed.). MIT Press.</w:t>
+        <w:t>Z. He and X. Yuan, "Cascaded channel estimation for large intelligent metasurface assisted massive MIMO," IEEE Wireless Communications Letters, vol. 9, no. 2, pp. 210–214, 2021.</w:t>
       </w:r>
     </w:p>
     <w:p>
       <w:pPr>
-        <w:spacing w:after="80" w:line="240" w:lineRule="auto"/>
-        <w:ind w:left="720" w:hanging="720"/>
-      </w:pPr>
+        <w:spacing w:after="80" w:line="276" w:lineRule="auto"/>
+        <w:ind w:left="567" w:hanging="567"/>
+      </w:pPr>
+      <w:r>
+        <w:rPr>
+          <w:b/>
+          <w:color w:val="00008B"/>
+          <w:sz w:val="20"/>
+        </w:rPr>
+        <w:t xml:space="preserve">[32] </w:t>
+      </w:r>
       <w:r>
         <w:rPr>
           <w:sz w:val="20"/>
         </w:rPr>
-        <w:t>Taha, A., Alrabeiah, M., &amp; Alkhateeb, A. (2021). Enabling large intelligent surfaces with compressive sensing and deep learning. IEEE Access, 9, 44304–44321.</w:t>
+        <w:t>G. C. Alexandropoulos, K. Stylianopoulos, C. Huang, C. Yuen, M. Bennis, and M. Debbah, "Pervasive machine learning for smart radio environments enabled by reconfigurable intelligent surfaces," Proceedings of the IEEE, vol. 110, no. 9, pp. 1494–1525, 2020.</w:t>
       </w:r>
     </w:p>
     <w:p>
       <w:pPr>
-        <w:spacing w:after="80" w:line="240" w:lineRule="auto"/>
-        <w:ind w:left="720" w:hanging="720"/>
-      </w:pPr>
+        <w:spacing w:after="80" w:line="276" w:lineRule="auto"/>
+        <w:ind w:left="567" w:hanging="567"/>
+      </w:pPr>
+      <w:r>
+        <w:rPr>
+          <w:b/>
+          <w:color w:val="00008B"/>
+          <w:sz w:val="20"/>
+        </w:rPr>
+        <w:t xml:space="preserve">[33] </w:t>
+      </w:r>
       <w:r>
         <w:rPr>
           <w:sz w:val="20"/>
         </w:rPr>
-        <w:t>Tariq, F., Khandaker, M. R., Wong, K. K., Imran, M. A., Bennis, M., &amp; Debbah, M. (2020). A speculative study on 6G. IEEE Wireless Communications, 27(4), 118–125.</w:t>
+        <w:t>C. Huang, R. Mo, and C. Yuen, "Reconfigurable intelligent surface assisted multi-user MISO systems exploiting deep reinforcement learning," IEEE Journal on Selected Areas in Communications, vol. 38, no. 8, pp. 1839–1850, 2020.</w:t>
       </w:r>
     </w:p>
     <w:p>
       <w:pPr>
-        <w:spacing w:after="80" w:line="240" w:lineRule="auto"/>
-        <w:ind w:left="720" w:hanging="720"/>
-      </w:pPr>
+        <w:spacing w:after="80" w:line="276" w:lineRule="auto"/>
+        <w:ind w:left="567" w:hanging="567"/>
+      </w:pPr>
+      <w:r>
+        <w:rPr>
+          <w:b/>
+          <w:color w:val="00008B"/>
+          <w:sz w:val="20"/>
+        </w:rPr>
+        <w:t xml:space="preserve">[34] </w:t>
+      </w:r>
       <w:r>
         <w:rPr>
           <w:sz w:val="20"/>
         </w:rPr>
-        <w:t>Wang, S., Li, T., Zhao, J., Liu, Y., &amp; Li, G. Y. (2023). Generative AI for wireless communications: Technologies, applications, and opportunities. IEEE Network, 37(5), 116–123.</w:t>
+        <w:t>K. Feng, Q. Wang, X. Li, and C. K. Wen, "Deep reinforcement learning based intelligent reflecting surface optimization for MISO communication systems," IEEE Wireless Communications Letters, vol. 9, no. 5, pp. 745–749, 2020.</w:t>
       </w:r>
     </w:p>
     <w:p>
       <w:pPr>
-        <w:spacing w:after="80" w:line="240" w:lineRule="auto"/>
-        <w:ind w:left="720" w:hanging="720"/>
-      </w:pPr>
+        <w:spacing w:after="80" w:line="276" w:lineRule="auto"/>
+        <w:ind w:left="567" w:hanging="567"/>
+      </w:pPr>
+      <w:r>
+        <w:rPr>
+          <w:b/>
+          <w:color w:val="00008B"/>
+          <w:sz w:val="20"/>
+        </w:rPr>
+        <w:t xml:space="preserve">[35] </w:t>
+      </w:r>
       <w:r>
         <w:rPr>
           <w:sz w:val="20"/>
         </w:rPr>
-        <w:t>Wu, Q., &amp; Zhang, R. (2020). Towards smart and reconfigurable environment: Intelligent reflecting surface aided wireless network. IEEE Communications Magazine, 58(1), 106–112.</w:t>
+        <w:t>H. Yang, Z. Xiong, J. Zhao, D. Niyato, L. Xiao, and Q. Wu, "Deep reinforcement learning-based intelligent reflecting surface for secure wireless communications," IEEE Transactions on Wireless Communications, vol. 20, no. 1, pp. 375–388, 2021.</w:t>
       </w:r>
     </w:p>
     <w:p>
       <w:pPr>
-        <w:spacing w:after="80" w:line="240" w:lineRule="auto"/>
-        <w:ind w:left="720" w:hanging="720"/>
-      </w:pPr>
+        <w:spacing w:after="80" w:line="276" w:lineRule="auto"/>
+        <w:ind w:left="567" w:hanging="567"/>
+      </w:pPr>
+      <w:r>
+        <w:rPr>
+          <w:b/>
+          <w:color w:val="00008B"/>
+          <w:sz w:val="20"/>
+        </w:rPr>
+        <w:t xml:space="preserve">[36] </w:t>
+      </w:r>
       <w:r>
         <w:rPr>
           <w:sz w:val="20"/>
         </w:rPr>
-        <w:t>Wu, Y., Lin, Y., Li, M., &amp; Li, E. P. (2021). Deep learning-based antenna design and optimization: A review. IEEE Antennas and Propagation Magazine, 63(5), 72–85.</w:t>
+        <w:t>G. Lee, M. Jung, A. T. Z. Kasgari, W. Saad, and M. Bennis, "Deep reinforcement learning for energy-efficient networking with reconfigurable intelligent surfaces," ICC 2020—IEEE International Conference on Communications, pp. 1–6, 2020.</w:t>
       </w:r>
     </w:p>
     <w:p>
       <w:pPr>
-        <w:spacing w:after="80" w:line="240" w:lineRule="auto"/>
-        <w:ind w:left="720" w:hanging="720"/>
-      </w:pPr>
+        <w:spacing w:after="80" w:line="276" w:lineRule="auto"/>
+        <w:ind w:left="567" w:hanging="567"/>
+      </w:pPr>
+      <w:r>
+        <w:rPr>
+          <w:b/>
+          <w:color w:val="00008B"/>
+          <w:sz w:val="20"/>
+        </w:rPr>
+        <w:t xml:space="preserve">[37] </w:t>
+      </w:r>
       <w:r>
         <w:rPr>
           <w:sz w:val="20"/>
         </w:rPr>
-        <w:t>Xia, W., Zheng, G., Zhu, Y., Zhang, J., Wang, J., &amp; Petropulu, A. P. (2020). A deep learning framework for optimization of MISO downlink beamforming. IEEE Transactions on Communications, 68(3), 1866–1880.</w:t>
+        <w:t>K. K. Nguyen, T. Q. Duong, N. A. Vien, N. A. Le-Khac, and M. N. Nguyen, "Real-time optimized clustering and caching for 6G intelligent reflecting surface-assisted communications," IEEE Transactions on Wireless Communications, vol. 21, no. 7, pp. 5089–5103, 2022.</w:t>
       </w:r>
     </w:p>
     <w:p>
       <w:pPr>
-        <w:spacing w:after="80" w:line="240" w:lineRule="auto"/>
-        <w:ind w:left="720" w:hanging="720"/>
-      </w:pPr>
+        <w:spacing w:after="80" w:line="276" w:lineRule="auto"/>
+        <w:ind w:left="567" w:hanging="567"/>
+      </w:pPr>
+      <w:r>
+        <w:rPr>
+          <w:b/>
+          <w:color w:val="00008B"/>
+          <w:sz w:val="20"/>
+        </w:rPr>
+        <w:t xml:space="preserve">[38] </w:t>
+      </w:r>
       <w:r>
         <w:rPr>
           <w:sz w:val="20"/>
         </w:rPr>
-        <w:t>Xu, J., Kang, Y., &amp; Tao, X. (2022). Multi-agent deep reinforcement learning for RIS-assisted multi-user MISO systems. IEEE Transactions on Cognitive Communications and Networking, 8(4), 1872–1885.</w:t>
+        <w:t>J. Xu, Y. Kang, and X. Tao, "Multi-agent deep reinforcement learning for RIS-assisted multi-user MISO systems," IEEE Transactions on Cognitive Communications and Networking, vol. 8, no. 4, pp. 1872–1885, 2022.</w:t>
       </w:r>
     </w:p>
     <w:p>
       <w:pPr>
-        <w:spacing w:after="80" w:line="240" w:lineRule="auto"/>
-        <w:ind w:left="720" w:hanging="720"/>
-      </w:pPr>
+        <w:spacing w:after="80" w:line="276" w:lineRule="auto"/>
+        <w:ind w:left="567" w:hanging="567"/>
+      </w:pPr>
+      <w:r>
+        <w:rPr>
+          <w:b/>
+          <w:color w:val="00008B"/>
+          <w:sz w:val="20"/>
+        </w:rPr>
+        <w:t xml:space="preserve">[39] </w:t>
+      </w:r>
       <w:r>
         <w:rPr>
           <w:sz w:val="20"/>
         </w:rPr>
-        <w:t>Yang, H., Xiong, Z., Zhao, J., Niyato, D., Xiao, L., &amp; Wu, Q. (2021). Deep reinforcement learning-based intelligent reflecting surface for secure wireless communications. IEEE Transactions on Wireless Communications, 20(1), 375–388.</w:t>
+        <w:t>S. Zhang and L. Dai, "Joint beamforming optimization for intelligent reflecting surface-aided communications," IEEE Transactions on Communications, vol. 69, no. 3, pp. 2020–2033, 2021.</w:t>
       </w:r>
     </w:p>
     <w:p>
       <w:pPr>
-        <w:spacing w:after="80" w:line="240" w:lineRule="auto"/>
-        <w:ind w:left="720" w:hanging="720"/>
-      </w:pPr>
+        <w:spacing w:after="80" w:line="276" w:lineRule="auto"/>
+        <w:ind w:left="567" w:hanging="567"/>
+      </w:pPr>
+      <w:r>
+        <w:rPr>
+          <w:b/>
+          <w:color w:val="00008B"/>
+          <w:sz w:val="20"/>
+        </w:rPr>
+        <w:t xml:space="preserve">[40] </w:t>
+      </w:r>
       <w:r>
         <w:rPr>
           <w:sz w:val="20"/>
         </w:rPr>
-        <w:t>Yang, Q., Liu, Y., Chen, T., &amp; Tong, Y. (2020). Federated machine learning: Concept and applications. ACM Transactions on Intelligent Systems and Technology, 10(2), 1–19.</w:t>
+        <w:t>S. Kim, B. Shim, and J. Lee, "Deep learning-based joint optimization of beamforming and RIS phase shifts," IEEE Transactions on Communications, vol. 69, no. 11, pp. 7450–7463, 2021.</w:t>
       </w:r>
     </w:p>
     <w:p>
       <w:pPr>
-        <w:spacing w:after="80" w:line="240" w:lineRule="auto"/>
-        <w:ind w:left="720" w:hanging="720"/>
-      </w:pPr>
+        <w:spacing w:after="80" w:line="276" w:lineRule="auto"/>
+        <w:ind w:left="567" w:hanging="567"/>
+      </w:pPr>
+      <w:r>
+        <w:rPr>
+          <w:b/>
+          <w:color w:val="00008B"/>
+          <w:sz w:val="20"/>
+        </w:rPr>
+        <w:t xml:space="preserve">[41] </w:t>
+      </w:r>
       <w:r>
         <w:rPr>
           <w:sz w:val="20"/>
         </w:rPr>
-        <w:t>Yao, H. M., Sha, W. E. I., &amp; Jiang, L. (2022). Machine learning for antenna design: Methods and applications. Applied Sciences, 12(4), 2076.</w:t>
+        <w:t>H. Sarieddeen, N. Saeed, T. Y. Al-Naffouri, and M. S. Alouini, "Next generation terahertz communications: A rendezvous of sensing, imaging, and localization," IEEE Communications Magazine, vol. 58, no. 5, pp. 69–75, 2021.</w:t>
       </w:r>
     </w:p>
     <w:p>
       <w:pPr>
-        <w:spacing w:after="80" w:line="240" w:lineRule="auto"/>
-        <w:ind w:left="720" w:hanging="720"/>
-      </w:pPr>
+        <w:spacing w:after="80" w:line="276" w:lineRule="auto"/>
+        <w:ind w:left="567" w:hanging="567"/>
+      </w:pPr>
+      <w:r>
+        <w:rPr>
+          <w:b/>
+          <w:color w:val="00008B"/>
+          <w:sz w:val="20"/>
+        </w:rPr>
+        <w:t xml:space="preserve">[42] </w:t>
+      </w:r>
       <w:r>
         <w:rPr>
           <w:sz w:val="20"/>
         </w:rPr>
-        <w:t>Zhang, S., &amp; Dai, L. (2021). Joint beamforming optimization for intelligent reflecting surface-aided communications. IEEE Transactions on Communications, 69(3), 2020–2033.</w:t>
+        <w:t>B. Zheng and R. Zhang, "Intelligent reflecting surface-enhanced OFDM: Channel estimation and reflection optimization," IEEE Wireless Communications Letters, vol. 9, no. 4, pp. 518–522, 2022.</w:t>
       </w:r>
     </w:p>
     <w:p>
       <w:pPr>
-        <w:spacing w:after="80" w:line="240" w:lineRule="auto"/>
-        <w:ind w:left="720" w:hanging="720"/>
-      </w:pPr>
+        <w:spacing w:after="80" w:line="276" w:lineRule="auto"/>
+        <w:ind w:left="567" w:hanging="567"/>
+      </w:pPr>
+      <w:r>
+        <w:rPr>
+          <w:b/>
+          <w:color w:val="00008B"/>
+          <w:sz w:val="20"/>
+        </w:rPr>
+        <w:t xml:space="preserve">[43] </w:t>
+      </w:r>
       <w:r>
         <w:rPr>
           <w:sz w:val="20"/>
         </w:rPr>
-        <w:t>Zheng, B., &amp; Zhang, R. (2022). Intelligent reflecting surface-enhanced OFDM: Channel estimation and reflection optimization. IEEE Wireless Communications Letters, 9(4), 518–522.</w:t>
+        <w:t>Q. Yang, Y. Liu, T. Chen, and Y. Tong, "Federated machine learning: Concept and applications," ACM Transactions on Intelligent Systems and Technology, vol. 10, no. 2, pp. 1–19, 2020.</w:t>
       </w:r>
     </w:p>
     <w:sectPr>
